--- a/Computer repair system documentation.docx
+++ b/Computer repair system documentation.docx
@@ -33,14 +33,17 @@
       <w:sdtContent>
         <w:p>
           <w:pPr>
-            <w:pStyle w:val="668"/>
+            <w:pStyle w:val="888"/>
             <w:pBdr/>
             <w:tabs>
               <w:tab w:val="right" w:leader="dot" w:pos="9360"/>
             </w:tabs>
             <w:spacing/>
             <w:ind/>
-            <w:rPr/>
+            <w:rPr>
+              <w:b/>
+              <w:bCs/>
+            </w:rPr>
           </w:pPr>
           <w:r>
             <w:fldChar w:fldCharType="begin"/>
@@ -55,18 +58,22 @@
           <w:hyperlink w:tooltip="#_Toc1" w:anchor="_Toc1" w:history="1">
             <w:r>
               <w:rPr>
-                <w:rStyle w:val="187"/>
+                <w:rStyle w:val="871"/>
               </w:rPr>
             </w:r>
             <w:r>
               <w:rPr>
-                <w:rStyle w:val="187"/>
+                <w:rStyle w:val="871"/>
+                <w:b/>
+                <w:bCs/>
               </w:rPr>
               <w:t xml:space="preserve">Introduction</w:t>
             </w:r>
             <w:r>
               <w:rPr>
-                <w:rStyle w:val="187"/>
+                <w:rStyle w:val="871"/>
+                <w:b/>
+                <w:bCs/>
               </w:rPr>
             </w:r>
             <w:r>
@@ -80,36 +87,46 @@
               <w:fldChar w:fldCharType="end"/>
             </w:r>
           </w:hyperlink>
-          <w:r/>
+          <w:r>
+            <w:rPr>
+              <w:b/>
+              <w:bCs/>
+            </w:rPr>
+          </w:r>
         </w:p>
         <w:p>
           <w:pPr>
-            <w:pStyle w:val="190"/>
+            <w:pStyle w:val="888"/>
             <w:pBdr/>
             <w:tabs>
               <w:tab w:val="right" w:leader="dot" w:pos="9360"/>
             </w:tabs>
-            <w:bidi w:val="false"/>
             <w:spacing/>
             <w:ind/>
-            <w:rPr/>
+            <w:rPr>
+              <w:b/>
+              <w:bCs/>
+            </w:rPr>
           </w:pPr>
           <w:hyperlink w:tooltip="#_Toc2" w:anchor="_Toc2" w:history="1">
             <w:r>
               <w:rPr>
-                <w:rStyle w:val="187"/>
+                <w:rStyle w:val="871"/>
               </w:rPr>
             </w:r>
             <w:r>
               <w:rPr>
-                <w:rStyle w:val="187"/>
-                <w:lang w:val="en-US"/>
+                <w:rStyle w:val="871"/>
+                <w:b/>
+                <w:bCs/>
               </w:rPr>
-              <w:t xml:space="preserve">Modules</w:t>
+              <w:t xml:space="preserve">Tech Stack</w:t>
             </w:r>
             <w:r>
               <w:rPr>
-                <w:rStyle w:val="187"/>
+                <w:rStyle w:val="871"/>
+                <w:b/>
+                <w:bCs/>
               </w:rPr>
             </w:r>
             <w:r>
@@ -123,11 +140,16 @@
               <w:fldChar w:fldCharType="end"/>
             </w:r>
           </w:hyperlink>
-          <w:r/>
+          <w:r>
+            <w:rPr>
+              <w:b/>
+              <w:bCs/>
+            </w:rPr>
+          </w:r>
         </w:p>
         <w:p>
           <w:pPr>
-            <w:pStyle w:val="668"/>
+            <w:pStyle w:val="888"/>
             <w:pBdr/>
             <w:tabs>
               <w:tab w:val="right" w:leader="dot" w:pos="9360"/>
@@ -135,11 +157,233 @@
             <w:bidi w:val="false"/>
             <w:spacing/>
             <w:ind/>
-            <w:rPr/>
+            <w:rPr>
+              <w:b/>
+              <w:bCs/>
+            </w:rPr>
           </w:pPr>
-          <w:r/>
-          <w:r/>
-          <w:r/>
+          <w:hyperlink w:tooltip="#_Toc3" w:anchor="_Toc3" w:history="1">
+            <w:r>
+              <w:rPr>
+                <w:rStyle w:val="871"/>
+              </w:rPr>
+            </w:r>
+            <w:r>
+              <w:rPr>
+                <w:rStyle w:val="871"/>
+                <w:b/>
+                <w:bCs/>
+                <w:lang w:val="en-US"/>
+              </w:rPr>
+              <w:t xml:space="preserve">Modules</w:t>
+            </w:r>
+            <w:r>
+              <w:rPr>
+                <w:rStyle w:val="871"/>
+                <w:b/>
+                <w:bCs/>
+              </w:rPr>
+            </w:r>
+            <w:r>
+              <w:tab/>
+            </w:r>
+            <w:r>
+              <w:fldChar w:fldCharType="begin"/>
+              <w:instrText xml:space="preserve">PAGEREF _Toc3 \h</w:instrText>
+              <w:fldChar w:fldCharType="separate"/>
+              <w:t xml:space="preserve">4</w:t>
+              <w:fldChar w:fldCharType="end"/>
+            </w:r>
+          </w:hyperlink>
+          <w:r>
+            <w:rPr>
+              <w:b/>
+              <w:bCs/>
+            </w:rPr>
+          </w:r>
+        </w:p>
+        <w:p>
+          <w:pPr>
+            <w:pStyle w:val="888"/>
+            <w:suppressLineNumbers w:val="false"/>
+            <w:pBdr/>
+            <w:tabs>
+              <w:tab w:val="right" w:leader="dot" w:pos="9360"/>
+            </w:tabs>
+            <w:bidi w:val="false"/>
+            <w:spacing/>
+            <w:ind/>
+            <w:rPr>
+              <w:b/>
+              <w:bCs/>
+            </w:rPr>
+          </w:pPr>
+          <w:hyperlink w:tooltip="#_Toc4" w:anchor="_Toc4" w:history="1">
+            <w:r>
+              <w:rPr>
+                <w:rStyle w:val="871"/>
+              </w:rPr>
+            </w:r>
+            <w:r>
+              <w:rPr>
+                <w:rStyle w:val="871"/>
+                <w:b/>
+                <w:bCs/>
+                <w:lang w:val="en-US"/>
+              </w:rPr>
+              <w:t xml:space="preserve">Main p</w:t>
+            </w:r>
+            <w:r>
+              <w:rPr>
+                <w:rStyle w:val="871"/>
+                <w:b/>
+                <w:bCs/>
+                <w:lang w:val="en-US"/>
+              </w:rPr>
+              <w:t xml:space="preserve">rocess</w:t>
+            </w:r>
+            <w:r>
+              <w:rPr>
+                <w:rStyle w:val="871"/>
+                <w:b/>
+                <w:bCs/>
+              </w:rPr>
+            </w:r>
+            <w:r>
+              <w:tab/>
+            </w:r>
+            <w:r>
+              <w:fldChar w:fldCharType="begin"/>
+              <w:instrText xml:space="preserve">PAGEREF _Toc4 \h</w:instrText>
+              <w:fldChar w:fldCharType="separate"/>
+              <w:t xml:space="preserve">5</w:t>
+              <w:fldChar w:fldCharType="end"/>
+            </w:r>
+          </w:hyperlink>
+          <w:r>
+            <w:rPr>
+              <w:b/>
+              <w:bCs/>
+            </w:rPr>
+          </w:r>
+        </w:p>
+        <w:p>
+          <w:pPr>
+            <w:pStyle w:val="888"/>
+            <w:suppressLineNumbers w:val="false"/>
+            <w:pBdr/>
+            <w:tabs>
+              <w:tab w:val="right" w:leader="dot" w:pos="9360"/>
+            </w:tabs>
+            <w:bidi w:val="false"/>
+            <w:spacing/>
+            <w:ind/>
+            <w:rPr>
+              <w:b/>
+              <w:bCs/>
+              <w14:ligatures w14:val="none"/>
+            </w:rPr>
+          </w:pPr>
+          <w:hyperlink w:tooltip="#_Toc5" w:anchor="_Toc5" w:history="1">
+            <w:r>
+              <w:rPr>
+                <w:rStyle w:val="871"/>
+              </w:rPr>
+            </w:r>
+            <w:r>
+              <w:rPr>
+                <w:rStyle w:val="871"/>
+                <w:b/>
+                <w:bCs/>
+                <w:lang w:val="en-US"/>
+              </w:rPr>
+              <w:t xml:space="preserve">Relational Schema</w:t>
+            </w:r>
+            <w:r>
+              <w:rPr>
+                <w:rStyle w:val="871"/>
+                <w:b/>
+                <w:bCs/>
+                <w14:ligatures w14:val="none"/>
+              </w:rPr>
+            </w:r>
+            <w:r>
+              <w:tab/>
+            </w:r>
+            <w:r>
+              <w:fldChar w:fldCharType="begin"/>
+              <w:instrText xml:space="preserve">PAGEREF _Toc5 \h</w:instrText>
+              <w:fldChar w:fldCharType="separate"/>
+              <w:t xml:space="preserve">6</w:t>
+              <w:fldChar w:fldCharType="end"/>
+            </w:r>
+          </w:hyperlink>
+          <w:r>
+            <w:rPr>
+              <w:b/>
+              <w:bCs/>
+              <w14:ligatures w14:val="none"/>
+            </w:rPr>
+          </w:r>
+        </w:p>
+        <w:p>
+          <w:pPr>
+            <w:pStyle w:val="888"/>
+            <w:suppressLineNumbers w:val="false"/>
+            <w:pBdr/>
+            <w:tabs>
+              <w:tab w:val="right" w:leader="dot" w:pos="9360"/>
+            </w:tabs>
+            <w:bidi w:val="false"/>
+            <w:spacing/>
+            <w:ind/>
+            <w:rPr>
+              <w:b/>
+              <w:bCs/>
+              <w14:ligatures w14:val="none"/>
+            </w:rPr>
+          </w:pPr>
+          <w:hyperlink w:tooltip="#_Toc6" w:anchor="_Toc6" w:history="1">
+            <w:r>
+              <w:rPr>
+                <w:rStyle w:val="871"/>
+              </w:rPr>
+            </w:r>
+            <w:r>
+              <w:rPr>
+                <w:rStyle w:val="871"/>
+                <w:b/>
+                <w:bCs/>
+                <w:lang w:val="en-US"/>
+              </w:rPr>
+              <w:t xml:space="preserve">Database Relationship Diagram</w:t>
+            </w:r>
+            <w:r>
+              <w:rPr>
+                <w:rStyle w:val="871"/>
+                <w:b/>
+                <w:bCs/>
+                <w14:ligatures w14:val="none"/>
+              </w:rPr>
+            </w:r>
+            <w:r>
+              <w:tab/>
+            </w:r>
+            <w:r>
+              <w:fldChar w:fldCharType="begin"/>
+              <w:instrText xml:space="preserve">PAGEREF _Toc6 \h</w:instrText>
+              <w:fldChar w:fldCharType="separate"/>
+              <w:t xml:space="preserve">9</w:t>
+              <w:fldChar w:fldCharType="end"/>
+            </w:r>
+          </w:hyperlink>
+          <w:r>
+            <w:rPr>
+              <w:b/>
+              <w:bCs/>
+              <w14:ligatures w14:val="none"/>
+            </w:rPr>
+          </w:r>
         </w:p>
         <w:p>
           <w:pPr>
@@ -148,16 +392,18 @@
             <w:ind/>
             <w:rPr/>
           </w:pPr>
+          <w:r/>
           <w:r>
             <w:fldChar w:fldCharType="end"/>
           </w:r>
+          <w:r/>
           <w:r/>
         </w:p>
       </w:sdtContent>
     </w:sdt>
     <w:p>
       <w:pPr>
-        <w:pStyle w:val="664"/>
+        <w:pStyle w:val="884"/>
         <w:pBdr/>
         <w:spacing/>
         <w:ind/>
@@ -168,6 +414,13 @@
           <w:szCs w:val="40"/>
         </w:rPr>
       </w:pPr>
+      <w:r>
+        <w:rPr>
+          <w:rFonts w:ascii="Aptos Display" w:hAnsi="Aptos Display" w:eastAsia="Aptos Display" w:cs="Aptos Display" w:asciiTheme="majorAscii" w:hAnsiTheme="majorAscii" w:eastAsiaTheme="majorAscii" w:cstheme="majorAscii"/>
+          <w:sz w:val="40"/>
+          <w:szCs w:val="40"/>
+        </w:rPr>
+      </w:r>
       <w:r>
         <w:rPr>
           <w:rFonts w:ascii="Aptos Display" w:hAnsi="Aptos Display" w:eastAsia="Aptos Display" w:cs="Aptos Display" w:asciiTheme="majorAscii" w:hAnsiTheme="majorAscii" w:eastAsiaTheme="majorAscii" w:cstheme="majorAscii"/>
@@ -197,7 +450,7 @@
     </w:p>
     <w:p>
       <w:pPr>
-        <w:pStyle w:val="664"/>
+        <w:pStyle w:val="884"/>
         <w:pBdr/>
         <w:spacing/>
         <w:ind/>
@@ -208,6 +461,13 @@
           <w:szCs w:val="40"/>
         </w:rPr>
       </w:pPr>
+      <w:r>
+        <w:rPr>
+          <w:rFonts w:ascii="Aptos Display" w:hAnsi="Aptos Display" w:eastAsia="Aptos Display" w:cs="Aptos Display" w:asciiTheme="majorAscii" w:hAnsiTheme="majorAscii" w:eastAsiaTheme="majorAscii" w:cstheme="majorAscii"/>
+          <w:sz w:val="40"/>
+          <w:szCs w:val="40"/>
+        </w:rPr>
+      </w:r>
       <w:r>
         <w:rPr>
           <w:rFonts w:ascii="Aptos Display" w:hAnsi="Aptos Display" w:eastAsia="Aptos Display" w:cs="Aptos Display" w:asciiTheme="majorAscii" w:hAnsiTheme="majorAscii" w:eastAsiaTheme="majorAscii" w:cstheme="majorAscii"/>
@@ -225,7 +485,7 @@
     </w:p>
     <w:p>
       <w:pPr>
-        <w:pStyle w:val="669"/>
+        <w:pStyle w:val="889"/>
         <w:pBdr/>
         <w:spacing/>
         <w:ind/>
@@ -235,27 +495,8 @@
           <w:bCs/>
         </w:rPr>
       </w:pPr>
-      <w:r>
-        <w:rPr>
-          <w:b/>
-          <w:bCs/>
-        </w:rPr>
-      </w:r>
+      <w:r/>
       <w:bookmarkStart w:id="1" w:name="_Toc1"/>
-      <w:r>
-        <w:rPr>
-          <w:b/>
-          <w:bCs/>
-        </w:rPr>
-        <w:t xml:space="preserve">Introduction</w:t>
-      </w:r>
-      <w:r>
-        <w:rPr>
-          <w:b/>
-          <w:bCs/>
-        </w:rPr>
-      </w:r>
-      <w:bookmarkEnd w:id="1"/>
       <w:r>
         <w:rPr>
           <w:b/>
@@ -267,11 +508,21 @@
           <w:b/>
           <w:bCs/>
         </w:rPr>
+        <w:t xml:space="preserve">Introduction</w:t>
+      </w:r>
+      <w:r/>
+      <w:bookmarkEnd w:id="1"/>
+      <w:r/>
+      <w:r>
+        <w:rPr>
+          <w:b/>
+          <w:bCs/>
+        </w:rPr>
       </w:r>
     </w:p>
     <w:p>
       <w:pPr>
-        <w:pStyle w:val="664"/>
+        <w:pStyle w:val="884"/>
         <w:pBdr/>
         <w:spacing/>
         <w:ind/>
@@ -314,7 +565,7 @@
     </w:p>
     <w:p>
       <w:pPr>
-        <w:pStyle w:val="664"/>
+        <w:pStyle w:val="884"/>
         <w:suppressLineNumbers w:val="false"/>
         <w:pBdr/>
         <w:bidi w:val="false"/>
@@ -439,7 +690,7 @@
     </w:p>
     <w:p>
       <w:pPr>
-        <w:pStyle w:val="664"/>
+        <w:pStyle w:val="884"/>
         <w:suppressLineNumbers w:val="false"/>
         <w:pBdr/>
         <w:bidi w:val="false"/>
@@ -603,10 +854,25 @@
           <w:lang w:val="en-US"/>
         </w:rPr>
       </w:r>
+      <w:r>
+        <w:rPr>
+          <w:rFonts w:ascii="Aptos" w:hAnsi="Aptos" w:eastAsia="Aptos" w:cs="Aptos" w:asciiTheme="minorAscii" w:hAnsiTheme="minorAscii" w:eastAsiaTheme="minorAscii" w:cstheme="minorAscii"/>
+          <w:b w:val="0"/>
+          <w:bCs w:val="0"/>
+          <w:i w:val="0"/>
+          <w:iCs w:val="0"/>
+          <w:caps w:val="0"/>
+          <w:smallCaps w:val="0"/>
+          <w:color w:val="000000" w:themeColor="text1" w:themeTint="FF" w:themeShade="FF"/>
+          <w:sz w:val="24"/>
+          <w:szCs w:val="24"/>
+          <w:lang w:val="en-US"/>
+        </w:rPr>
+      </w:r>
     </w:p>
     <w:p>
       <w:pPr>
-        <w:pStyle w:val="664"/>
+        <w:pStyle w:val="884"/>
         <w:suppressLineNumbers w:val="false"/>
         <w:pBdr/>
         <w:bidi w:val="false"/>
@@ -978,17 +1244,32 @@
           <w:lang w:val="en-US"/>
         </w:rPr>
       </w:r>
+      <w:r>
+        <w:rPr>
+          <w:rFonts w:ascii="Aptos" w:hAnsi="Aptos" w:eastAsia="Aptos" w:cs="Aptos" w:asciiTheme="minorAscii" w:hAnsiTheme="minorAscii" w:eastAsiaTheme="minorAscii" w:cstheme="minorAscii"/>
+          <w:b w:val="0"/>
+          <w:bCs w:val="0"/>
+          <w:i w:val="0"/>
+          <w:iCs w:val="0"/>
+          <w:caps w:val="0"/>
+          <w:smallCaps w:val="0"/>
+          <w:color w:val="000000" w:themeColor="text1" w:themeTint="FF" w:themeShade="FF"/>
+          <w:sz w:val="24"/>
+          <w:szCs w:val="24"/>
+          <w:lang w:val="en-US"/>
+        </w:rPr>
+      </w:r>
     </w:p>
     <w:p>
       <w:pPr>
-        <w:pStyle w:val="664"/>
+        <w:pStyle w:val="884"/>
         <w:pBdr/>
         <w:bidi w:val="false"/>
         <w:spacing w:after="160" w:afterAutospacing="0" w:before="0" w:beforeAutospacing="0" w:line="279" w:lineRule="auto"/>
         <w:ind w:right="0" w:left="0"/>
         <w:jc w:val="left"/>
         <w:rPr>
-          <w:rFonts w:ascii="Aptos" w:hAnsi="Aptos" w:eastAsia="Aptos" w:cs="Aptos" w:asciiTheme="minorAscii" w:hAnsiTheme="minorAscii" w:eastAsiaTheme="minorAscii" w:cstheme="minorAscii"/>
+          <w:rFonts w:asciiTheme="minorAscii" w:hAnsiTheme="minorAscii" w:eastAsiaTheme="minorAscii" w:cstheme="minorAscii"/>
           <w:b w:val="0"/>
           <w:bCs w:val="0"/>
           <w:i w:val="0"/>
@@ -1035,7 +1316,7 @@
       </w:r>
       <w:r>
         <w:rPr>
-          <w:rFonts w:ascii="Aptos" w:hAnsi="Aptos" w:eastAsia="Aptos" w:cs="Aptos" w:asciiTheme="minorAscii" w:hAnsiTheme="minorAscii" w:eastAsiaTheme="minorAscii" w:cstheme="minorAscii"/>
+          <w:rFonts w:asciiTheme="minorAscii" w:hAnsiTheme="minorAscii" w:eastAsiaTheme="minorAscii" w:cstheme="minorAscii"/>
           <w:b w:val="0"/>
           <w:bCs w:val="0"/>
           <w:i w:val="0"/>
@@ -1051,13 +1332,26 @@
     </w:p>
     <w:p>
       <w:pPr>
-        <w:pStyle w:val="664"/>
-        <w:suppressLineNumbers w:val="false"/>
+        <w:pStyle w:val="884"/>
         <w:pBdr/>
         <w:bidi w:val="false"/>
         <w:spacing w:after="160" w:afterAutospacing="0" w:before="0" w:beforeAutospacing="0" w:line="279" w:lineRule="auto"/>
         <w:ind w:right="0" w:left="0"/>
         <w:jc w:val="left"/>
+        <w:rPr>
+          <w:rFonts w:asciiTheme="minorAscii" w:hAnsiTheme="minorAscii" w:eastAsiaTheme="minorAscii" w:cstheme="minorAscii"/>
+          <w:b w:val="0"/>
+          <w:bCs w:val="0"/>
+          <w:i w:val="0"/>
+          <w:caps w:val="0"/>
+          <w:smallCaps w:val="0"/>
+          <w:color w:val="000000" w:themeColor="text1" w:themeTint="FF" w:themeShade="FF"/>
+          <w:sz w:val="24"/>
+          <w:szCs w:val="24"/>
+          <w:lang w:val="en-US"/>
+        </w:rPr>
+      </w:pPr>
+      <w:r>
         <w:rPr>
           <w:rFonts w:ascii="Aptos" w:hAnsi="Aptos" w:eastAsia="Aptos" w:cs="Aptos" w:asciiTheme="minorAscii" w:hAnsiTheme="minorAscii" w:eastAsiaTheme="minorAscii" w:cstheme="minorAscii"/>
           <w:b w:val="0"/>
@@ -1071,7 +1365,590 @@
           <w:szCs w:val="24"/>
           <w:lang w:val="en-US"/>
         </w:rPr>
-      </w:pPr>
+        <w:br w:type="page" w:clear="all"/>
+      </w:r>
+      <w:r>
+        <w:rPr>
+          <w:rFonts w:ascii="Aptos" w:hAnsi="Aptos" w:eastAsia="Aptos" w:cs="Aptos" w:asciiTheme="minorAscii" w:hAnsiTheme="minorAscii" w:eastAsiaTheme="minorAscii" w:cstheme="minorAscii"/>
+          <w:b w:val="0"/>
+          <w:bCs w:val="0"/>
+          <w:i w:val="0"/>
+          <w:iCs w:val="0"/>
+          <w:caps w:val="0"/>
+          <w:smallCaps w:val="0"/>
+          <w:color w:val="000000" w:themeColor="text1" w:themeTint="FF" w:themeShade="FF"/>
+          <w:sz w:val="24"/>
+          <w:szCs w:val="24"/>
+          <w:lang w:val="en-US"/>
+        </w:rPr>
+      </w:r>
+      <w:r/>
+    </w:p>
+    <w:p>
+      <w:pPr>
+        <w:pStyle w:val="889"/>
+        <w:pBdr/>
+        <w:spacing/>
+        <w:ind/>
+        <w:jc w:val="center"/>
+        <w:rPr>
+          <w:b/>
+          <w:bCs/>
+        </w:rPr>
+      </w:pPr>
+      <w:r/>
+      <w:bookmarkStart w:id="2" w:name="_Toc2"/>
+      <w:r>
+        <w:rPr>
+          <w:b/>
+          <w:bCs/>
+        </w:rPr>
+        <w:t xml:space="preserve">Tech Stack</w:t>
+      </w:r>
+      <w:r/>
+      <w:bookmarkEnd w:id="2"/>
+      <w:r/>
+      <w:r>
+        <w:rPr>
+          <w:b/>
+          <w:bCs/>
+        </w:rPr>
+      </w:r>
+    </w:p>
+    <w:p>
+      <w:pPr>
+        <w:pBdr/>
+        <w:spacing/>
+        <w:ind/>
+        <w:rPr/>
+      </w:pPr>
+      <w:r/>
+      <w:r/>
+      <w:r/>
+    </w:p>
+    <w:tbl>
+      <w:tblPr>
+        <w:tblStyle w:val="701"/>
+        <w:tblW w:w="0" w:type="auto"/>
+        <w:tblBorders/>
+        <w:tblLook w:val="04A0" w:firstRow="1" w:lastRow="0" w:firstColumn="1" w:lastColumn="0" w:noHBand="0" w:noVBand="1"/>
+      </w:tblPr>
+      <w:tblGrid>
+        <w:gridCol w:w="3120"/>
+        <w:gridCol w:w="3120"/>
+        <w:gridCol w:w="3120"/>
+      </w:tblGrid>
+      <w:tr>
+        <w:trPr/>
+        <w:tc>
+          <w:tcPr>
+            <w:tcBorders/>
+            <w:tcW w:w="3120" w:type="dxa"/>
+          </w:tcPr>
+          <w:p>
+            <w:pPr>
+              <w:pBdr/>
+              <w:spacing/>
+              <w:ind/>
+              <w:jc w:val="center"/>
+              <w:rPr>
+                <w:b/>
+                <w:bCs/>
+                <w:color w:val="215f9a" w:themeColor="text2" w:themeTint="BF"/>
+                <w:sz w:val="40"/>
+                <w:szCs w:val="40"/>
+                <w:highlight w:val="none"/>
+              </w:rPr>
+            </w:pPr>
+            <w:r>
+              <w:rPr>
+                <w:b/>
+                <w:bCs/>
+                <w:highlight w:val="none"/>
+              </w:rPr>
+            </w:r>
+            <w:r>
+              <w:rPr>
+                <w:b/>
+                <w:bCs/>
+                <w:color w:val="215f9a" w:themeColor="text2" w:themeTint="BF"/>
+                <w:sz w:val="40"/>
+                <w:szCs w:val="40"/>
+              </w:rPr>
+              <w:t xml:space="preserve">Front-end</w:t>
+            </w:r>
+            <w:r>
+              <w:rPr>
+                <w:b/>
+                <w:bCs/>
+                <w:color w:val="215f9a" w:themeColor="text2" w:themeTint="BF"/>
+                <w:sz w:val="40"/>
+                <w:szCs w:val="40"/>
+                <w:highlight w:val="none"/>
+              </w:rPr>
+            </w:r>
+            <w:r>
+              <w:rPr>
+                <w:b/>
+                <w:bCs/>
+                <w:color w:val="215f9a" w:themeColor="text2" w:themeTint="BF"/>
+                <w:sz w:val="40"/>
+                <w:szCs w:val="40"/>
+                <w:highlight w:val="none"/>
+              </w:rPr>
+            </w:r>
+          </w:p>
+        </w:tc>
+        <w:tc>
+          <w:tcPr>
+            <w:tcBorders/>
+            <w:tcW w:w="3120" w:type="dxa"/>
+          </w:tcPr>
+          <w:p>
+            <w:pPr>
+              <w:pBdr/>
+              <w:spacing/>
+              <w:ind/>
+              <w:jc w:val="center"/>
+              <w:rPr>
+                <w:b/>
+                <w:bCs/>
+                <w:color w:val="215f9a" w:themeColor="text2" w:themeTint="BF"/>
+                <w:sz w:val="40"/>
+                <w:szCs w:val="40"/>
+                <w:highlight w:val="none"/>
+              </w:rPr>
+            </w:pPr>
+            <w:r>
+              <w:rPr>
+                <w:b/>
+                <w:bCs/>
+                <w:highlight w:val="none"/>
+              </w:rPr>
+            </w:r>
+            <w:r>
+              <w:rPr>
+                <w:b/>
+                <w:bCs/>
+                <w:color w:val="215f9a" w:themeColor="text2" w:themeTint="BF"/>
+                <w:sz w:val="40"/>
+                <w:szCs w:val="40"/>
+                <w:highlight w:val="none"/>
+              </w:rPr>
+              <w:t xml:space="preserve">Back-end</w:t>
+            </w:r>
+            <w:r>
+              <w:rPr>
+                <w:b/>
+                <w:bCs/>
+                <w:color w:val="215f9a" w:themeColor="text2" w:themeTint="BF"/>
+                <w:sz w:val="40"/>
+                <w:szCs w:val="40"/>
+                <w:highlight w:val="none"/>
+              </w:rPr>
+            </w:r>
+            <w:r>
+              <w:rPr>
+                <w:b/>
+                <w:bCs/>
+                <w:color w:val="215f9a" w:themeColor="text2" w:themeTint="BF"/>
+                <w:sz w:val="40"/>
+                <w:szCs w:val="40"/>
+                <w:highlight w:val="none"/>
+              </w:rPr>
+            </w:r>
+          </w:p>
+        </w:tc>
+        <w:tc>
+          <w:tcPr>
+            <w:tcBorders/>
+            <w:tcW w:w="3120" w:type="dxa"/>
+          </w:tcPr>
+          <w:p>
+            <w:pPr>
+              <w:pBdr/>
+              <w:spacing/>
+              <w:ind/>
+              <w:jc w:val="center"/>
+              <w:rPr>
+                <w:b/>
+                <w:bCs/>
+                <w:color w:val="215f9a" w:themeColor="text2" w:themeTint="BF"/>
+                <w:sz w:val="40"/>
+                <w:szCs w:val="40"/>
+                <w:highlight w:val="none"/>
+              </w:rPr>
+            </w:pPr>
+            <w:r>
+              <w:rPr>
+                <w:b/>
+                <w:bCs/>
+                <w:highlight w:val="none"/>
+              </w:rPr>
+            </w:r>
+            <w:r>
+              <w:rPr>
+                <w:b/>
+                <w:bCs/>
+                <w:color w:val="215f9a" w:themeColor="text2" w:themeTint="BF"/>
+                <w:sz w:val="40"/>
+                <w:szCs w:val="40"/>
+                <w:highlight w:val="none"/>
+              </w:rPr>
+              <w:t xml:space="preserve">Database</w:t>
+            </w:r>
+            <w:r>
+              <w:rPr>
+                <w:b/>
+                <w:bCs/>
+                <w:color w:val="215f9a" w:themeColor="text2" w:themeTint="BF"/>
+                <w:sz w:val="40"/>
+                <w:szCs w:val="40"/>
+                <w:highlight w:val="none"/>
+              </w:rPr>
+            </w:r>
+            <w:r>
+              <w:rPr>
+                <w:b/>
+                <w:bCs/>
+                <w:color w:val="215f9a" w:themeColor="text2" w:themeTint="BF"/>
+                <w:sz w:val="40"/>
+                <w:szCs w:val="40"/>
+                <w:highlight w:val="none"/>
+              </w:rPr>
+            </w:r>
+          </w:p>
+        </w:tc>
+      </w:tr>
+      <w:tr>
+        <w:trPr/>
+        <w:tc>
+          <w:tcPr>
+            <w:tcBorders/>
+            <w:tcW w:w="3120" w:type="dxa"/>
+            <w:vMerge w:val="restart"/>
+          </w:tcPr>
+          <w:p>
+            <w:pPr>
+              <w:pBdr/>
+              <w:spacing/>
+              <w:ind/>
+              <w:jc w:val="center"/>
+              <w:rPr>
+                <w:b/>
+                <w:bCs/>
+                <w:sz w:val="44"/>
+                <w:szCs w:val="44"/>
+                <w:highlight w:val="none"/>
+              </w:rPr>
+            </w:pPr>
+            <w:r>
+              <w:rPr>
+                <w:b/>
+                <w:bCs/>
+                <w:highlight w:val="none"/>
+              </w:rPr>
+            </w:r>
+            <w:r>
+              <w:rPr>
+                <w:b/>
+                <w:bCs/>
+                <w:sz w:val="44"/>
+                <w:szCs w:val="44"/>
+              </w:rPr>
+              <w:t xml:space="preserve">HTML/CSS/</w:t>
+            </w:r>
+            <w:r>
+              <w:rPr>
+                <w:b/>
+                <w:bCs/>
+                <w:sz w:val="44"/>
+                <w:szCs w:val="44"/>
+                <w:highlight w:val="none"/>
+              </w:rPr>
+            </w:r>
+          </w:p>
+          <w:p>
+            <w:pPr>
+              <w:pBdr/>
+              <w:spacing/>
+              <w:ind/>
+              <w:jc w:val="center"/>
+              <w:rPr>
+                <w:b/>
+                <w:bCs/>
+                <w:sz w:val="44"/>
+                <w:szCs w:val="44"/>
+                <w:highlight w:val="none"/>
+              </w:rPr>
+            </w:pPr>
+            <w:r>
+              <w:rPr>
+                <w:b/>
+                <w:bCs/>
+                <w:sz w:val="44"/>
+                <w:szCs w:val="44"/>
+                <w:highlight w:val="none"/>
+              </w:rPr>
+              <w:t xml:space="preserve">Javascript</w:t>
+            </w:r>
+            <w:r>
+              <w:rPr>
+                <w:b/>
+                <w:bCs/>
+                <w:sz w:val="44"/>
+                <w:szCs w:val="44"/>
+                <w:highlight w:val="none"/>
+              </w:rPr>
+            </w:r>
+            <w:r>
+              <w:rPr>
+                <w:b/>
+                <w:bCs/>
+                <w:sz w:val="44"/>
+                <w:szCs w:val="44"/>
+                <w:highlight w:val="none"/>
+              </w:rPr>
+            </w:r>
+          </w:p>
+        </w:tc>
+        <w:tc>
+          <w:tcPr>
+            <w:tcBorders/>
+            <w:tcW w:w="3120" w:type="dxa"/>
+            <w:vMerge w:val="restart"/>
+          </w:tcPr>
+          <w:p>
+            <w:pPr>
+              <w:pBdr/>
+              <w:spacing/>
+              <w:ind/>
+              <w:jc w:val="center"/>
+              <w:rPr>
+                <w:b/>
+                <w:bCs/>
+                <w:sz w:val="44"/>
+                <w:szCs w:val="44"/>
+                <w:highlight w:val="none"/>
+              </w:rPr>
+            </w:pPr>
+            <w:r>
+              <w:rPr>
+                <w:b/>
+                <w:bCs/>
+                <w:highlight w:val="none"/>
+              </w:rPr>
+            </w:r>
+            <w:r>
+              <w:rPr>
+                <w:b/>
+                <w:bCs/>
+                <w:sz w:val="44"/>
+                <w:szCs w:val="44"/>
+                <w:highlight w:val="none"/>
+              </w:rPr>
+              <w:t xml:space="preserve">Node.js</w:t>
+            </w:r>
+            <w:r>
+              <w:rPr>
+                <w:b/>
+                <w:bCs/>
+                <w:sz w:val="44"/>
+                <w:szCs w:val="44"/>
+                <w:highlight w:val="none"/>
+              </w:rPr>
+            </w:r>
+            <w:r>
+              <w:rPr>
+                <w:b/>
+                <w:bCs/>
+                <w:sz w:val="44"/>
+                <w:szCs w:val="44"/>
+                <w:highlight w:val="none"/>
+              </w:rPr>
+            </w:r>
+          </w:p>
+        </w:tc>
+        <w:tc>
+          <w:tcPr>
+            <w:tcBorders/>
+            <w:tcW w:w="3120" w:type="dxa"/>
+            <w:vMerge w:val="restart"/>
+          </w:tcPr>
+          <w:p>
+            <w:pPr>
+              <w:pBdr/>
+              <w:spacing/>
+              <w:ind/>
+              <w:jc w:val="center"/>
+              <w:rPr>
+                <w:b/>
+                <w:bCs/>
+                <w:sz w:val="44"/>
+                <w:szCs w:val="44"/>
+                <w:highlight w:val="none"/>
+              </w:rPr>
+            </w:pPr>
+            <w:r>
+              <w:rPr>
+                <w:b/>
+                <w:bCs/>
+                <w:sz w:val="44"/>
+                <w:szCs w:val="44"/>
+                <w:highlight w:val="none"/>
+              </w:rPr>
+              <w:t xml:space="preserve">Microsoft </w:t>
+            </w:r>
+            <w:r>
+              <w:rPr>
+                <w:b/>
+                <w:bCs/>
+                <w:sz w:val="44"/>
+                <w:szCs w:val="44"/>
+                <w:highlight w:val="none"/>
+              </w:rPr>
+              <w:t xml:space="preserve">Azure SQL database</w:t>
+            </w:r>
+            <w:r>
+              <w:rPr>
+                <w:b/>
+                <w:bCs/>
+                <w:sz w:val="44"/>
+                <w:szCs w:val="44"/>
+                <w:highlight w:val="none"/>
+              </w:rPr>
+            </w:r>
+            <w:r>
+              <w:rPr>
+                <w:b/>
+                <w:bCs/>
+                <w:sz w:val="44"/>
+                <w:szCs w:val="44"/>
+                <w:highlight w:val="none"/>
+              </w:rPr>
+            </w:r>
+          </w:p>
+        </w:tc>
+      </w:tr>
+    </w:tbl>
+    <w:p>
+      <w:pPr>
+        <w:pBdr/>
+        <w:spacing/>
+        <w:ind/>
+        <w:rPr/>
+      </w:pPr>
+      <w:r>
+        <w:rPr>
+          <w:b/>
+          <w:bCs/>
+          <w:highlight w:val="none"/>
+        </w:rPr>
+      </w:r>
+      <w:r>
+        <w:rPr>
+          <w:b/>
+          <w:bCs/>
+          <w:highlight w:val="none"/>
+        </w:rPr>
+      </w:r>
+      <w:r>
+        <w:rPr>
+          <w:b/>
+          <w:bCs/>
+          <w:highlight w:val="none"/>
+        </w:rPr>
+      </w:r>
+    </w:p>
+    <w:p>
+      <w:pPr>
+        <w:pStyle w:val="884"/>
+        <w:pBdr/>
+        <w:bidi w:val="false"/>
+        <w:spacing w:after="160" w:afterAutospacing="0" w:before="0" w:beforeAutospacing="0" w:line="279" w:lineRule="auto"/>
+        <w:ind w:right="0" w:left="0"/>
+        <w:jc w:val="left"/>
+        <w:rPr>
+          <w:rFonts w:asciiTheme="minorAscii" w:hAnsiTheme="minorAscii" w:eastAsiaTheme="minorAscii" w:cstheme="minorAscii"/>
+          <w:b w:val="0"/>
+          <w:bCs w:val="0"/>
+          <w:i w:val="0"/>
+          <w:caps w:val="0"/>
+          <w:smallCaps w:val="0"/>
+          <w:color w:val="000000" w:themeColor="text1" w:themeTint="FF" w:themeShade="FF"/>
+          <w:sz w:val="24"/>
+          <w:szCs w:val="24"/>
+          <w:lang w:val="en-US"/>
+        </w:rPr>
+      </w:pPr>
+      <w:r>
+        <w:rPr>
+          <w:rFonts w:ascii="Aptos" w:hAnsi="Aptos" w:eastAsia="Aptos" w:cs="Aptos" w:asciiTheme="minorAscii" w:hAnsiTheme="minorAscii" w:eastAsiaTheme="minorAscii" w:cstheme="minorAscii"/>
+          <w:b w:val="0"/>
+          <w:bCs w:val="0"/>
+          <w:i w:val="0"/>
+          <w:iCs w:val="0"/>
+          <w:caps w:val="0"/>
+          <w:smallCaps w:val="0"/>
+          <w:color w:val="000000" w:themeColor="text1" w:themeTint="FF" w:themeShade="FF"/>
+          <w:sz w:val="24"/>
+          <w:szCs w:val="24"/>
+          <w:lang w:val="en-US"/>
+        </w:rPr>
+      </w:r>
+      <w:r>
+        <w:rPr>
+          <w:rFonts w:asciiTheme="minorAscii" w:hAnsiTheme="minorAscii" w:eastAsiaTheme="minorAscii" w:cstheme="minorAscii"/>
+          <w:b w:val="0"/>
+          <w:bCs w:val="0"/>
+          <w:i w:val="0"/>
+          <w:iCs w:val="0"/>
+          <w:caps w:val="0"/>
+          <w:smallCaps w:val="0"/>
+          <w:color w:val="000000" w:themeColor="text1" w:themeTint="FF" w:themeShade="FF"/>
+          <w:sz w:val="24"/>
+          <w:szCs w:val="24"/>
+          <w:lang w:val="en-US"/>
+        </w:rPr>
+      </w:r>
+      <w:r/>
+    </w:p>
+    <w:p>
+      <w:pPr>
+        <w:pStyle w:val="884"/>
+        <w:pBdr/>
+        <w:bidi w:val="false"/>
+        <w:spacing w:after="160" w:afterAutospacing="0" w:before="0" w:beforeAutospacing="0" w:line="279" w:lineRule="auto"/>
+        <w:ind w:right="0" w:left="0"/>
+        <w:jc w:val="left"/>
+        <w:rPr>
+          <w:rFonts w:asciiTheme="minorAscii" w:hAnsiTheme="minorAscii" w:eastAsiaTheme="minorAscii" w:cstheme="minorAscii"/>
+          <w:b w:val="0"/>
+          <w:bCs w:val="0"/>
+          <w:i w:val="0"/>
+          <w:caps w:val="0"/>
+          <w:smallCaps w:val="0"/>
+          <w:color w:val="000000" w:themeColor="text1" w:themeTint="FF" w:themeShade="FF"/>
+          <w:sz w:val="24"/>
+          <w:szCs w:val="24"/>
+          <w:lang w:val="en-US"/>
+        </w:rPr>
+      </w:pPr>
+      <w:r>
+        <w:rPr>
+          <w:rFonts w:asciiTheme="minorAscii" w:hAnsiTheme="minorAscii" w:eastAsiaTheme="minorAscii" w:cstheme="minorAscii"/>
+          <w:b w:val="0"/>
+          <w:bCs w:val="0"/>
+          <w:i w:val="0"/>
+          <w:iCs w:val="0"/>
+          <w:caps w:val="0"/>
+          <w:smallCaps w:val="0"/>
+          <w:color w:val="000000" w:themeColor="text1" w:themeTint="FF" w:themeShade="FF"/>
+          <w:sz w:val="24"/>
+          <w:szCs w:val="24"/>
+          <w:lang w:val="en-US"/>
+        </w:rPr>
+      </w:r>
       <w:r>
         <w:rPr>
           <w:rFonts w:ascii="Aptos" w:hAnsi="Aptos" w:eastAsia="Aptos" w:cs="Aptos" w:asciiTheme="minorAscii" w:hAnsiTheme="minorAscii" w:eastAsiaTheme="minorAscii" w:cstheme="minorAscii"/>
@@ -1102,22 +1979,43 @@
           <w:lang w:val="en-US"/>
         </w:rPr>
       </w:r>
-    </w:p>
-    <w:p>
-      <w:pPr>
-        <w:pBdr/>
-        <w:spacing/>
-        <w:ind/>
-        <w:rPr/>
-      </w:pPr>
+      <w:r/>
+      <w:r>
+        <w:rPr>
+          <w:rFonts w:asciiTheme="minorAscii" w:hAnsiTheme="minorAscii" w:eastAsiaTheme="minorAscii" w:cstheme="minorAscii"/>
+          <w:b w:val="0"/>
+          <w:bCs w:val="0"/>
+          <w:i w:val="0"/>
+          <w:caps w:val="0"/>
+          <w:smallCaps w:val="0"/>
+          <w:color w:val="000000" w:themeColor="text1" w:themeTint="FF" w:themeShade="FF"/>
+          <w:sz w:val="24"/>
+          <w:szCs w:val="24"/>
+          <w:lang w:val="en-US"/>
+        </w:rPr>
+      </w:r>
       <w:r>
         <w:br w:type="page" w:clear="all"/>
       </w:r>
       <w:r/>
+      <w:r>
+        <w:rPr>
+          <w:rFonts w:asciiTheme="minorAscii" w:hAnsiTheme="minorAscii" w:eastAsiaTheme="minorAscii" w:cstheme="minorAscii"/>
+          <w:b w:val="0"/>
+          <w:bCs w:val="0"/>
+          <w:i w:val="0"/>
+          <w:caps w:val="0"/>
+          <w:smallCaps w:val="0"/>
+          <w:color w:val="000000" w:themeColor="text1" w:themeTint="FF" w:themeShade="FF"/>
+          <w:sz w:val="24"/>
+          <w:szCs w:val="24"/>
+          <w:lang w:val="en-US"/>
+        </w:rPr>
+      </w:r>
     </w:p>
     <w:p>
       <w:pPr>
-        <w:pStyle w:val="669"/>
+        <w:pStyle w:val="889"/>
         <w:pBdr/>
         <w:bidi w:val="false"/>
         <w:spacing/>
@@ -1128,12 +2026,9 @@
           <w:bCs/>
         </w:rPr>
       </w:pPr>
-      <w:r>
-        <w:rPr>
-          <w:b/>
-          <w:bCs/>
-        </w:rPr>
-      </w:r>
+      <w:r/>
+      <w:bookmarkStart w:id="3" w:name="_Toc3"/>
+      <w:r/>
       <w:r>
         <mc:AlternateContent>
           <mc:Choice Requires="wpg">
@@ -1223,24 +2118,13 @@
         <w:rPr>
           <w:b/>
           <w:bCs/>
-        </w:rPr>
-      </w:r>
-      <w:bookmarkStart w:id="2" w:name="_Toc2"/>
-      <w:r>
-        <w:rPr>
-          <w:b/>
-          <w:bCs/>
           <w:lang w:val="en-US"/>
         </w:rPr>
         <w:t xml:space="preserve">Modules</w:t>
       </w:r>
-      <w:bookmarkEnd w:id="2"/>
-      <w:r>
-        <w:rPr>
-          <w:b/>
-          <w:bCs/>
-        </w:rPr>
-      </w:r>
+      <w:r/>
+      <w:bookmarkEnd w:id="3"/>
+      <w:r/>
       <w:r>
         <w:rPr>
           <w:b/>
@@ -1257,46 +2141,20 @@
       </w:pPr>
       <w:r/>
       <w:r/>
-      <w:r/>
-      <w:r/>
-      <w:r/>
-      <w:r/>
-      <w:r/>
-      <w:r/>
-      <w:r/>
-      <w:r/>
-      <w:r/>
-      <w:r/>
-      <w:r/>
-      <w:r/>
-      <w:r/>
+    </w:p>
+    <w:p>
+      <w:pPr>
+        <w:pBdr/>
+        <w:spacing/>
+        <w:ind/>
+        <w:rPr/>
+      </w:pPr>
       <w:r/>
       <w:r/>
     </w:p>
     <w:p>
       <w:pPr>
-        <w:pBdr/>
-        <w:spacing/>
-        <w:ind/>
-        <w:rPr/>
-      </w:pPr>
-      <w:r/>
-      <w:r/>
-      <w:r/>
-      <w:r/>
-      <w:r/>
-      <w:r/>
-      <w:r/>
-      <w:r/>
-      <w:r/>
-      <w:r/>
-      <w:r/>
-      <w:r/>
-      <w:r/>
-    </w:p>
-    <w:p>
-      <w:pPr>
-        <w:pStyle w:val="664"/>
+        <w:pStyle w:val="884"/>
         <w:pBdr/>
         <w:bidi w:val="false"/>
         <w:spacing/>
@@ -1305,33 +2163,6 @@
           <w:lang w:val="en-US"/>
         </w:rPr>
       </w:pPr>
-      <w:r>
-        <w:rPr>
-          <w:lang w:val="en-US"/>
-        </w:rPr>
-      </w:r>
-      <w:r/>
-      <w:r>
-        <w:rPr>
-          <w:lang w:val="en-US"/>
-        </w:rPr>
-      </w:r>
-      <w:r/>
-      <w:r>
-        <w:rPr>
-          <w:lang w:val="en-US"/>
-        </w:rPr>
-      </w:r>
-      <w:r>
-        <w:rPr>
-          <w:lang w:val="en-US"/>
-        </w:rPr>
-      </w:r>
-      <w:r>
-        <w:rPr>
-          <w:lang w:val="en-US"/>
-        </w:rPr>
-      </w:r>
       <w:r>
         <w:rPr>
           <w:lang w:val="en-US"/>
@@ -1350,7 +2181,7 @@
     </w:p>
     <w:p>
       <w:pPr>
-        <w:pStyle w:val="664"/>
+        <w:pStyle w:val="884"/>
         <w:suppressLineNumbers w:val="false"/>
         <w:pBdr/>
         <w:bidi w:val="false"/>
@@ -1385,6 +2216,2671 @@
           <w:szCs w:val="24"/>
           <w:lang w:val="en-US"/>
         </w:rPr>
+      </w:r>
+      <w:r>
+        <w:rPr>
+          <w:rFonts w:ascii="Aptos" w:hAnsi="Aptos" w:eastAsia="Aptos" w:cs="Aptos" w:asciiTheme="minorAscii" w:hAnsiTheme="minorAscii" w:eastAsiaTheme="minorAscii" w:cstheme="minorAscii"/>
+          <w:b w:val="0"/>
+          <w:bCs w:val="0"/>
+          <w:i w:val="0"/>
+          <w:iCs w:val="0"/>
+          <w:caps w:val="0"/>
+          <w:smallCaps w:val="0"/>
+          <w:color w:val="000000" w:themeColor="text1" w:themeTint="FF" w:themeShade="FF"/>
+          <w:sz w:val="24"/>
+          <w:szCs w:val="24"/>
+          <w:lang w:val="en-US"/>
+        </w:rPr>
+      </w:r>
+      <w:r>
+        <w:rPr>
+          <w:rFonts w:ascii="Aptos" w:hAnsi="Aptos" w:eastAsia="Aptos" w:cs="Aptos" w:asciiTheme="minorAscii" w:hAnsiTheme="minorAscii" w:eastAsiaTheme="minorAscii" w:cstheme="minorAscii"/>
+          <w:b w:val="0"/>
+          <w:bCs w:val="0"/>
+          <w:i w:val="0"/>
+          <w:iCs w:val="0"/>
+          <w:caps w:val="0"/>
+          <w:smallCaps w:val="0"/>
+          <w:color w:val="000000" w:themeColor="text1" w:themeTint="FF" w:themeShade="FF"/>
+          <w:sz w:val="24"/>
+          <w:szCs w:val="24"/>
+          <w:lang w:val="en-US"/>
+        </w:rPr>
+      </w:r>
+    </w:p>
+    <w:p>
+      <w:pPr>
+        <w:pStyle w:val="884"/>
+        <w:suppressLineNumbers w:val="false"/>
+        <w:pBdr/>
+        <w:bidi w:val="false"/>
+        <w:spacing w:after="160" w:afterAutospacing="0" w:before="0" w:beforeAutospacing="0" w:line="279" w:lineRule="auto"/>
+        <w:ind w:right="0" w:left="0"/>
+        <w:jc w:val="left"/>
+        <w:rPr>
+          <w:rFonts w:asciiTheme="minorAscii" w:hAnsiTheme="minorAscii" w:eastAsiaTheme="minorAscii" w:cstheme="minorAscii"/>
+          <w:b w:val="0"/>
+          <w:bCs w:val="0"/>
+          <w:i w:val="0"/>
+          <w:iCs w:val="0"/>
+          <w:caps w:val="0"/>
+          <w:smallCaps w:val="0"/>
+          <w:color w:val="000000" w:themeColor="text1" w:themeTint="FF" w:themeShade="FF"/>
+          <w:sz w:val="24"/>
+          <w:szCs w:val="24"/>
+          <w:lang w:val="en-US"/>
+        </w:rPr>
+      </w:pPr>
+      <w:r>
+        <w:rPr>
+          <w:rFonts w:ascii="Aptos" w:hAnsi="Aptos" w:eastAsia="Aptos" w:cs="Aptos" w:asciiTheme="minorAscii" w:hAnsiTheme="minorAscii" w:eastAsiaTheme="minorAscii" w:cstheme="minorAscii"/>
+          <w:b w:val="0"/>
+          <w:bCs w:val="0"/>
+          <w:i w:val="0"/>
+          <w:iCs w:val="0"/>
+          <w:caps w:val="0"/>
+          <w:smallCaps w:val="0"/>
+          <w:color w:val="000000" w:themeColor="text1" w:themeTint="FF" w:themeShade="FF"/>
+          <w:sz w:val="24"/>
+          <w:szCs w:val="24"/>
+          <w:lang w:val="en-US"/>
+        </w:rPr>
+      </w:r>
+      <w:r>
+        <w:rPr>
+          <w:rFonts w:asciiTheme="minorAscii" w:hAnsiTheme="minorAscii" w:eastAsiaTheme="minorAscii" w:cstheme="minorAscii"/>
+          <w:b w:val="0"/>
+          <w:bCs w:val="0"/>
+          <w:i w:val="0"/>
+          <w:iCs w:val="0"/>
+          <w:caps w:val="0"/>
+          <w:smallCaps w:val="0"/>
+          <w:color w:val="000000" w:themeColor="text1" w:themeTint="FF" w:themeShade="FF"/>
+          <w:sz w:val="24"/>
+          <w:szCs w:val="24"/>
+          <w:lang w:val="en-US"/>
+        </w:rPr>
+      </w:r>
+    </w:p>
+    <w:p>
+      <w:pPr>
+        <w:pStyle w:val="884"/>
+        <w:suppressLineNumbers w:val="false"/>
+        <w:pBdr/>
+        <w:bidi w:val="false"/>
+        <w:spacing w:after="160" w:afterAutospacing="0" w:before="0" w:beforeAutospacing="0" w:line="279" w:lineRule="auto"/>
+        <w:ind w:right="0" w:left="0"/>
+        <w:jc w:val="left"/>
+        <w:rPr>
+          <w:rFonts w:asciiTheme="minorAscii" w:hAnsiTheme="minorAscii" w:eastAsiaTheme="minorAscii" w:cstheme="minorAscii"/>
+          <w:b w:val="0"/>
+          <w:bCs w:val="0"/>
+          <w:i w:val="0"/>
+          <w:caps w:val="0"/>
+          <w:smallCaps w:val="0"/>
+          <w:color w:val="000000" w:themeColor="text1" w:themeTint="FF" w:themeShade="FF"/>
+          <w:sz w:val="24"/>
+          <w:szCs w:val="24"/>
+          <w:lang w:val="en-US"/>
+        </w:rPr>
+      </w:pPr>
+      <w:r>
+        <w:rPr>
+          <w:rFonts w:ascii="Aptos" w:hAnsi="Aptos" w:eastAsia="Aptos" w:cs="Aptos" w:asciiTheme="minorAscii" w:hAnsiTheme="minorAscii" w:eastAsiaTheme="minorAscii" w:cstheme="minorAscii"/>
+          <w:b w:val="0"/>
+          <w:bCs w:val="0"/>
+          <w:i w:val="0"/>
+          <w:iCs w:val="0"/>
+          <w:caps w:val="0"/>
+          <w:smallCaps w:val="0"/>
+          <w:color w:val="000000" w:themeColor="text1" w:themeTint="FF" w:themeShade="FF"/>
+          <w:sz w:val="24"/>
+          <w:szCs w:val="24"/>
+          <w:lang w:val="en-US"/>
+        </w:rPr>
+        <w:br w:type="page" w:clear="all"/>
+      </w:r>
+      <w:r>
+        <w:rPr>
+          <w:rFonts w:ascii="Aptos" w:hAnsi="Aptos" w:eastAsia="Aptos" w:cs="Aptos" w:asciiTheme="minorAscii" w:hAnsiTheme="minorAscii" w:eastAsiaTheme="minorAscii" w:cstheme="minorAscii"/>
+          <w:b w:val="0"/>
+          <w:bCs w:val="0"/>
+          <w:i w:val="0"/>
+          <w:iCs w:val="0"/>
+          <w:caps w:val="0"/>
+          <w:smallCaps w:val="0"/>
+          <w:color w:val="000000" w:themeColor="text1" w:themeTint="FF" w:themeShade="FF"/>
+          <w:sz w:val="24"/>
+          <w:szCs w:val="24"/>
+          <w:lang w:val="en-US"/>
+        </w:rPr>
+      </w:r>
+      <w:r/>
+    </w:p>
+    <w:p>
+      <w:pPr>
+        <w:pStyle w:val="889"/>
+        <w:suppressLineNumbers w:val="false"/>
+        <w:pBdr/>
+        <w:bidi w:val="false"/>
+        <w:spacing/>
+        <w:ind/>
+        <w:jc w:val="center"/>
+        <w:rPr>
+          <w:b/>
+          <w:bCs/>
+          <w14:ligatures w14:val="none"/>
+        </w:rPr>
+      </w:pPr>
+      <w:r/>
+      <w:bookmarkStart w:id="4" w:name="_Toc4"/>
+      <w:r>
+        <w:rPr>
+          <w:b/>
+          <w:bCs/>
+          <w:lang w:val="en-US"/>
+        </w:rPr>
+        <w:t xml:space="preserve">Main p</w:t>
+      </w:r>
+      <w:r>
+        <w:rPr>
+          <w:b/>
+          <w:bCs/>
+          <w:lang w:val="en-US"/>
+        </w:rPr>
+        <w:t xml:space="preserve">rocess</w:t>
+      </w:r>
+      <w:bookmarkEnd w:id="4"/>
+      <w:r/>
+      <w:r>
+        <w:rPr>
+          <w:b/>
+          <w:bCs/>
+        </w:rPr>
+      </w:r>
+    </w:p>
+    <w:p>
+      <w:pPr>
+        <w:pStyle w:val="884"/>
+        <w:suppressLineNumbers w:val="false"/>
+        <w:pBdr/>
+        <w:bidi w:val="false"/>
+        <w:spacing w:after="160" w:afterAutospacing="0" w:before="0" w:beforeAutospacing="0" w:line="279" w:lineRule="auto"/>
+        <w:ind w:right="0" w:left="0"/>
+        <w:jc w:val="left"/>
+        <w:rPr>
+          <w:rFonts w:asciiTheme="minorAscii" w:hAnsiTheme="minorAscii" w:eastAsiaTheme="minorAscii" w:cstheme="minorAscii"/>
+          <w:b w:val="0"/>
+          <w:bCs w:val="0"/>
+          <w:i w:val="0"/>
+          <w:caps w:val="0"/>
+          <w:smallCaps w:val="0"/>
+          <w:color w:val="000000" w:themeColor="text1" w:themeTint="FF" w:themeShade="FF"/>
+          <w:sz w:val="24"/>
+          <w:szCs w:val="24"/>
+          <w:lang w:val="en-US"/>
+        </w:rPr>
+      </w:pPr>
+      <w:r>
+        <w:rPr>
+          <w:rFonts w:ascii="Aptos" w:hAnsi="Aptos" w:eastAsia="Aptos" w:cs="Aptos" w:asciiTheme="minorAscii" w:hAnsiTheme="minorAscii" w:eastAsiaTheme="minorAscii" w:cstheme="minorAscii"/>
+          <w:b w:val="0"/>
+          <w:bCs w:val="0"/>
+          <w:i w:val="0"/>
+          <w:iCs w:val="0"/>
+          <w:caps w:val="0"/>
+          <w:smallCaps w:val="0"/>
+          <w:color w:val="000000" w:themeColor="text1" w:themeTint="FF" w:themeShade="FF"/>
+          <w:sz w:val="24"/>
+          <w:szCs w:val="24"/>
+          <w:lang w:val="en-US"/>
+        </w:rPr>
+      </w:r>
+      <w:r>
+        <mc:AlternateContent>
+          <mc:Choice Requires="wpg">
+            <w:drawing>
+              <wp:anchor xmlns:wp="http://schemas.openxmlformats.org/drawingml/2006/wordprocessingDrawing" xmlns:wp14="http://schemas.microsoft.com/office/word/2010/wordprocessingDrawing" distT="0" distB="0" distL="115200" distR="115200" simplePos="0" relativeHeight="47104" behindDoc="0" locked="0" layoutInCell="1" allowOverlap="1">
+                <wp:simplePos x="0" y="0"/>
+                <wp:positionH relativeFrom="column">
+                  <wp:posOffset>2063821</wp:posOffset>
+                </wp:positionH>
+                <wp:positionV relativeFrom="paragraph">
+                  <wp:posOffset>11552</wp:posOffset>
+                </wp:positionV>
+                <wp:extent cx="2016993" cy="8694276"/>
+                <wp:effectExtent l="0" t="0" r="0" b="0"/>
+                <wp:wrapNone/>
+                <wp:docPr id="2" name=""/>
+                <wp:cNvGraphicFramePr>
+                  <a:graphicFrameLocks xmlns:a="http://schemas.openxmlformats.org/drawingml/2006/main" noChangeAspect="1"/>
+                </wp:cNvGraphicFramePr>
+                <a:graphic xmlns:a="http://schemas.openxmlformats.org/drawingml/2006/main">
+                  <a:graphicData uri="http://schemas.openxmlformats.org/drawingml/2006/picture">
+                    <pic:pic xmlns:pic="http://schemas.openxmlformats.org/drawingml/2006/picture">
+                      <pic:nvPicPr>
+                        <pic:cNvPr id="1624742529" name=""/>
+                        <pic:cNvPicPr>
+                          <a:picLocks noChangeAspect="1"/>
+                        </pic:cNvPicPr>
+                        <pic:nvPr/>
+                      </pic:nvPicPr>
+                      <pic:blipFill rotWithShape="1">
+                        <a:blip r:embed="rId9"/>
+                        <a:stretch/>
+                      </pic:blipFill>
+                      <pic:spPr bwMode="auto">
+                        <a:xfrm flipH="0" flipV="0">
+                          <a:off x="0" y="0"/>
+                          <a:ext cx="2016992" cy="8694275"/>
+                        </a:xfrm>
+                        <a:prstGeom prst="rect">
+                          <a:avLst/>
+                        </a:prstGeom>
+                      </pic:spPr>
+                    </pic:pic>
+                  </a:graphicData>
+                </a:graphic>
+              </wp:anchor>
+            </w:drawing>
+          </mc:Choice>
+          <mc:Fallback>
+            <w:pict>
+              <v:shapetype id="_x0000_t75" coordsize="21600,21600" o:spt="75" o:preferrelative="t" path="m@4@5l@4@11@9@11@9@5xe" filled="f" stroked="f">
+                <v:stroke joinstyle="miter"/>
+                <v:formulas>
+                  <v:f eqn="if lineDrawn pixelLineWidth 0"/>
+                  <v:f eqn="sum @0 1 0"/>
+                  <v:f eqn="sum 0 0 @1"/>
+                  <v:f eqn="prod @2 1 2"/>
+                  <v:f eqn="prod @3 21600 pixelWidth"/>
+                  <v:f eqn="prod @3 21600 pixelHeight"/>
+                  <v:f eqn="sum @0 0 1"/>
+                  <v:f eqn="prod @6 1 2"/>
+                  <v:f eqn="prod @7 21600 pixelWidth"/>
+                  <v:f eqn="sum @8 21600 0"/>
+                  <v:f eqn="prod @7 21600 pixelHeight"/>
+                  <v:f eqn="sum @10 21600 0"/>
+                </v:formulas>
+                <v:path o:extrusionok="f" gradientshapeok="t" o:connecttype="rect"/>
+                <o:lock v:ext="edit" aspectratio="t"/>
+              </v:shapetype>
+              <v:shape id="_x0000_i1" o:spid="_x0000_s1" type="#_x0000_t75" style="position:absolute;z-index:47104;o:allowoverlap:true;o:allowincell:true;mso-position-horizontal-relative:text;margin-left:162.51pt;mso-position-horizontal:absolute;mso-position-vertical-relative:text;margin-top:0.91pt;mso-position-vertical:absolute;width:158.82pt;height:684.59pt;mso-wrap-distance-left:9.07pt;mso-wrap-distance-top:0.00pt;mso-wrap-distance-right:9.07pt;mso-wrap-distance-bottom:0.00pt;z-index:1;" stroked="false">
+                <v:imagedata r:id="rId9" o:title=""/>
+                <o:lock v:ext="edit" rotation="t"/>
+              </v:shape>
+            </w:pict>
+          </mc:Fallback>
+        </mc:AlternateContent>
+      </w:r>
+      <w:r>
+        <w:rPr>
+          <w:rFonts w:ascii="Aptos" w:hAnsi="Aptos" w:eastAsia="Aptos" w:cs="Aptos" w:asciiTheme="minorAscii" w:hAnsiTheme="minorAscii" w:eastAsiaTheme="minorAscii" w:cstheme="minorAscii"/>
+          <w:b w:val="0"/>
+          <w:bCs w:val="0"/>
+          <w:i w:val="0"/>
+          <w:iCs w:val="0"/>
+          <w:caps w:val="0"/>
+          <w:smallCaps w:val="0"/>
+          <w:color w:val="000000" w:themeColor="text1" w:themeTint="FF" w:themeShade="FF"/>
+          <w:sz w:val="24"/>
+          <w:szCs w:val="24"/>
+          <w:lang w:val="en-US"/>
+        </w:rPr>
+      </w:r>
+      <w:r>
+        <w:rPr>
+          <w:rFonts w:asciiTheme="minorAscii" w:hAnsiTheme="minorAscii" w:eastAsiaTheme="minorAscii" w:cstheme="minorAscii"/>
+          <w:b w:val="0"/>
+          <w:bCs w:val="0"/>
+          <w:i w:val="0"/>
+          <w:iCs w:val="0"/>
+          <w:caps w:val="0"/>
+          <w:smallCaps w:val="0"/>
+          <w:color w:val="000000" w:themeColor="text1" w:themeTint="FF" w:themeShade="FF"/>
+          <w:sz w:val="24"/>
+          <w:szCs w:val="24"/>
+          <w:lang w:val="en-US"/>
+        </w:rPr>
+      </w:r>
+      <w:r>
+        <w:rPr>
+          <w:rFonts w:ascii="Aptos" w:hAnsi="Aptos" w:eastAsia="Aptos" w:cs="Aptos" w:asciiTheme="minorAscii" w:hAnsiTheme="minorAscii" w:eastAsiaTheme="minorAscii" w:cstheme="minorAscii"/>
+          <w:b w:val="0"/>
+          <w:bCs w:val="0"/>
+          <w:i w:val="0"/>
+          <w:iCs w:val="0"/>
+          <w:caps w:val="0"/>
+          <w:smallCaps w:val="0"/>
+          <w:color w:val="000000" w:themeColor="text1" w:themeTint="FF" w:themeShade="FF"/>
+          <w:sz w:val="24"/>
+          <w:szCs w:val="24"/>
+          <w:lang w:val="en-US"/>
+        </w:rPr>
+        <w:br w:type="page" w:clear="all"/>
+      </w:r>
+      <w:r>
+        <w:rPr>
+          <w:rFonts w:asciiTheme="minorAscii" w:hAnsiTheme="minorAscii" w:eastAsiaTheme="minorAscii" w:cstheme="minorAscii"/>
+          <w:b w:val="0"/>
+          <w:bCs w:val="0"/>
+          <w:i w:val="0"/>
+          <w:iCs w:val="0"/>
+          <w:caps w:val="0"/>
+          <w:smallCaps w:val="0"/>
+          <w:color w:val="000000" w:themeColor="text1" w:themeTint="FF" w:themeShade="FF"/>
+          <w:sz w:val="24"/>
+          <w:szCs w:val="24"/>
+          <w:lang w:val="en-US"/>
+        </w:rPr>
+      </w:r>
+      <w:r>
+        <w:rPr>
+          <w:rFonts w:asciiTheme="minorAscii" w:hAnsiTheme="minorAscii" w:eastAsiaTheme="minorAscii" w:cstheme="minorAscii"/>
+          <w:b w:val="0"/>
+          <w:bCs w:val="0"/>
+          <w:i w:val="0"/>
+          <w:iCs w:val="0"/>
+          <w:caps w:val="0"/>
+          <w:smallCaps w:val="0"/>
+          <w:color w:val="000000" w:themeColor="text1" w:themeTint="FF" w:themeShade="FF"/>
+          <w:sz w:val="24"/>
+          <w:szCs w:val="24"/>
+          <w:lang w:val="en-US"/>
+        </w:rPr>
+      </w:r>
+      <w:r>
+        <w:rPr>
+          <w:rFonts w:asciiTheme="minorAscii" w:hAnsiTheme="minorAscii" w:eastAsiaTheme="minorAscii" w:cstheme="minorAscii"/>
+          <w:b w:val="0"/>
+          <w:bCs w:val="0"/>
+          <w:i w:val="0"/>
+          <w:iCs w:val="0"/>
+          <w:caps w:val="0"/>
+          <w:smallCaps w:val="0"/>
+          <w:color w:val="000000" w:themeColor="text1" w:themeTint="FF" w:themeShade="FF"/>
+          <w:sz w:val="24"/>
+          <w:szCs w:val="24"/>
+          <w:lang w:val="en-US"/>
+        </w:rPr>
+      </w:r>
+      <w:r>
+        <w:rPr>
+          <w:rFonts w:ascii="Aptos" w:hAnsi="Aptos" w:eastAsia="Aptos" w:cs="Aptos" w:asciiTheme="minorAscii" w:hAnsiTheme="minorAscii" w:eastAsiaTheme="minorAscii" w:cstheme="minorAscii"/>
+          <w:b w:val="0"/>
+          <w:bCs w:val="0"/>
+          <w:i w:val="0"/>
+          <w:iCs w:val="0"/>
+          <w:caps w:val="0"/>
+          <w:smallCaps w:val="0"/>
+          <w:color w:val="000000" w:themeColor="text1" w:themeTint="FF" w:themeShade="FF"/>
+          <w:sz w:val="24"/>
+          <w:szCs w:val="24"/>
+          <w:lang w:val="en-US"/>
+        </w:rPr>
+      </w:r>
+      <w:r>
+        <w:rPr>
+          <w:rFonts w:asciiTheme="minorAscii" w:hAnsiTheme="minorAscii" w:eastAsiaTheme="minorAscii" w:cstheme="minorAscii"/>
+          <w:b w:val="0"/>
+          <w:bCs w:val="0"/>
+          <w:i w:val="0"/>
+          <w:iCs w:val="0"/>
+          <w:caps w:val="0"/>
+          <w:smallCaps w:val="0"/>
+          <w:color w:val="000000" w:themeColor="text1" w:themeTint="FF" w:themeShade="FF"/>
+          <w:sz w:val="24"/>
+          <w:szCs w:val="24"/>
+          <w:lang w:val="en-US"/>
+        </w:rPr>
+      </w:r>
+      <w:r/>
+    </w:p>
+    <w:p>
+      <w:pPr>
+        <w:pStyle w:val="889"/>
+        <w:suppressLineNumbers w:val="false"/>
+        <w:pBdr/>
+        <w:bidi w:val="false"/>
+        <w:spacing/>
+        <w:ind/>
+        <w:jc w:val="center"/>
+        <w:rPr>
+          <w:b/>
+          <w:bCs/>
+          <w14:ligatures w14:val="none"/>
+        </w:rPr>
+      </w:pPr>
+      <w:r/>
+      <w:bookmarkStart w:id="5" w:name="_Toc5"/>
+      <w:r>
+        <w:rPr>
+          <w:b/>
+          <w:bCs/>
+          <w:lang w:val="en-US"/>
+        </w:rPr>
+        <w:t xml:space="preserve">Relational Schema</w:t>
+      </w:r>
+      <w:bookmarkEnd w:id="5"/>
+      <w:r/>
+      <w:r>
+        <w:rPr>
+          <w:b/>
+          <w:bCs/>
+          <w14:ligatures w14:val="none"/>
+        </w:rPr>
+      </w:r>
+    </w:p>
+    <w:p>
+      <w:pPr>
+        <w:pStyle w:val="884"/>
+        <w:suppressLineNumbers w:val="false"/>
+        <w:pBdr/>
+        <w:bidi w:val="false"/>
+        <w:spacing w:after="160" w:afterAutospacing="0" w:before="0" w:beforeAutospacing="0" w:line="279" w:lineRule="auto"/>
+        <w:ind w:right="0" w:left="0"/>
+        <w:jc w:val="left"/>
+        <w:rPr>
+          <w:rFonts w:asciiTheme="minorAscii" w:hAnsiTheme="minorAscii" w:eastAsiaTheme="minorAscii" w:cstheme="minorAscii"/>
+          <w:b w:val="0"/>
+          <w:bCs w:val="0"/>
+          <w:i w:val="0"/>
+          <w:caps w:val="0"/>
+          <w:smallCaps w:val="0"/>
+          <w:color w:val="000000" w:themeColor="text1" w:themeTint="FF" w:themeShade="FF"/>
+          <w:sz w:val="24"/>
+          <w:szCs w:val="24"/>
+          <w:lang w:val="en-US"/>
+        </w:rPr>
+      </w:pPr>
+      <w:r>
+        <w:rPr>
+          <w:rFonts w:ascii="Aptos" w:hAnsi="Aptos" w:eastAsia="Aptos" w:cs="Aptos" w:asciiTheme="minorAscii" w:hAnsiTheme="minorAscii" w:eastAsiaTheme="minorAscii" w:cstheme="minorAscii"/>
+          <w:b w:val="0"/>
+          <w:bCs w:val="0"/>
+          <w:i w:val="0"/>
+          <w:iCs w:val="0"/>
+          <w:caps w:val="0"/>
+          <w:smallCaps w:val="0"/>
+          <w:color w:val="000000" w:themeColor="text1" w:themeTint="FF" w:themeShade="FF"/>
+          <w:sz w:val="24"/>
+          <w:szCs w:val="24"/>
+          <w:highlight w:val="none"/>
+          <w:lang w:val="en-US"/>
+        </w:rPr>
+      </w:r>
+      <w:r>
+        <w:rPr>
+          <w:rFonts w:ascii="Aptos" w:hAnsi="Aptos" w:eastAsia="Aptos" w:cs="Aptos" w:asciiTheme="minorAscii" w:hAnsiTheme="minorAscii" w:eastAsiaTheme="minorAscii" w:cstheme="minorAscii"/>
+          <w:b w:val="0"/>
+          <w:bCs w:val="0"/>
+          <w:i w:val="0"/>
+          <w:iCs w:val="0"/>
+          <w:caps w:val="0"/>
+          <w:smallCaps w:val="0"/>
+          <w:color w:val="000000" w:themeColor="text1" w:themeTint="FF" w:themeShade="FF"/>
+          <w:sz w:val="24"/>
+          <w:szCs w:val="24"/>
+          <w:highlight w:val="none"/>
+          <w:lang w:val="en-US"/>
+        </w:rPr>
+      </w:r>
+      <w:r>
+        <w:rPr>
+          <w:rFonts w:ascii="Aptos" w:hAnsi="Aptos" w:eastAsia="Aptos" w:cs="Aptos" w:asciiTheme="minorAscii" w:hAnsiTheme="minorAscii" w:eastAsiaTheme="minorAscii" w:cstheme="minorAscii"/>
+          <w:b w:val="0"/>
+          <w:bCs w:val="0"/>
+          <w:i w:val="0"/>
+          <w:iCs w:val="0"/>
+          <w:caps w:val="0"/>
+          <w:smallCaps w:val="0"/>
+          <w:color w:val="000000" w:themeColor="text1" w:themeTint="FF" w:themeShade="FF"/>
+          <w:sz w:val="24"/>
+          <w:szCs w:val="24"/>
+          <w:highlight w:val="none"/>
+          <w:lang w:val="en-US"/>
+        </w:rPr>
+      </w:r>
+    </w:p>
+    <w:p>
+      <w:pPr>
+        <w:pStyle w:val="884"/>
+        <w:suppressLineNumbers w:val="false"/>
+        <w:pBdr/>
+        <w:bidi w:val="false"/>
+        <w:spacing w:after="160" w:afterAutospacing="0" w:before="0" w:beforeAutospacing="0" w:line="279" w:lineRule="auto"/>
+        <w:ind w:right="0" w:left="0"/>
+        <w:jc w:val="left"/>
+        <w:rPr>
+          <w:rFonts w:asciiTheme="minorAscii" w:hAnsiTheme="minorAscii" w:eastAsiaTheme="minorAscii" w:cstheme="minorAscii"/>
+          <w:b w:val="0"/>
+          <w:bCs w:val="0"/>
+          <w:i w:val="0"/>
+          <w:caps w:val="0"/>
+          <w:smallCaps w:val="0"/>
+          <w:color w:val="000000" w:themeColor="text1" w:themeTint="FF" w:themeShade="FF"/>
+          <w:sz w:val="24"/>
+          <w:szCs w:val="24"/>
+          <w:highlight w:val="none"/>
+          <w:lang w:val="en-US"/>
+        </w:rPr>
+      </w:pPr>
+      <w:r>
+        <w:rPr>
+          <w:rFonts w:ascii="Aptos" w:hAnsi="Aptos" w:eastAsia="Aptos" w:cs="Aptos" w:asciiTheme="minorAscii" w:hAnsiTheme="minorAscii" w:eastAsiaTheme="minorAscii" w:cstheme="minorAscii"/>
+          <w:b w:val="0"/>
+          <w:bCs w:val="0"/>
+          <w:i w:val="0"/>
+          <w:iCs w:val="0"/>
+          <w:caps w:val="0"/>
+          <w:smallCaps w:val="0"/>
+          <w:color w:val="000000" w:themeColor="text1" w:themeTint="FF" w:themeShade="FF"/>
+          <w:sz w:val="24"/>
+          <w:szCs w:val="24"/>
+          <w:highlight w:val="none"/>
+          <w:lang w:val="en-US"/>
+        </w:rPr>
+      </w:r>
+      <w:r>
+        <w:rPr>
+          <w:rFonts w:ascii="Aptos" w:hAnsi="Aptos" w:eastAsia="Aptos" w:cs="Aptos" w:asciiTheme="minorAscii" w:hAnsiTheme="minorAscii" w:eastAsiaTheme="minorAscii" w:cstheme="minorAscii"/>
+          <w:b w:val="0"/>
+          <w:bCs w:val="0"/>
+          <w:i w:val="0"/>
+          <w:iCs w:val="0"/>
+          <w:caps w:val="0"/>
+          <w:smallCaps w:val="0"/>
+          <w:color w:val="000000" w:themeColor="text1" w:themeTint="FF" w:themeShade="FF"/>
+          <w:sz w:val="24"/>
+          <w:szCs w:val="24"/>
+          <w:highlight w:val="none"/>
+          <w:lang w:val="en-US"/>
+        </w:rPr>
+      </w:r>
+      <w:r>
+        <w:rPr>
+          <w:rFonts w:ascii="Aptos" w:hAnsi="Aptos" w:eastAsia="Aptos" w:cs="Aptos" w:asciiTheme="minorAscii" w:hAnsiTheme="minorAscii" w:eastAsiaTheme="minorAscii" w:cstheme="minorAscii"/>
+          <w:b w:val="0"/>
+          <w:bCs w:val="0"/>
+          <w:i w:val="0"/>
+          <w:iCs w:val="0"/>
+          <w:caps w:val="0"/>
+          <w:smallCaps w:val="0"/>
+          <w:color w:val="000000" w:themeColor="text1" w:themeTint="FF" w:themeShade="FF"/>
+          <w:sz w:val="24"/>
+          <w:szCs w:val="24"/>
+          <w:highlight w:val="none"/>
+          <w:lang w:val="en-US"/>
+        </w:rPr>
+      </w:r>
+    </w:p>
+    <w:p>
+      <w:pPr>
+        <w:pStyle w:val="884"/>
+        <w:suppressLineNumbers w:val="false"/>
+        <w:pBdr/>
+        <w:bidi w:val="false"/>
+        <w:spacing w:after="160" w:afterAutospacing="0" w:before="0" w:beforeAutospacing="0" w:line="279" w:lineRule="auto"/>
+        <w:ind w:right="0" w:left="0"/>
+        <w:jc w:val="left"/>
+        <w:rPr>
+          <w:b w:val="0"/>
+          <w:bCs w:val="0"/>
+          <w:i w:val="0"/>
+          <w:caps w:val="0"/>
+          <w:smallCaps w:val="0"/>
+          <w:color w:val="000000" w:themeColor="text1" w:themeTint="FF" w:themeShade="FF"/>
+          <w:sz w:val="24"/>
+          <w:szCs w:val="24"/>
+          <w:highlight w:val="none"/>
+          <w:lang w:val="en-US"/>
+        </w:rPr>
+      </w:pPr>
+      <w:r>
+        <w:rPr>
+          <w:rFonts w:ascii="Aptos" w:hAnsi="Aptos" w:eastAsia="Aptos" w:cs="Aptos" w:asciiTheme="minorAscii" w:hAnsiTheme="minorAscii" w:eastAsiaTheme="minorAscii" w:cstheme="minorAscii"/>
+          <w:b w:val="0"/>
+          <w:bCs w:val="0"/>
+          <w:i w:val="0"/>
+          <w:iCs w:val="0"/>
+          <w:caps w:val="0"/>
+          <w:smallCaps w:val="0"/>
+          <w:color w:val="000000" w:themeColor="text1" w:themeTint="FF" w:themeShade="FF"/>
+          <w:sz w:val="24"/>
+          <w:szCs w:val="24"/>
+          <w:lang w:val="en-US"/>
+        </w:rPr>
+        <w:t xml:space="preserve">Customer(</w:t>
+      </w:r>
+      <w:r/>
+    </w:p>
+    <w:p>
+      <w:pPr>
+        <w:pStyle w:val="884"/>
+        <w:suppressLineNumbers w:val="false"/>
+        <w:pBdr/>
+        <w:bidi w:val="false"/>
+        <w:spacing w:after="160" w:afterAutospacing="0" w:before="0" w:beforeAutospacing="0" w:line="279" w:lineRule="auto"/>
+        <w:ind w:right="0" w:left="0"/>
+        <w:jc w:val="left"/>
+        <w:rPr/>
+      </w:pPr>
+      <w:r>
+        <w:rPr>
+          <w:rFonts w:ascii="Aptos" w:hAnsi="Aptos" w:eastAsia="Aptos" w:cs="Aptos" w:asciiTheme="minorAscii" w:hAnsiTheme="minorAscii" w:eastAsiaTheme="minorAscii" w:cstheme="minorAscii"/>
+          <w:b w:val="0"/>
+          <w:bCs w:val="0"/>
+          <w:i w:val="0"/>
+          <w:iCs w:val="0"/>
+          <w:caps w:val="0"/>
+          <w:smallCaps w:val="0"/>
+          <w:color w:val="000000" w:themeColor="text1" w:themeTint="FF" w:themeShade="FF"/>
+          <w:sz w:val="24"/>
+          <w:szCs w:val="24"/>
+          <w:lang w:val="en-US"/>
+        </w:rPr>
+        <w:t xml:space="preserve">    customer_id: int </w:t>
+      </w:r>
+      <w:r>
+        <w:rPr>
+          <w:rFonts w:ascii="Aptos" w:hAnsi="Aptos" w:eastAsia="Aptos" w:cs="Aptos" w:asciiTheme="minorAscii" w:hAnsiTheme="minorAscii" w:eastAsiaTheme="minorAscii" w:cstheme="minorAscii"/>
+          <w:b w:val="0"/>
+          <w:bCs w:val="0"/>
+          <w:i w:val="0"/>
+          <w:iCs w:val="0"/>
+          <w:caps w:val="0"/>
+          <w:smallCaps w:val="0"/>
+          <w:color w:val="ff0000"/>
+          <w:sz w:val="24"/>
+          <w:szCs w:val="24"/>
+          <w:lang w:val="en-US"/>
+        </w:rPr>
+        <w:t xml:space="preserve">[PK]</w:t>
+      </w:r>
+      <w:r>
+        <w:rPr>
+          <w:rFonts w:ascii="Aptos" w:hAnsi="Aptos" w:eastAsia="Aptos" w:cs="Aptos" w:asciiTheme="minorAscii" w:hAnsiTheme="minorAscii" w:eastAsiaTheme="minorAscii" w:cstheme="minorAscii"/>
+          <w:b w:val="0"/>
+          <w:bCs w:val="0"/>
+          <w:i w:val="0"/>
+          <w:iCs w:val="0"/>
+          <w:caps w:val="0"/>
+          <w:smallCaps w:val="0"/>
+          <w:color w:val="000000" w:themeColor="text1" w:themeTint="FF" w:themeShade="FF"/>
+          <w:sz w:val="24"/>
+          <w:szCs w:val="24"/>
+          <w:lang w:val="en-US"/>
+        </w:rPr>
+        <w:t xml:space="preserve">,</w:t>
+      </w:r>
+      <w:r/>
+    </w:p>
+    <w:p>
+      <w:pPr>
+        <w:pStyle w:val="884"/>
+        <w:suppressLineNumbers w:val="false"/>
+        <w:pBdr/>
+        <w:bidi w:val="false"/>
+        <w:spacing w:after="160" w:afterAutospacing="0" w:before="0" w:beforeAutospacing="0" w:line="279" w:lineRule="auto"/>
+        <w:ind w:right="0" w:left="0"/>
+        <w:jc w:val="left"/>
+        <w:rPr/>
+      </w:pPr>
+      <w:r>
+        <w:rPr>
+          <w:rFonts w:ascii="Aptos" w:hAnsi="Aptos" w:eastAsia="Aptos" w:cs="Aptos" w:asciiTheme="minorAscii" w:hAnsiTheme="minorAscii" w:eastAsiaTheme="minorAscii" w:cstheme="minorAscii"/>
+          <w:b w:val="0"/>
+          <w:bCs w:val="0"/>
+          <w:i w:val="0"/>
+          <w:iCs w:val="0"/>
+          <w:caps w:val="0"/>
+          <w:smallCaps w:val="0"/>
+          <w:color w:val="000000" w:themeColor="text1" w:themeTint="FF" w:themeShade="FF"/>
+          <w:sz w:val="24"/>
+          <w:szCs w:val="24"/>
+          <w:lang w:val="en-US"/>
+        </w:rPr>
+        <w:t xml:space="preserve">    first_name: varchar(50),</w:t>
+      </w:r>
+      <w:r/>
+    </w:p>
+    <w:p>
+      <w:pPr>
+        <w:pStyle w:val="884"/>
+        <w:suppressLineNumbers w:val="false"/>
+        <w:pBdr/>
+        <w:bidi w:val="false"/>
+        <w:spacing w:after="160" w:afterAutospacing="0" w:before="0" w:beforeAutospacing="0" w:line="279" w:lineRule="auto"/>
+        <w:ind w:right="0" w:left="0"/>
+        <w:jc w:val="left"/>
+        <w:rPr/>
+      </w:pPr>
+      <w:r>
+        <w:rPr>
+          <w:rFonts w:ascii="Aptos" w:hAnsi="Aptos" w:eastAsia="Aptos" w:cs="Aptos" w:asciiTheme="minorAscii" w:hAnsiTheme="minorAscii" w:eastAsiaTheme="minorAscii" w:cstheme="minorAscii"/>
+          <w:b w:val="0"/>
+          <w:bCs w:val="0"/>
+          <w:i w:val="0"/>
+          <w:iCs w:val="0"/>
+          <w:caps w:val="0"/>
+          <w:smallCaps w:val="0"/>
+          <w:color w:val="000000" w:themeColor="text1" w:themeTint="FF" w:themeShade="FF"/>
+          <w:sz w:val="24"/>
+          <w:szCs w:val="24"/>
+          <w:lang w:val="en-US"/>
+        </w:rPr>
+        <w:t xml:space="preserve">    last_name: varchar(50),</w:t>
+      </w:r>
+      <w:r/>
+    </w:p>
+    <w:p>
+      <w:pPr>
+        <w:pStyle w:val="884"/>
+        <w:suppressLineNumbers w:val="false"/>
+        <w:pBdr/>
+        <w:bidi w:val="false"/>
+        <w:spacing w:after="160" w:afterAutospacing="0" w:before="0" w:beforeAutospacing="0" w:line="279" w:lineRule="auto"/>
+        <w:ind w:right="0" w:left="0"/>
+        <w:jc w:val="left"/>
+        <w:rPr/>
+      </w:pPr>
+      <w:r>
+        <w:rPr>
+          <w:rFonts w:ascii="Aptos" w:hAnsi="Aptos" w:eastAsia="Aptos" w:cs="Aptos" w:asciiTheme="minorAscii" w:hAnsiTheme="minorAscii" w:eastAsiaTheme="minorAscii" w:cstheme="minorAscii"/>
+          <w:b w:val="0"/>
+          <w:bCs w:val="0"/>
+          <w:i w:val="0"/>
+          <w:iCs w:val="0"/>
+          <w:caps w:val="0"/>
+          <w:smallCaps w:val="0"/>
+          <w:color w:val="000000" w:themeColor="text1" w:themeTint="FF" w:themeShade="FF"/>
+          <w:sz w:val="24"/>
+          <w:szCs w:val="24"/>
+          <w:lang w:val="en-US"/>
+        </w:rPr>
+        <w:t xml:space="preserve">    email: varchar(100),</w:t>
+      </w:r>
+      <w:r/>
+    </w:p>
+    <w:p>
+      <w:pPr>
+        <w:pStyle w:val="884"/>
+        <w:suppressLineNumbers w:val="false"/>
+        <w:pBdr/>
+        <w:bidi w:val="false"/>
+        <w:spacing w:after="160" w:afterAutospacing="0" w:before="0" w:beforeAutospacing="0" w:line="279" w:lineRule="auto"/>
+        <w:ind w:right="0" w:left="0"/>
+        <w:jc w:val="left"/>
+        <w:rPr/>
+      </w:pPr>
+      <w:r>
+        <w:rPr>
+          <w:rFonts w:ascii="Aptos" w:hAnsi="Aptos" w:eastAsia="Aptos" w:cs="Aptos" w:asciiTheme="minorAscii" w:hAnsiTheme="minorAscii" w:eastAsiaTheme="minorAscii" w:cstheme="minorAscii"/>
+          <w:b w:val="0"/>
+          <w:bCs w:val="0"/>
+          <w:i w:val="0"/>
+          <w:iCs w:val="0"/>
+          <w:caps w:val="0"/>
+          <w:smallCaps w:val="0"/>
+          <w:color w:val="000000" w:themeColor="text1" w:themeTint="FF" w:themeShade="FF"/>
+          <w:sz w:val="24"/>
+          <w:szCs w:val="24"/>
+          <w:lang w:val="en-US"/>
+        </w:rPr>
+        <w:t xml:space="preserve">    phone: varchar(20),</w:t>
+      </w:r>
+      <w:r/>
+    </w:p>
+    <w:p>
+      <w:pPr>
+        <w:pStyle w:val="884"/>
+        <w:suppressLineNumbers w:val="false"/>
+        <w:pBdr/>
+        <w:bidi w:val="false"/>
+        <w:spacing w:after="160" w:afterAutospacing="0" w:before="0" w:beforeAutospacing="0" w:line="279" w:lineRule="auto"/>
+        <w:ind w:right="0" w:left="0"/>
+        <w:jc w:val="left"/>
+        <w:rPr/>
+      </w:pPr>
+      <w:r>
+        <w:rPr>
+          <w:rFonts w:ascii="Aptos" w:hAnsi="Aptos" w:eastAsia="Aptos" w:cs="Aptos" w:asciiTheme="minorAscii" w:hAnsiTheme="minorAscii" w:eastAsiaTheme="minorAscii" w:cstheme="minorAscii"/>
+          <w:b w:val="0"/>
+          <w:bCs w:val="0"/>
+          <w:i w:val="0"/>
+          <w:iCs w:val="0"/>
+          <w:caps w:val="0"/>
+          <w:smallCaps w:val="0"/>
+          <w:color w:val="000000" w:themeColor="text1" w:themeTint="FF" w:themeShade="FF"/>
+          <w:sz w:val="24"/>
+          <w:szCs w:val="24"/>
+          <w:lang w:val="en-US"/>
+        </w:rPr>
+        <w:t xml:space="preserve">    address: varchar(255),</w:t>
+      </w:r>
+      <w:r/>
+    </w:p>
+    <w:p>
+      <w:pPr>
+        <w:pStyle w:val="884"/>
+        <w:suppressLineNumbers w:val="false"/>
+        <w:pBdr/>
+        <w:bidi w:val="false"/>
+        <w:spacing w:after="160" w:afterAutospacing="0" w:before="0" w:beforeAutospacing="0" w:line="279" w:lineRule="auto"/>
+        <w:ind w:right="0" w:left="0"/>
+        <w:jc w:val="left"/>
+        <w:rPr/>
+      </w:pPr>
+      <w:r>
+        <w:rPr>
+          <w:rFonts w:ascii="Aptos" w:hAnsi="Aptos" w:eastAsia="Aptos" w:cs="Aptos" w:asciiTheme="minorAscii" w:hAnsiTheme="minorAscii" w:eastAsiaTheme="minorAscii" w:cstheme="minorAscii"/>
+          <w:b w:val="0"/>
+          <w:bCs w:val="0"/>
+          <w:i w:val="0"/>
+          <w:iCs w:val="0"/>
+          <w:caps w:val="0"/>
+          <w:smallCaps w:val="0"/>
+          <w:color w:val="000000" w:themeColor="text1" w:themeTint="FF" w:themeShade="FF"/>
+          <w:sz w:val="24"/>
+          <w:szCs w:val="24"/>
+          <w:lang w:val="en-US"/>
+        </w:rPr>
+        <w:t xml:space="preserve">    registration_date: date</w:t>
+      </w:r>
+      <w:r/>
+    </w:p>
+    <w:p>
+      <w:pPr>
+        <w:pStyle w:val="884"/>
+        <w:suppressLineNumbers w:val="false"/>
+        <w:pBdr/>
+        <w:bidi w:val="false"/>
+        <w:spacing w:after="160" w:afterAutospacing="0" w:before="0" w:beforeAutospacing="0" w:line="279" w:lineRule="auto"/>
+        <w:ind w:right="0" w:left="0"/>
+        <w:jc w:val="left"/>
+        <w:rPr/>
+      </w:pPr>
+      <w:r>
+        <w:rPr>
+          <w:rFonts w:ascii="Aptos" w:hAnsi="Aptos" w:eastAsia="Aptos" w:cs="Aptos" w:asciiTheme="minorAscii" w:hAnsiTheme="minorAscii" w:eastAsiaTheme="minorAscii" w:cstheme="minorAscii"/>
+          <w:b w:val="0"/>
+          <w:bCs w:val="0"/>
+          <w:i w:val="0"/>
+          <w:iCs w:val="0"/>
+          <w:caps w:val="0"/>
+          <w:smallCaps w:val="0"/>
+          <w:color w:val="000000" w:themeColor="text1" w:themeTint="FF" w:themeShade="FF"/>
+          <w:sz w:val="24"/>
+          <w:szCs w:val="24"/>
+          <w:lang w:val="en-US"/>
+        </w:rPr>
+        <w:t xml:space="preserve">)</w:t>
+      </w:r>
+      <w:r/>
+    </w:p>
+    <w:p>
+      <w:pPr>
+        <w:pStyle w:val="884"/>
+        <w:suppressLineNumbers w:val="false"/>
+        <w:pBdr/>
+        <w:bidi w:val="false"/>
+        <w:spacing w:after="160" w:afterAutospacing="0" w:before="0" w:beforeAutospacing="0" w:line="279" w:lineRule="auto"/>
+        <w:ind w:right="0" w:left="0"/>
+        <w:jc w:val="left"/>
+        <w:rPr/>
+      </w:pPr>
+      <w:r>
+        <w:rPr>
+          <w:rFonts w:ascii="Aptos" w:hAnsi="Aptos" w:eastAsia="Aptos" w:cs="Aptos" w:asciiTheme="minorAscii" w:hAnsiTheme="minorAscii" w:eastAsiaTheme="minorAscii" w:cstheme="minorAscii"/>
+          <w:b w:val="0"/>
+          <w:bCs w:val="0"/>
+          <w:i w:val="0"/>
+          <w:iCs w:val="0"/>
+          <w:caps w:val="0"/>
+          <w:smallCaps w:val="0"/>
+          <w:color w:val="000000" w:themeColor="text1" w:themeTint="FF" w:themeShade="FF"/>
+          <w:sz w:val="24"/>
+          <w:szCs w:val="24"/>
+          <w:lang w:val="en-US"/>
+        </w:rPr>
+      </w:r>
+      <w:r/>
+    </w:p>
+    <w:p>
+      <w:pPr>
+        <w:pStyle w:val="884"/>
+        <w:suppressLineNumbers w:val="false"/>
+        <w:pBdr/>
+        <w:bidi w:val="false"/>
+        <w:spacing w:after="160" w:afterAutospacing="0" w:before="0" w:beforeAutospacing="0" w:line="279" w:lineRule="auto"/>
+        <w:ind w:right="0" w:left="0"/>
+        <w:jc w:val="left"/>
+        <w:rPr/>
+      </w:pPr>
+      <w:r>
+        <w:rPr>
+          <w:rFonts w:ascii="Aptos" w:hAnsi="Aptos" w:eastAsia="Aptos" w:cs="Aptos" w:asciiTheme="minorAscii" w:hAnsiTheme="minorAscii" w:eastAsiaTheme="minorAscii" w:cstheme="minorAscii"/>
+          <w:b w:val="0"/>
+          <w:bCs w:val="0"/>
+          <w:i w:val="0"/>
+          <w:iCs w:val="0"/>
+          <w:caps w:val="0"/>
+          <w:smallCaps w:val="0"/>
+          <w:color w:val="000000" w:themeColor="text1" w:themeTint="FF" w:themeShade="FF"/>
+          <w:sz w:val="24"/>
+          <w:szCs w:val="24"/>
+          <w:lang w:val="en-US"/>
+        </w:rPr>
+        <w:t xml:space="preserve">Technician(</w:t>
+      </w:r>
+      <w:r/>
+    </w:p>
+    <w:p>
+      <w:pPr>
+        <w:pStyle w:val="884"/>
+        <w:suppressLineNumbers w:val="false"/>
+        <w:pBdr/>
+        <w:bidi w:val="false"/>
+        <w:spacing w:after="160" w:afterAutospacing="0" w:before="0" w:beforeAutospacing="0" w:line="279" w:lineRule="auto"/>
+        <w:ind w:right="0" w:left="0"/>
+        <w:jc w:val="left"/>
+        <w:rPr/>
+      </w:pPr>
+      <w:r>
+        <w:rPr>
+          <w:rFonts w:ascii="Aptos" w:hAnsi="Aptos" w:eastAsia="Aptos" w:cs="Aptos" w:asciiTheme="minorAscii" w:hAnsiTheme="minorAscii" w:eastAsiaTheme="minorAscii" w:cstheme="minorAscii"/>
+          <w:b w:val="0"/>
+          <w:bCs w:val="0"/>
+          <w:i w:val="0"/>
+          <w:iCs w:val="0"/>
+          <w:caps w:val="0"/>
+          <w:smallCaps w:val="0"/>
+          <w:color w:val="000000" w:themeColor="text1" w:themeTint="FF" w:themeShade="FF"/>
+          <w:sz w:val="24"/>
+          <w:szCs w:val="24"/>
+          <w:lang w:val="en-US"/>
+        </w:rPr>
+        <w:t xml:space="preserve">    technician_id: int </w:t>
+      </w:r>
+      <w:r>
+        <w:rPr>
+          <w:rFonts w:ascii="Aptos" w:hAnsi="Aptos" w:eastAsia="Aptos" w:cs="Aptos" w:asciiTheme="minorAscii" w:hAnsiTheme="minorAscii" w:eastAsiaTheme="minorAscii" w:cstheme="minorAscii"/>
+          <w:b w:val="0"/>
+          <w:bCs w:val="0"/>
+          <w:i w:val="0"/>
+          <w:iCs w:val="0"/>
+          <w:caps w:val="0"/>
+          <w:smallCaps w:val="0"/>
+          <w:color w:val="ff0000"/>
+          <w:sz w:val="24"/>
+          <w:szCs w:val="24"/>
+          <w:lang w:val="en-US"/>
+        </w:rPr>
+        <w:t xml:space="preserve">[PK]</w:t>
+      </w:r>
+      <w:r>
+        <w:rPr>
+          <w:rFonts w:ascii="Aptos" w:hAnsi="Aptos" w:eastAsia="Aptos" w:cs="Aptos" w:asciiTheme="minorAscii" w:hAnsiTheme="minorAscii" w:eastAsiaTheme="minorAscii" w:cstheme="minorAscii"/>
+          <w:b w:val="0"/>
+          <w:bCs w:val="0"/>
+          <w:i w:val="0"/>
+          <w:iCs w:val="0"/>
+          <w:caps w:val="0"/>
+          <w:smallCaps w:val="0"/>
+          <w:color w:val="000000" w:themeColor="text1" w:themeTint="FF" w:themeShade="FF"/>
+          <w:sz w:val="24"/>
+          <w:szCs w:val="24"/>
+          <w:lang w:val="en-US"/>
+        </w:rPr>
+        <w:t xml:space="preserve">,</w:t>
+      </w:r>
+      <w:r/>
+    </w:p>
+    <w:p>
+      <w:pPr>
+        <w:pStyle w:val="884"/>
+        <w:suppressLineNumbers w:val="false"/>
+        <w:pBdr/>
+        <w:bidi w:val="false"/>
+        <w:spacing w:after="160" w:afterAutospacing="0" w:before="0" w:beforeAutospacing="0" w:line="279" w:lineRule="auto"/>
+        <w:ind w:right="0" w:left="0"/>
+        <w:jc w:val="left"/>
+        <w:rPr/>
+      </w:pPr>
+      <w:r>
+        <w:rPr>
+          <w:rFonts w:ascii="Aptos" w:hAnsi="Aptos" w:eastAsia="Aptos" w:cs="Aptos" w:asciiTheme="minorAscii" w:hAnsiTheme="minorAscii" w:eastAsiaTheme="minorAscii" w:cstheme="minorAscii"/>
+          <w:b w:val="0"/>
+          <w:bCs w:val="0"/>
+          <w:i w:val="0"/>
+          <w:iCs w:val="0"/>
+          <w:caps w:val="0"/>
+          <w:smallCaps w:val="0"/>
+          <w:color w:val="000000" w:themeColor="text1" w:themeTint="FF" w:themeShade="FF"/>
+          <w:sz w:val="24"/>
+          <w:szCs w:val="24"/>
+          <w:lang w:val="en-US"/>
+        </w:rPr>
+        <w:t xml:space="preserve">    first_name: varchar(50),</w:t>
+      </w:r>
+      <w:r/>
+    </w:p>
+    <w:p>
+      <w:pPr>
+        <w:pStyle w:val="884"/>
+        <w:suppressLineNumbers w:val="false"/>
+        <w:pBdr/>
+        <w:bidi w:val="false"/>
+        <w:spacing w:after="160" w:afterAutospacing="0" w:before="0" w:beforeAutospacing="0" w:line="279" w:lineRule="auto"/>
+        <w:ind w:right="0" w:left="0"/>
+        <w:jc w:val="left"/>
+        <w:rPr/>
+      </w:pPr>
+      <w:r>
+        <w:rPr>
+          <w:rFonts w:ascii="Aptos" w:hAnsi="Aptos" w:eastAsia="Aptos" w:cs="Aptos" w:asciiTheme="minorAscii" w:hAnsiTheme="minorAscii" w:eastAsiaTheme="minorAscii" w:cstheme="minorAscii"/>
+          <w:b w:val="0"/>
+          <w:bCs w:val="0"/>
+          <w:i w:val="0"/>
+          <w:iCs w:val="0"/>
+          <w:caps w:val="0"/>
+          <w:smallCaps w:val="0"/>
+          <w:color w:val="000000" w:themeColor="text1" w:themeTint="FF" w:themeShade="FF"/>
+          <w:sz w:val="24"/>
+          <w:szCs w:val="24"/>
+          <w:lang w:val="en-US"/>
+        </w:rPr>
+        <w:t xml:space="preserve">    last_name: varchar(50),</w:t>
+      </w:r>
+      <w:r/>
+    </w:p>
+    <w:p>
+      <w:pPr>
+        <w:pStyle w:val="884"/>
+        <w:suppressLineNumbers w:val="false"/>
+        <w:pBdr/>
+        <w:bidi w:val="false"/>
+        <w:spacing w:after="160" w:afterAutospacing="0" w:before="0" w:beforeAutospacing="0" w:line="279" w:lineRule="auto"/>
+        <w:ind w:right="0" w:left="0"/>
+        <w:jc w:val="left"/>
+        <w:rPr/>
+      </w:pPr>
+      <w:r>
+        <w:rPr>
+          <w:rFonts w:ascii="Aptos" w:hAnsi="Aptos" w:eastAsia="Aptos" w:cs="Aptos" w:asciiTheme="minorAscii" w:hAnsiTheme="minorAscii" w:eastAsiaTheme="minorAscii" w:cstheme="minorAscii"/>
+          <w:b w:val="0"/>
+          <w:bCs w:val="0"/>
+          <w:i w:val="0"/>
+          <w:iCs w:val="0"/>
+          <w:caps w:val="0"/>
+          <w:smallCaps w:val="0"/>
+          <w:color w:val="000000" w:themeColor="text1" w:themeTint="FF" w:themeShade="FF"/>
+          <w:sz w:val="24"/>
+          <w:szCs w:val="24"/>
+          <w:lang w:val="en-US"/>
+        </w:rPr>
+        <w:t xml:space="preserve">    email: varchar(100),</w:t>
+      </w:r>
+      <w:r/>
+    </w:p>
+    <w:p>
+      <w:pPr>
+        <w:pStyle w:val="884"/>
+        <w:suppressLineNumbers w:val="false"/>
+        <w:pBdr/>
+        <w:bidi w:val="false"/>
+        <w:spacing w:after="160" w:afterAutospacing="0" w:before="0" w:beforeAutospacing="0" w:line="279" w:lineRule="auto"/>
+        <w:ind w:right="0" w:left="0"/>
+        <w:jc w:val="left"/>
+        <w:rPr/>
+      </w:pPr>
+      <w:r>
+        <w:rPr>
+          <w:rFonts w:ascii="Aptos" w:hAnsi="Aptos" w:eastAsia="Aptos" w:cs="Aptos" w:asciiTheme="minorAscii" w:hAnsiTheme="minorAscii" w:eastAsiaTheme="minorAscii" w:cstheme="minorAscii"/>
+          <w:b w:val="0"/>
+          <w:bCs w:val="0"/>
+          <w:i w:val="0"/>
+          <w:iCs w:val="0"/>
+          <w:caps w:val="0"/>
+          <w:smallCaps w:val="0"/>
+          <w:color w:val="000000" w:themeColor="text1" w:themeTint="FF" w:themeShade="FF"/>
+          <w:sz w:val="24"/>
+          <w:szCs w:val="24"/>
+          <w:lang w:val="en-US"/>
+        </w:rPr>
+        <w:t xml:space="preserve">    phone: varchar(20),</w:t>
+      </w:r>
+      <w:r/>
+    </w:p>
+    <w:p>
+      <w:pPr>
+        <w:pStyle w:val="884"/>
+        <w:suppressLineNumbers w:val="false"/>
+        <w:pBdr/>
+        <w:bidi w:val="false"/>
+        <w:spacing w:after="160" w:afterAutospacing="0" w:before="0" w:beforeAutospacing="0" w:line="279" w:lineRule="auto"/>
+        <w:ind w:right="0" w:left="0"/>
+        <w:jc w:val="left"/>
+        <w:rPr/>
+      </w:pPr>
+      <w:r>
+        <w:rPr>
+          <w:rFonts w:ascii="Aptos" w:hAnsi="Aptos" w:eastAsia="Aptos" w:cs="Aptos" w:asciiTheme="minorAscii" w:hAnsiTheme="minorAscii" w:eastAsiaTheme="minorAscii" w:cstheme="minorAscii"/>
+          <w:b w:val="0"/>
+          <w:bCs w:val="0"/>
+          <w:i w:val="0"/>
+          <w:iCs w:val="0"/>
+          <w:caps w:val="0"/>
+          <w:smallCaps w:val="0"/>
+          <w:color w:val="000000" w:themeColor="text1" w:themeTint="FF" w:themeShade="FF"/>
+          <w:sz w:val="24"/>
+          <w:szCs w:val="24"/>
+          <w:lang w:val="en-US"/>
+        </w:rPr>
+        <w:t xml:space="preserve">    specialization: varchar(100),</w:t>
+      </w:r>
+      <w:r/>
+    </w:p>
+    <w:p>
+      <w:pPr>
+        <w:pStyle w:val="884"/>
+        <w:suppressLineNumbers w:val="false"/>
+        <w:pBdr/>
+        <w:bidi w:val="false"/>
+        <w:spacing w:after="160" w:afterAutospacing="0" w:before="0" w:beforeAutospacing="0" w:line="279" w:lineRule="auto"/>
+        <w:ind w:right="0" w:left="0"/>
+        <w:jc w:val="left"/>
+        <w:rPr/>
+      </w:pPr>
+      <w:r>
+        <w:rPr>
+          <w:rFonts w:ascii="Aptos" w:hAnsi="Aptos" w:eastAsia="Aptos" w:cs="Aptos" w:asciiTheme="minorAscii" w:hAnsiTheme="minorAscii" w:eastAsiaTheme="minorAscii" w:cstheme="minorAscii"/>
+          <w:b w:val="0"/>
+          <w:bCs w:val="0"/>
+          <w:i w:val="0"/>
+          <w:iCs w:val="0"/>
+          <w:caps w:val="0"/>
+          <w:smallCaps w:val="0"/>
+          <w:color w:val="000000" w:themeColor="text1" w:themeTint="FF" w:themeShade="FF"/>
+          <w:sz w:val="24"/>
+          <w:szCs w:val="24"/>
+          <w:lang w:val="en-US"/>
+        </w:rPr>
+        <w:t xml:space="preserve">    hire_date: date</w:t>
+      </w:r>
+      <w:r/>
+    </w:p>
+    <w:p>
+      <w:pPr>
+        <w:pStyle w:val="884"/>
+        <w:suppressLineNumbers w:val="false"/>
+        <w:pBdr/>
+        <w:bidi w:val="false"/>
+        <w:spacing w:after="160" w:afterAutospacing="0" w:before="0" w:beforeAutospacing="0" w:line="279" w:lineRule="auto"/>
+        <w:ind w:right="0" w:left="0"/>
+        <w:jc w:val="left"/>
+        <w:rPr/>
+      </w:pPr>
+      <w:r>
+        <w:rPr>
+          <w:rFonts w:ascii="Aptos" w:hAnsi="Aptos" w:eastAsia="Aptos" w:cs="Aptos" w:asciiTheme="minorAscii" w:hAnsiTheme="minorAscii" w:eastAsiaTheme="minorAscii" w:cstheme="minorAscii"/>
+          <w:b w:val="0"/>
+          <w:bCs w:val="0"/>
+          <w:i w:val="0"/>
+          <w:iCs w:val="0"/>
+          <w:caps w:val="0"/>
+          <w:smallCaps w:val="0"/>
+          <w:color w:val="000000" w:themeColor="text1" w:themeTint="FF" w:themeShade="FF"/>
+          <w:sz w:val="24"/>
+          <w:szCs w:val="24"/>
+          <w:lang w:val="en-US"/>
+        </w:rPr>
+        <w:t xml:space="preserve">)</w:t>
+      </w:r>
+      <w:r/>
+    </w:p>
+    <w:p>
+      <w:pPr>
+        <w:suppressLineNumbers w:val="false"/>
+        <w:pBdr/>
+        <w:shd w:val="nil"/>
+        <w:bidi w:val="false"/>
+        <w:spacing/>
+        <w:ind/>
+        <w:rPr>
+          <w:rFonts w:asciiTheme="minorAscii" w:hAnsiTheme="minorAscii" w:eastAsiaTheme="minorAscii" w:cstheme="minorAscii"/>
+          <w:b w:val="0"/>
+          <w:bCs w:val="0"/>
+          <w:i w:val="0"/>
+          <w:caps w:val="0"/>
+          <w:smallCaps w:val="0"/>
+          <w:color w:val="000000" w:themeColor="text1" w:themeTint="FF" w:themeShade="FF"/>
+          <w:sz w:val="24"/>
+          <w:szCs w:val="24"/>
+          <w:lang w:val="en-US"/>
+        </w:rPr>
+      </w:pPr>
+      <w:r>
+        <w:rPr>
+          <w:rFonts w:ascii="Aptos" w:hAnsi="Aptos" w:eastAsia="Aptos" w:cs="Aptos" w:asciiTheme="minorAscii" w:hAnsiTheme="minorAscii" w:eastAsiaTheme="minorAscii" w:cstheme="minorAscii"/>
+          <w:b w:val="0"/>
+          <w:bCs w:val="0"/>
+          <w:i w:val="0"/>
+          <w:iCs w:val="0"/>
+          <w:caps w:val="0"/>
+          <w:smallCaps w:val="0"/>
+          <w:color w:val="000000" w:themeColor="text1" w:themeTint="FF" w:themeShade="FF"/>
+          <w:sz w:val="24"/>
+          <w:szCs w:val="24"/>
+          <w:lang w:val="en-US"/>
+        </w:rPr>
+        <w:br w:type="page" w:clear="all"/>
+      </w:r>
+      <w:r>
+        <w:rPr>
+          <w:rFonts w:ascii="Aptos" w:hAnsi="Aptos" w:eastAsia="Aptos" w:cs="Aptos" w:asciiTheme="minorAscii" w:hAnsiTheme="minorAscii" w:eastAsiaTheme="minorAscii" w:cstheme="minorAscii"/>
+          <w:b w:val="0"/>
+          <w:bCs w:val="0"/>
+          <w:i w:val="0"/>
+          <w:iCs w:val="0"/>
+          <w:caps w:val="0"/>
+          <w:smallCaps w:val="0"/>
+          <w:color w:val="000000" w:themeColor="text1" w:themeTint="FF" w:themeShade="FF"/>
+          <w:sz w:val="24"/>
+          <w:szCs w:val="24"/>
+          <w:lang w:val="en-US"/>
+        </w:rPr>
+      </w:r>
+      <w:r>
+        <w:rPr>
+          <w:rFonts w:ascii="Aptos" w:hAnsi="Aptos" w:eastAsia="Aptos" w:cs="Aptos" w:asciiTheme="minorAscii" w:hAnsiTheme="minorAscii" w:eastAsiaTheme="minorAscii" w:cstheme="minorAscii"/>
+          <w:b w:val="0"/>
+          <w:bCs w:val="0"/>
+          <w:i w:val="0"/>
+          <w:iCs w:val="0"/>
+          <w:caps w:val="0"/>
+          <w:smallCaps w:val="0"/>
+          <w:color w:val="000000" w:themeColor="text1" w:themeTint="FF" w:themeShade="FF"/>
+          <w:sz w:val="24"/>
+          <w:szCs w:val="24"/>
+          <w:lang w:val="en-US"/>
+        </w:rPr>
+      </w:r>
+    </w:p>
+    <w:p>
+      <w:pPr>
+        <w:pStyle w:val="884"/>
+        <w:suppressLineNumbers w:val="false"/>
+        <w:pBdr/>
+        <w:bidi w:val="false"/>
+        <w:spacing w:after="160" w:afterAutospacing="0" w:before="0" w:beforeAutospacing="0" w:line="279" w:lineRule="auto"/>
+        <w:ind w:right="0" w:left="0"/>
+        <w:jc w:val="left"/>
+        <w:rPr>
+          <w:b w:val="0"/>
+          <w:bCs w:val="0"/>
+          <w:i w:val="0"/>
+          <w:caps w:val="0"/>
+          <w:smallCaps w:val="0"/>
+          <w:color w:val="000000" w:themeColor="text1" w:themeTint="FF" w:themeShade="FF"/>
+          <w:sz w:val="24"/>
+          <w:szCs w:val="24"/>
+          <w:lang w:val="en-US"/>
+        </w:rPr>
+      </w:pPr>
+      <w:r>
+        <w:rPr>
+          <w:rFonts w:ascii="Aptos" w:hAnsi="Aptos" w:eastAsia="Aptos" w:cs="Aptos" w:asciiTheme="minorAscii" w:hAnsiTheme="minorAscii" w:eastAsiaTheme="minorAscii" w:cstheme="minorAscii"/>
+          <w:b w:val="0"/>
+          <w:bCs w:val="0"/>
+          <w:i w:val="0"/>
+          <w:iCs w:val="0"/>
+          <w:caps w:val="0"/>
+          <w:smallCaps w:val="0"/>
+          <w:color w:val="000000" w:themeColor="text1" w:themeTint="FF" w:themeShade="FF"/>
+          <w:sz w:val="24"/>
+          <w:szCs w:val="24"/>
+          <w:lang w:val="en-US"/>
+        </w:rPr>
+      </w:r>
+      <w:r/>
+    </w:p>
+    <w:p>
+      <w:pPr>
+        <w:pStyle w:val="884"/>
+        <w:suppressLineNumbers w:val="false"/>
+        <w:pBdr/>
+        <w:bidi w:val="false"/>
+        <w:spacing w:after="160" w:afterAutospacing="0" w:before="0" w:beforeAutospacing="0" w:line="279" w:lineRule="auto"/>
+        <w:ind w:right="0" w:left="0"/>
+        <w:jc w:val="left"/>
+        <w:rPr/>
+      </w:pPr>
+      <w:r>
+        <w:rPr>
+          <w:rFonts w:ascii="Aptos" w:hAnsi="Aptos" w:eastAsia="Aptos" w:cs="Aptos" w:asciiTheme="minorAscii" w:hAnsiTheme="minorAscii" w:eastAsiaTheme="minorAscii" w:cstheme="minorAscii"/>
+          <w:b w:val="0"/>
+          <w:bCs w:val="0"/>
+          <w:i w:val="0"/>
+          <w:iCs w:val="0"/>
+          <w:caps w:val="0"/>
+          <w:smallCaps w:val="0"/>
+          <w:color w:val="000000" w:themeColor="text1" w:themeTint="FF" w:themeShade="FF"/>
+          <w:sz w:val="24"/>
+          <w:szCs w:val="24"/>
+          <w:lang w:val="en-US"/>
+        </w:rPr>
+        <w:t xml:space="preserve">Ticket(</w:t>
+      </w:r>
+      <w:r/>
+    </w:p>
+    <w:p>
+      <w:pPr>
+        <w:pStyle w:val="884"/>
+        <w:suppressLineNumbers w:val="false"/>
+        <w:pBdr/>
+        <w:bidi w:val="false"/>
+        <w:spacing w:after="160" w:afterAutospacing="0" w:before="0" w:beforeAutospacing="0" w:line="279" w:lineRule="auto"/>
+        <w:ind w:right="0" w:left="0"/>
+        <w:jc w:val="left"/>
+        <w:rPr/>
+      </w:pPr>
+      <w:r>
+        <w:rPr>
+          <w:rFonts w:ascii="Aptos" w:hAnsi="Aptos" w:eastAsia="Aptos" w:cs="Aptos" w:asciiTheme="minorAscii" w:hAnsiTheme="minorAscii" w:eastAsiaTheme="minorAscii" w:cstheme="minorAscii"/>
+          <w:b w:val="0"/>
+          <w:bCs w:val="0"/>
+          <w:i w:val="0"/>
+          <w:iCs w:val="0"/>
+          <w:caps w:val="0"/>
+          <w:smallCaps w:val="0"/>
+          <w:color w:val="000000" w:themeColor="text1" w:themeTint="FF" w:themeShade="FF"/>
+          <w:sz w:val="24"/>
+          <w:szCs w:val="24"/>
+          <w:lang w:val="en-US"/>
+        </w:rPr>
+        <w:t xml:space="preserve">    ticket_id: int </w:t>
+      </w:r>
+      <w:r>
+        <w:rPr>
+          <w:rFonts w:ascii="Aptos" w:hAnsi="Aptos" w:eastAsia="Aptos" w:cs="Aptos" w:asciiTheme="minorAscii" w:hAnsiTheme="minorAscii" w:eastAsiaTheme="minorAscii" w:cstheme="minorAscii"/>
+          <w:b w:val="0"/>
+          <w:bCs w:val="0"/>
+          <w:i w:val="0"/>
+          <w:iCs w:val="0"/>
+          <w:caps w:val="0"/>
+          <w:smallCaps w:val="0"/>
+          <w:color w:val="ff0000"/>
+          <w:sz w:val="24"/>
+          <w:szCs w:val="24"/>
+          <w:lang w:val="en-US"/>
+        </w:rPr>
+        <w:t xml:space="preserve">[PK]</w:t>
+      </w:r>
+      <w:r>
+        <w:rPr>
+          <w:rFonts w:ascii="Aptos" w:hAnsi="Aptos" w:eastAsia="Aptos" w:cs="Aptos" w:asciiTheme="minorAscii" w:hAnsiTheme="minorAscii" w:eastAsiaTheme="minorAscii" w:cstheme="minorAscii"/>
+          <w:b w:val="0"/>
+          <w:bCs w:val="0"/>
+          <w:i w:val="0"/>
+          <w:iCs w:val="0"/>
+          <w:caps w:val="0"/>
+          <w:smallCaps w:val="0"/>
+          <w:color w:val="000000" w:themeColor="text1" w:themeTint="FF" w:themeShade="FF"/>
+          <w:sz w:val="24"/>
+          <w:szCs w:val="24"/>
+          <w:lang w:val="en-US"/>
+        </w:rPr>
+        <w:t xml:space="preserve">,</w:t>
+      </w:r>
+      <w:r/>
+    </w:p>
+    <w:p>
+      <w:pPr>
+        <w:pStyle w:val="884"/>
+        <w:suppressLineNumbers w:val="false"/>
+        <w:pBdr/>
+        <w:bidi w:val="false"/>
+        <w:spacing w:after="160" w:afterAutospacing="0" w:before="0" w:beforeAutospacing="0" w:line="279" w:lineRule="auto"/>
+        <w:ind w:right="0" w:left="0"/>
+        <w:jc w:val="left"/>
+        <w:rPr/>
+      </w:pPr>
+      <w:r>
+        <w:rPr>
+          <w:rFonts w:ascii="Aptos" w:hAnsi="Aptos" w:eastAsia="Aptos" w:cs="Aptos" w:asciiTheme="minorAscii" w:hAnsiTheme="minorAscii" w:eastAsiaTheme="minorAscii" w:cstheme="minorAscii"/>
+          <w:b w:val="0"/>
+          <w:bCs w:val="0"/>
+          <w:i w:val="0"/>
+          <w:iCs w:val="0"/>
+          <w:caps w:val="0"/>
+          <w:smallCaps w:val="0"/>
+          <w:color w:val="000000" w:themeColor="text1" w:themeTint="FF" w:themeShade="FF"/>
+          <w:sz w:val="24"/>
+          <w:szCs w:val="24"/>
+          <w:lang w:val="en-US"/>
+        </w:rPr>
+        <w:t xml:space="preserve">    customer_id: int </w:t>
+      </w:r>
+      <w:r>
+        <w:rPr>
+          <w:rFonts w:ascii="Aptos" w:hAnsi="Aptos" w:eastAsia="Aptos" w:cs="Aptos" w:asciiTheme="minorAscii" w:hAnsiTheme="minorAscii" w:eastAsiaTheme="minorAscii" w:cstheme="minorAscii"/>
+          <w:b w:val="0"/>
+          <w:bCs w:val="0"/>
+          <w:i w:val="0"/>
+          <w:iCs w:val="0"/>
+          <w:caps w:val="0"/>
+          <w:smallCaps w:val="0"/>
+          <w:color w:val="ff0000"/>
+          <w:sz w:val="24"/>
+          <w:szCs w:val="24"/>
+          <w:lang w:val="en-US"/>
+        </w:rPr>
+        <w:t xml:space="preserve">[FK]</w:t>
+      </w:r>
+      <w:r>
+        <w:rPr>
+          <w:rFonts w:ascii="Aptos" w:hAnsi="Aptos" w:eastAsia="Aptos" w:cs="Aptos" w:asciiTheme="minorAscii" w:hAnsiTheme="minorAscii" w:eastAsiaTheme="minorAscii" w:cstheme="minorAscii"/>
+          <w:b w:val="0"/>
+          <w:bCs w:val="0"/>
+          <w:i w:val="0"/>
+          <w:iCs w:val="0"/>
+          <w:caps w:val="0"/>
+          <w:smallCaps w:val="0"/>
+          <w:color w:val="000000" w:themeColor="text1" w:themeTint="FF" w:themeShade="FF"/>
+          <w:sz w:val="24"/>
+          <w:szCs w:val="24"/>
+          <w:lang w:val="en-US"/>
+        </w:rPr>
+        <w:t xml:space="preserve">,</w:t>
+      </w:r>
+      <w:r/>
+    </w:p>
+    <w:p>
+      <w:pPr>
+        <w:pStyle w:val="884"/>
+        <w:suppressLineNumbers w:val="false"/>
+        <w:pBdr/>
+        <w:bidi w:val="false"/>
+        <w:spacing w:after="160" w:afterAutospacing="0" w:before="0" w:beforeAutospacing="0" w:line="279" w:lineRule="auto"/>
+        <w:ind w:right="0" w:left="0"/>
+        <w:jc w:val="left"/>
+        <w:rPr/>
+      </w:pPr>
+      <w:r>
+        <w:rPr>
+          <w:rFonts w:ascii="Aptos" w:hAnsi="Aptos" w:eastAsia="Aptos" w:cs="Aptos" w:asciiTheme="minorAscii" w:hAnsiTheme="minorAscii" w:eastAsiaTheme="minorAscii" w:cstheme="minorAscii"/>
+          <w:b w:val="0"/>
+          <w:bCs w:val="0"/>
+          <w:i w:val="0"/>
+          <w:iCs w:val="0"/>
+          <w:caps w:val="0"/>
+          <w:smallCaps w:val="0"/>
+          <w:color w:val="000000" w:themeColor="text1" w:themeTint="FF" w:themeShade="FF"/>
+          <w:sz w:val="24"/>
+          <w:szCs w:val="24"/>
+          <w:lang w:val="en-US"/>
+        </w:rPr>
+        <w:t xml:space="preserve">    technician_id: int </w:t>
+      </w:r>
+      <w:r>
+        <w:rPr>
+          <w:rFonts w:ascii="Aptos" w:hAnsi="Aptos" w:eastAsia="Aptos" w:cs="Aptos" w:asciiTheme="minorAscii" w:hAnsiTheme="minorAscii" w:eastAsiaTheme="minorAscii" w:cstheme="minorAscii"/>
+          <w:b w:val="0"/>
+          <w:bCs w:val="0"/>
+          <w:i w:val="0"/>
+          <w:iCs w:val="0"/>
+          <w:caps w:val="0"/>
+          <w:smallCaps w:val="0"/>
+          <w:color w:val="ff0000"/>
+          <w:sz w:val="24"/>
+          <w:szCs w:val="24"/>
+          <w:lang w:val="en-US"/>
+        </w:rPr>
+        <w:t xml:space="preserve">[FK]</w:t>
+      </w:r>
+      <w:r>
+        <w:rPr>
+          <w:rFonts w:ascii="Aptos" w:hAnsi="Aptos" w:eastAsia="Aptos" w:cs="Aptos" w:asciiTheme="minorAscii" w:hAnsiTheme="minorAscii" w:eastAsiaTheme="minorAscii" w:cstheme="minorAscii"/>
+          <w:b w:val="0"/>
+          <w:bCs w:val="0"/>
+          <w:i w:val="0"/>
+          <w:iCs w:val="0"/>
+          <w:caps w:val="0"/>
+          <w:smallCaps w:val="0"/>
+          <w:color w:val="000000" w:themeColor="text1" w:themeTint="FF" w:themeShade="FF"/>
+          <w:sz w:val="24"/>
+          <w:szCs w:val="24"/>
+          <w:lang w:val="en-US"/>
+        </w:rPr>
+        <w:t xml:space="preserve">,</w:t>
+      </w:r>
+      <w:r/>
+    </w:p>
+    <w:p>
+      <w:pPr>
+        <w:pStyle w:val="884"/>
+        <w:suppressLineNumbers w:val="false"/>
+        <w:pBdr/>
+        <w:bidi w:val="false"/>
+        <w:spacing w:after="160" w:afterAutospacing="0" w:before="0" w:beforeAutospacing="0" w:line="279" w:lineRule="auto"/>
+        <w:ind w:right="0" w:left="0"/>
+        <w:jc w:val="left"/>
+        <w:rPr/>
+      </w:pPr>
+      <w:r>
+        <w:rPr>
+          <w:rFonts w:ascii="Aptos" w:hAnsi="Aptos" w:eastAsia="Aptos" w:cs="Aptos" w:asciiTheme="minorAscii" w:hAnsiTheme="minorAscii" w:eastAsiaTheme="minorAscii" w:cstheme="minorAscii"/>
+          <w:b w:val="0"/>
+          <w:bCs w:val="0"/>
+          <w:i w:val="0"/>
+          <w:iCs w:val="0"/>
+          <w:caps w:val="0"/>
+          <w:smallCaps w:val="0"/>
+          <w:color w:val="000000" w:themeColor="text1" w:themeTint="FF" w:themeShade="FF"/>
+          <w:sz w:val="24"/>
+          <w:szCs w:val="24"/>
+          <w:lang w:val="en-US"/>
+        </w:rPr>
+        <w:t xml:space="preserve">    date_created: date,</w:t>
+      </w:r>
+      <w:r/>
+    </w:p>
+    <w:p>
+      <w:pPr>
+        <w:pStyle w:val="884"/>
+        <w:suppressLineNumbers w:val="false"/>
+        <w:pBdr/>
+        <w:bidi w:val="false"/>
+        <w:spacing w:after="160" w:afterAutospacing="0" w:before="0" w:beforeAutospacing="0" w:line="279" w:lineRule="auto"/>
+        <w:ind w:right="0" w:left="0"/>
+        <w:jc w:val="left"/>
+        <w:rPr/>
+      </w:pPr>
+      <w:r>
+        <w:rPr>
+          <w:rFonts w:ascii="Aptos" w:hAnsi="Aptos" w:eastAsia="Aptos" w:cs="Aptos" w:asciiTheme="minorAscii" w:hAnsiTheme="minorAscii" w:eastAsiaTheme="minorAscii" w:cstheme="minorAscii"/>
+          <w:b w:val="0"/>
+          <w:bCs w:val="0"/>
+          <w:i w:val="0"/>
+          <w:iCs w:val="0"/>
+          <w:caps w:val="0"/>
+          <w:smallCaps w:val="0"/>
+          <w:color w:val="000000" w:themeColor="text1" w:themeTint="FF" w:themeShade="FF"/>
+          <w:sz w:val="24"/>
+          <w:szCs w:val="24"/>
+          <w:lang w:val="en-US"/>
+        </w:rPr>
+        <w:t xml:space="preserve">    device_info: varchar(255),</w:t>
+      </w:r>
+      <w:r/>
+    </w:p>
+    <w:p>
+      <w:pPr>
+        <w:pStyle w:val="884"/>
+        <w:suppressLineNumbers w:val="false"/>
+        <w:pBdr/>
+        <w:bidi w:val="false"/>
+        <w:spacing w:after="160" w:afterAutospacing="0" w:before="0" w:beforeAutospacing="0" w:line="279" w:lineRule="auto"/>
+        <w:ind w:right="0" w:left="0"/>
+        <w:jc w:val="left"/>
+        <w:rPr/>
+      </w:pPr>
+      <w:r>
+        <w:rPr>
+          <w:rFonts w:ascii="Aptos" w:hAnsi="Aptos" w:eastAsia="Aptos" w:cs="Aptos" w:asciiTheme="minorAscii" w:hAnsiTheme="minorAscii" w:eastAsiaTheme="minorAscii" w:cstheme="minorAscii"/>
+          <w:b w:val="0"/>
+          <w:bCs w:val="0"/>
+          <w:i w:val="0"/>
+          <w:iCs w:val="0"/>
+          <w:caps w:val="0"/>
+          <w:smallCaps w:val="0"/>
+          <w:color w:val="000000" w:themeColor="text1" w:themeTint="FF" w:themeShade="FF"/>
+          <w:sz w:val="24"/>
+          <w:szCs w:val="24"/>
+          <w:lang w:val="en-US"/>
+        </w:rPr>
+        <w:t xml:space="preserve">    complaint: text,</w:t>
+      </w:r>
+      <w:r/>
+    </w:p>
+    <w:p>
+      <w:pPr>
+        <w:pStyle w:val="884"/>
+        <w:suppressLineNumbers w:val="false"/>
+        <w:pBdr/>
+        <w:bidi w:val="false"/>
+        <w:spacing w:after="160" w:afterAutospacing="0" w:before="0" w:beforeAutospacing="0" w:line="279" w:lineRule="auto"/>
+        <w:ind w:right="0" w:left="0"/>
+        <w:jc w:val="left"/>
+        <w:rPr/>
+      </w:pPr>
+      <w:r>
+        <w:rPr>
+          <w:rFonts w:ascii="Aptos" w:hAnsi="Aptos" w:eastAsia="Aptos" w:cs="Aptos" w:asciiTheme="minorAscii" w:hAnsiTheme="minorAscii" w:eastAsiaTheme="minorAscii" w:cstheme="minorAscii"/>
+          <w:b w:val="0"/>
+          <w:bCs w:val="0"/>
+          <w:i w:val="0"/>
+          <w:iCs w:val="0"/>
+          <w:caps w:val="0"/>
+          <w:smallCaps w:val="0"/>
+          <w:color w:val="000000" w:themeColor="text1" w:themeTint="FF" w:themeShade="FF"/>
+          <w:sz w:val="24"/>
+          <w:szCs w:val="24"/>
+          <w:lang w:val="en-US"/>
+        </w:rPr>
+        <w:t xml:space="preserve">    diagnosis_notes: text,</w:t>
+      </w:r>
+      <w:r/>
+    </w:p>
+    <w:p>
+      <w:pPr>
+        <w:pStyle w:val="884"/>
+        <w:suppressLineNumbers w:val="false"/>
+        <w:pBdr/>
+        <w:bidi w:val="false"/>
+        <w:spacing w:after="160" w:afterAutospacing="0" w:before="0" w:beforeAutospacing="0" w:line="279" w:lineRule="auto"/>
+        <w:ind w:right="0" w:left="0"/>
+        <w:jc w:val="left"/>
+        <w:rPr>
+          <w:b w:val="0"/>
+          <w:bCs w:val="0"/>
+          <w:i w:val="0"/>
+          <w:caps w:val="0"/>
+          <w:smallCaps w:val="0"/>
+          <w:color w:val="000000" w:themeColor="text1" w:themeTint="FF" w:themeShade="FF"/>
+          <w:sz w:val="24"/>
+          <w:szCs w:val="24"/>
+          <w:lang w:val="en-US"/>
+        </w:rPr>
+      </w:pPr>
+      <w:r>
+        <w:rPr>
+          <w:rFonts w:ascii="Aptos" w:hAnsi="Aptos" w:eastAsia="Aptos" w:cs="Aptos" w:asciiTheme="minorAscii" w:hAnsiTheme="minorAscii" w:eastAsiaTheme="minorAscii" w:cstheme="minorAscii"/>
+          <w:b w:val="0"/>
+          <w:bCs w:val="0"/>
+          <w:i w:val="0"/>
+          <w:iCs w:val="0"/>
+          <w:caps w:val="0"/>
+          <w:smallCaps w:val="0"/>
+          <w:color w:val="000000" w:themeColor="text1" w:themeTint="FF" w:themeShade="FF"/>
+          <w:sz w:val="24"/>
+          <w:szCs w:val="24"/>
+          <w:lang w:val="en-US"/>
+        </w:rPr>
+        <w:t xml:space="preserve">    status: char,</w:t>
+      </w:r>
+      <w:r>
+        <w:rPr>
+          <w:rFonts w:ascii="Aptos" w:hAnsi="Aptos" w:eastAsia="Aptos" w:cs="Aptos" w:asciiTheme="minorAscii" w:hAnsiTheme="minorAscii" w:eastAsiaTheme="minorAscii" w:cstheme="minorAscii"/>
+          <w:b w:val="0"/>
+          <w:bCs w:val="0"/>
+          <w:i w:val="0"/>
+          <w:iCs w:val="0"/>
+          <w:caps w:val="0"/>
+          <w:smallCaps w:val="0"/>
+          <w:color w:val="000000" w:themeColor="text1" w:themeTint="FF" w:themeShade="FF"/>
+          <w:sz w:val="24"/>
+          <w:szCs w:val="24"/>
+          <w:lang w:val="en-US"/>
+        </w:rPr>
+      </w:r>
+    </w:p>
+    <w:p>
+      <w:pPr>
+        <w:pStyle w:val="884"/>
+        <w:suppressLineNumbers w:val="false"/>
+        <w:pBdr/>
+        <w:bidi w:val="false"/>
+        <w:spacing w:after="160" w:afterAutospacing="0" w:before="0" w:beforeAutospacing="0" w:line="279" w:lineRule="auto"/>
+        <w:ind w:right="0" w:left="0"/>
+        <w:jc w:val="left"/>
+        <w:rPr>
+          <w:rFonts w:asciiTheme="minorAscii" w:hAnsiTheme="minorAscii" w:eastAsiaTheme="minorAscii" w:cstheme="minorAscii"/>
+          <w:b w:val="0"/>
+          <w:bCs w:val="0"/>
+          <w:i w:val="0"/>
+          <w:caps w:val="0"/>
+          <w:smallCaps w:val="0"/>
+          <w:color w:val="ff0000"/>
+          <w:sz w:val="24"/>
+          <w:szCs w:val="24"/>
+        </w:rPr>
+      </w:pPr>
+      <w:r>
+        <w:rPr>
+          <w:rFonts w:ascii="Aptos" w:hAnsi="Aptos" w:eastAsia="Aptos" w:cs="Aptos" w:asciiTheme="minorAscii" w:hAnsiTheme="minorAscii" w:eastAsiaTheme="minorAscii" w:cstheme="minorAscii"/>
+          <w:b w:val="0"/>
+          <w:bCs w:val="0"/>
+          <w:i w:val="0"/>
+          <w:iCs w:val="0"/>
+          <w:caps w:val="0"/>
+          <w:smallCaps w:val="0"/>
+          <w:color w:val="000000" w:themeColor="text1" w:themeTint="FF" w:themeShade="FF"/>
+          <w:sz w:val="24"/>
+          <w:szCs w:val="24"/>
+          <w:lang w:val="en-US"/>
+        </w:rPr>
+        <w:t xml:space="preserve">   </w:t>
+      </w:r>
+      <w:r>
+        <w:rPr>
+          <w:rFonts w:ascii="Aptos" w:hAnsi="Aptos" w:eastAsia="Aptos" w:cs="Aptos" w:asciiTheme="minorAscii" w:hAnsiTheme="minorAscii" w:eastAsiaTheme="minorAscii" w:cstheme="minorAscii"/>
+          <w:b w:val="0"/>
+          <w:bCs w:val="0"/>
+          <w:i w:val="0"/>
+          <w:iCs w:val="0"/>
+          <w:caps w:val="0"/>
+          <w:smallCaps w:val="0"/>
+          <w:color w:val="4d94d9" w:themeColor="text2" w:themeTint="80"/>
+          <w:sz w:val="24"/>
+          <w:szCs w:val="24"/>
+          <w:lang w:val="en-US"/>
+        </w:rPr>
+        <w:t xml:space="preserve">( 'D'=Diagnosing, 'A'=Awaiting approval, 'R'=Repairing, 'C'=Completed, 'X'=Declined</w:t>
+      </w:r>
+      <w:r>
+        <w:rPr>
+          <w:color w:val="4d94d9" w:themeColor="text2" w:themeTint="80"/>
+        </w:rPr>
+        <w:t xml:space="preserve">)</w:t>
+      </w:r>
+      <w:r>
+        <w:rPr>
+          <w:color w:val="ff0000"/>
+        </w:rPr>
+      </w:r>
+    </w:p>
+    <w:p>
+      <w:pPr>
+        <w:pStyle w:val="884"/>
+        <w:suppressLineNumbers w:val="false"/>
+        <w:pBdr/>
+        <w:bidi w:val="false"/>
+        <w:spacing w:after="160" w:afterAutospacing="0" w:before="0" w:beforeAutospacing="0" w:line="279" w:lineRule="auto"/>
+        <w:ind w:right="0" w:left="0"/>
+        <w:jc w:val="left"/>
+        <w:rPr/>
+      </w:pPr>
+      <w:r>
+        <w:rPr>
+          <w:rFonts w:ascii="Aptos" w:hAnsi="Aptos" w:eastAsia="Aptos" w:cs="Aptos" w:asciiTheme="minorAscii" w:hAnsiTheme="minorAscii" w:eastAsiaTheme="minorAscii" w:cstheme="minorAscii"/>
+          <w:b w:val="0"/>
+          <w:bCs w:val="0"/>
+          <w:i w:val="0"/>
+          <w:iCs w:val="0"/>
+          <w:caps w:val="0"/>
+          <w:smallCaps w:val="0"/>
+          <w:color w:val="000000" w:themeColor="text1" w:themeTint="FF" w:themeShade="FF"/>
+          <w:sz w:val="24"/>
+          <w:szCs w:val="24"/>
+          <w:lang w:val="en-US"/>
+        </w:rPr>
+        <w:t xml:space="preserve">    labor_cost: decimal(10,2),</w:t>
+      </w:r>
+      <w:r/>
+    </w:p>
+    <w:p>
+      <w:pPr>
+        <w:pStyle w:val="884"/>
+        <w:suppressLineNumbers w:val="false"/>
+        <w:pBdr/>
+        <w:bidi w:val="false"/>
+        <w:spacing w:after="160" w:afterAutospacing="0" w:before="0" w:beforeAutospacing="0" w:line="279" w:lineRule="auto"/>
+        <w:ind w:right="0" w:left="0"/>
+        <w:jc w:val="left"/>
+        <w:rPr/>
+      </w:pPr>
+      <w:r>
+        <w:rPr>
+          <w:rFonts w:ascii="Aptos" w:hAnsi="Aptos" w:eastAsia="Aptos" w:cs="Aptos" w:asciiTheme="minorAscii" w:hAnsiTheme="minorAscii" w:eastAsiaTheme="minorAscii" w:cstheme="minorAscii"/>
+          <w:b w:val="0"/>
+          <w:bCs w:val="0"/>
+          <w:i w:val="0"/>
+          <w:iCs w:val="0"/>
+          <w:caps w:val="0"/>
+          <w:smallCaps w:val="0"/>
+          <w:color w:val="000000" w:themeColor="text1" w:themeTint="FF" w:themeShade="FF"/>
+          <w:sz w:val="24"/>
+          <w:szCs w:val="24"/>
+          <w:lang w:val="en-US"/>
+        </w:rPr>
+        <w:t xml:space="preserve">    total_cost: decimal(10,2)</w:t>
+      </w:r>
+      <w:r/>
+    </w:p>
+    <w:p>
+      <w:pPr>
+        <w:pStyle w:val="884"/>
+        <w:suppressLineNumbers w:val="false"/>
+        <w:pBdr/>
+        <w:bidi w:val="false"/>
+        <w:spacing w:after="160" w:afterAutospacing="0" w:before="0" w:beforeAutospacing="0" w:line="279" w:lineRule="auto"/>
+        <w:ind w:right="0" w:left="0"/>
+        <w:jc w:val="left"/>
+        <w:rPr/>
+      </w:pPr>
+      <w:r>
+        <w:rPr>
+          <w:rFonts w:ascii="Aptos" w:hAnsi="Aptos" w:eastAsia="Aptos" w:cs="Aptos" w:asciiTheme="minorAscii" w:hAnsiTheme="minorAscii" w:eastAsiaTheme="minorAscii" w:cstheme="minorAscii"/>
+          <w:b w:val="0"/>
+          <w:bCs w:val="0"/>
+          <w:i w:val="0"/>
+          <w:iCs w:val="0"/>
+          <w:caps w:val="0"/>
+          <w:smallCaps w:val="0"/>
+          <w:color w:val="000000" w:themeColor="text1" w:themeTint="FF" w:themeShade="FF"/>
+          <w:sz w:val="24"/>
+          <w:szCs w:val="24"/>
+          <w:lang w:val="en-US"/>
+        </w:rPr>
+        <w:t xml:space="preserve">)</w:t>
+      </w:r>
+      <w:r/>
+    </w:p>
+    <w:p>
+      <w:pPr>
+        <w:pStyle w:val="884"/>
+        <w:suppressLineNumbers w:val="false"/>
+        <w:pBdr/>
+        <w:bidi w:val="false"/>
+        <w:spacing w:after="160" w:afterAutospacing="0" w:before="0" w:beforeAutospacing="0" w:line="279" w:lineRule="auto"/>
+        <w:ind w:right="0" w:left="0"/>
+        <w:jc w:val="left"/>
+        <w:rPr/>
+      </w:pPr>
+      <w:r>
+        <w:rPr>
+          <w:rFonts w:ascii="Aptos" w:hAnsi="Aptos" w:eastAsia="Aptos" w:cs="Aptos" w:asciiTheme="minorAscii" w:hAnsiTheme="minorAscii" w:eastAsiaTheme="minorAscii" w:cstheme="minorAscii"/>
+          <w:b w:val="0"/>
+          <w:bCs w:val="0"/>
+          <w:i w:val="0"/>
+          <w:iCs w:val="0"/>
+          <w:caps w:val="0"/>
+          <w:smallCaps w:val="0"/>
+          <w:color w:val="000000" w:themeColor="text1" w:themeTint="FF" w:themeShade="FF"/>
+          <w:sz w:val="24"/>
+          <w:szCs w:val="24"/>
+          <w:lang w:val="en-US"/>
+        </w:rPr>
+      </w:r>
+      <w:r/>
+    </w:p>
+    <w:p>
+      <w:pPr>
+        <w:pStyle w:val="884"/>
+        <w:suppressLineNumbers w:val="false"/>
+        <w:pBdr/>
+        <w:bidi w:val="false"/>
+        <w:spacing w:after="160" w:afterAutospacing="0" w:before="0" w:beforeAutospacing="0" w:line="279" w:lineRule="auto"/>
+        <w:ind w:right="0" w:left="0"/>
+        <w:jc w:val="left"/>
+        <w:rPr/>
+      </w:pPr>
+      <w:r>
+        <w:rPr>
+          <w:rFonts w:ascii="Aptos" w:hAnsi="Aptos" w:eastAsia="Aptos" w:cs="Aptos" w:asciiTheme="minorAscii" w:hAnsiTheme="minorAscii" w:eastAsiaTheme="minorAscii" w:cstheme="minorAscii"/>
+          <w:b w:val="0"/>
+          <w:bCs w:val="0"/>
+          <w:i w:val="0"/>
+          <w:iCs w:val="0"/>
+          <w:caps w:val="0"/>
+          <w:smallCaps w:val="0"/>
+          <w:color w:val="000000" w:themeColor="text1" w:themeTint="FF" w:themeShade="FF"/>
+          <w:sz w:val="24"/>
+          <w:szCs w:val="24"/>
+          <w:lang w:val="en-US"/>
+        </w:rPr>
+        <w:t xml:space="preserve">Inventory(</w:t>
+      </w:r>
+      <w:r/>
+    </w:p>
+    <w:p>
+      <w:pPr>
+        <w:pStyle w:val="884"/>
+        <w:suppressLineNumbers w:val="false"/>
+        <w:pBdr/>
+        <w:bidi w:val="false"/>
+        <w:spacing w:after="160" w:afterAutospacing="0" w:before="0" w:beforeAutospacing="0" w:line="279" w:lineRule="auto"/>
+        <w:ind w:right="0" w:left="0"/>
+        <w:jc w:val="left"/>
+        <w:rPr/>
+      </w:pPr>
+      <w:r>
+        <w:rPr>
+          <w:rFonts w:ascii="Aptos" w:hAnsi="Aptos" w:eastAsia="Aptos" w:cs="Aptos" w:asciiTheme="minorAscii" w:hAnsiTheme="minorAscii" w:eastAsiaTheme="minorAscii" w:cstheme="minorAscii"/>
+          <w:b w:val="0"/>
+          <w:bCs w:val="0"/>
+          <w:i w:val="0"/>
+          <w:iCs w:val="0"/>
+          <w:caps w:val="0"/>
+          <w:smallCaps w:val="0"/>
+          <w:color w:val="000000" w:themeColor="text1" w:themeTint="FF" w:themeShade="FF"/>
+          <w:sz w:val="24"/>
+          <w:szCs w:val="24"/>
+          <w:lang w:val="en-US"/>
+        </w:rPr>
+        <w:t xml:space="preserve">    product_id: int </w:t>
+      </w:r>
+      <w:r>
+        <w:rPr>
+          <w:rFonts w:ascii="Aptos" w:hAnsi="Aptos" w:eastAsia="Aptos" w:cs="Aptos" w:asciiTheme="minorAscii" w:hAnsiTheme="minorAscii" w:eastAsiaTheme="minorAscii" w:cstheme="minorAscii"/>
+          <w:b w:val="0"/>
+          <w:bCs w:val="0"/>
+          <w:i w:val="0"/>
+          <w:iCs w:val="0"/>
+          <w:caps w:val="0"/>
+          <w:smallCaps w:val="0"/>
+          <w:color w:val="ff0000"/>
+          <w:sz w:val="24"/>
+          <w:szCs w:val="24"/>
+          <w:lang w:val="en-US"/>
+        </w:rPr>
+        <w:t xml:space="preserve"> </w:t>
+      </w:r>
+      <w:r>
+        <w:rPr>
+          <w:rFonts w:ascii="Aptos" w:hAnsi="Aptos" w:eastAsia="Aptos" w:cs="Aptos" w:asciiTheme="minorAscii" w:hAnsiTheme="minorAscii" w:eastAsiaTheme="minorAscii" w:cstheme="minorAscii"/>
+          <w:b w:val="0"/>
+          <w:bCs w:val="0"/>
+          <w:i w:val="0"/>
+          <w:iCs w:val="0"/>
+          <w:caps w:val="0"/>
+          <w:smallCaps w:val="0"/>
+          <w:color w:val="000000" w:themeColor="text1" w:themeTint="FF" w:themeShade="FF"/>
+          <w:sz w:val="24"/>
+          <w:szCs w:val="24"/>
+          <w:lang w:val="en-US"/>
+        </w:rPr>
+        <w:t xml:space="preserve">,</w:t>
+      </w:r>
+      <w:r/>
+    </w:p>
+    <w:p>
+      <w:pPr>
+        <w:pStyle w:val="884"/>
+        <w:suppressLineNumbers w:val="false"/>
+        <w:pBdr/>
+        <w:bidi w:val="false"/>
+        <w:spacing w:after="160" w:afterAutospacing="0" w:before="0" w:beforeAutospacing="0" w:line="279" w:lineRule="auto"/>
+        <w:ind w:right="0" w:left="0"/>
+        <w:jc w:val="left"/>
+        <w:rPr/>
+      </w:pPr>
+      <w:r>
+        <w:rPr>
+          <w:rFonts w:ascii="Aptos" w:hAnsi="Aptos" w:eastAsia="Aptos" w:cs="Aptos" w:asciiTheme="minorAscii" w:hAnsiTheme="minorAscii" w:eastAsiaTheme="minorAscii" w:cstheme="minorAscii"/>
+          <w:b w:val="0"/>
+          <w:bCs w:val="0"/>
+          <w:i w:val="0"/>
+          <w:iCs w:val="0"/>
+          <w:caps w:val="0"/>
+          <w:smallCaps w:val="0"/>
+          <w:color w:val="000000" w:themeColor="text1" w:themeTint="FF" w:themeShade="FF"/>
+          <w:sz w:val="24"/>
+          <w:szCs w:val="24"/>
+          <w:lang w:val="en-US"/>
+        </w:rPr>
+        <w:t xml:space="preserve">    product_name: varchar(100),</w:t>
+      </w:r>
+      <w:r/>
+    </w:p>
+    <w:p>
+      <w:pPr>
+        <w:pStyle w:val="884"/>
+        <w:suppressLineNumbers w:val="false"/>
+        <w:pBdr/>
+        <w:bidi w:val="false"/>
+        <w:spacing w:after="160" w:afterAutospacing="0" w:before="0" w:beforeAutospacing="0" w:line="279" w:lineRule="auto"/>
+        <w:ind w:right="0" w:left="0"/>
+        <w:jc w:val="left"/>
+        <w:rPr/>
+      </w:pPr>
+      <w:r>
+        <w:rPr>
+          <w:rFonts w:ascii="Aptos" w:hAnsi="Aptos" w:eastAsia="Aptos" w:cs="Aptos" w:asciiTheme="minorAscii" w:hAnsiTheme="minorAscii" w:eastAsiaTheme="minorAscii" w:cstheme="minorAscii"/>
+          <w:b w:val="0"/>
+          <w:bCs w:val="0"/>
+          <w:i w:val="0"/>
+          <w:iCs w:val="0"/>
+          <w:caps w:val="0"/>
+          <w:smallCaps w:val="0"/>
+          <w:color w:val="000000" w:themeColor="text1" w:themeTint="FF" w:themeShade="FF"/>
+          <w:sz w:val="24"/>
+          <w:szCs w:val="24"/>
+          <w:lang w:val="en-US"/>
+        </w:rPr>
+        <w:t xml:space="preserve">    description: text,</w:t>
+      </w:r>
+      <w:r/>
+    </w:p>
+    <w:p>
+      <w:pPr>
+        <w:pStyle w:val="884"/>
+        <w:suppressLineNumbers w:val="false"/>
+        <w:pBdr/>
+        <w:bidi w:val="false"/>
+        <w:spacing w:after="160" w:afterAutospacing="0" w:before="0" w:beforeAutospacing="0" w:line="279" w:lineRule="auto"/>
+        <w:ind w:right="0" w:left="0"/>
+        <w:jc w:val="left"/>
+        <w:rPr/>
+      </w:pPr>
+      <w:r>
+        <w:rPr>
+          <w:rFonts w:ascii="Aptos" w:hAnsi="Aptos" w:eastAsia="Aptos" w:cs="Aptos" w:asciiTheme="minorAscii" w:hAnsiTheme="minorAscii" w:eastAsiaTheme="minorAscii" w:cstheme="minorAscii"/>
+          <w:b w:val="0"/>
+          <w:bCs w:val="0"/>
+          <w:i w:val="0"/>
+          <w:iCs w:val="0"/>
+          <w:caps w:val="0"/>
+          <w:smallCaps w:val="0"/>
+          <w:color w:val="000000" w:themeColor="text1" w:themeTint="FF" w:themeShade="FF"/>
+          <w:sz w:val="24"/>
+          <w:szCs w:val="24"/>
+          <w:lang w:val="en-US"/>
+        </w:rPr>
+        <w:t xml:space="preserve">    current_stock: int,</w:t>
+      </w:r>
+      <w:r/>
+    </w:p>
+    <w:p>
+      <w:pPr>
+        <w:pStyle w:val="884"/>
+        <w:suppressLineNumbers w:val="false"/>
+        <w:pBdr/>
+        <w:bidi w:val="false"/>
+        <w:spacing w:after="160" w:afterAutospacing="0" w:before="0" w:beforeAutospacing="0" w:line="279" w:lineRule="auto"/>
+        <w:ind w:right="0" w:left="0"/>
+        <w:jc w:val="left"/>
+        <w:rPr/>
+      </w:pPr>
+      <w:r>
+        <w:rPr>
+          <w:rFonts w:ascii="Aptos" w:hAnsi="Aptos" w:eastAsia="Aptos" w:cs="Aptos" w:asciiTheme="minorAscii" w:hAnsiTheme="minorAscii" w:eastAsiaTheme="minorAscii" w:cstheme="minorAscii"/>
+          <w:b w:val="0"/>
+          <w:bCs w:val="0"/>
+          <w:i w:val="0"/>
+          <w:iCs w:val="0"/>
+          <w:caps w:val="0"/>
+          <w:smallCaps w:val="0"/>
+          <w:color w:val="000000" w:themeColor="text1" w:themeTint="FF" w:themeShade="FF"/>
+          <w:sz w:val="24"/>
+          <w:szCs w:val="24"/>
+          <w:lang w:val="en-US"/>
+        </w:rPr>
+        <w:t xml:space="preserve">    min_stock_level: int,</w:t>
+      </w:r>
+      <w:r/>
+    </w:p>
+    <w:p>
+      <w:pPr>
+        <w:pStyle w:val="884"/>
+        <w:suppressLineNumbers w:val="false"/>
+        <w:pBdr/>
+        <w:bidi w:val="false"/>
+        <w:spacing w:after="160" w:afterAutospacing="0" w:before="0" w:beforeAutospacing="0" w:line="279" w:lineRule="auto"/>
+        <w:ind w:right="0" w:left="0"/>
+        <w:jc w:val="left"/>
+        <w:rPr/>
+      </w:pPr>
+      <w:r>
+        <w:rPr>
+          <w:rFonts w:ascii="Aptos" w:hAnsi="Aptos" w:eastAsia="Aptos" w:cs="Aptos" w:asciiTheme="minorAscii" w:hAnsiTheme="minorAscii" w:eastAsiaTheme="minorAscii" w:cstheme="minorAscii"/>
+          <w:b w:val="0"/>
+          <w:bCs w:val="0"/>
+          <w:i w:val="0"/>
+          <w:iCs w:val="0"/>
+          <w:caps w:val="0"/>
+          <w:smallCaps w:val="0"/>
+          <w:color w:val="000000" w:themeColor="text1" w:themeTint="FF" w:themeShade="FF"/>
+          <w:sz w:val="24"/>
+          <w:szCs w:val="24"/>
+          <w:lang w:val="en-US"/>
+        </w:rPr>
+        <w:t xml:space="preserve">    price: decimal(10,2),</w:t>
+      </w:r>
+      <w:r/>
+    </w:p>
+    <w:p>
+      <w:pPr>
+        <w:pStyle w:val="884"/>
+        <w:suppressLineNumbers w:val="false"/>
+        <w:pBdr/>
+        <w:bidi w:val="false"/>
+        <w:spacing w:after="160" w:afterAutospacing="0" w:before="0" w:beforeAutospacing="0" w:line="279" w:lineRule="auto"/>
+        <w:ind w:right="0" w:left="0"/>
+        <w:jc w:val="left"/>
+        <w:rPr/>
+      </w:pPr>
+      <w:r>
+        <w:rPr>
+          <w:rFonts w:ascii="Aptos" w:hAnsi="Aptos" w:eastAsia="Aptos" w:cs="Aptos" w:asciiTheme="minorAscii" w:hAnsiTheme="minorAscii" w:eastAsiaTheme="minorAscii" w:cstheme="minorAscii"/>
+          <w:b w:val="0"/>
+          <w:bCs w:val="0"/>
+          <w:i w:val="0"/>
+          <w:iCs w:val="0"/>
+          <w:caps w:val="0"/>
+          <w:smallCaps w:val="0"/>
+          <w:color w:val="000000" w:themeColor="text1" w:themeTint="FF" w:themeShade="FF"/>
+          <w:sz w:val="24"/>
+          <w:szCs w:val="24"/>
+          <w:lang w:val="en-US"/>
+        </w:rPr>
+        <w:t xml:space="preserve">    supplier: varchar(100)</w:t>
+      </w:r>
+      <w:r/>
+    </w:p>
+    <w:p>
+      <w:pPr>
+        <w:pStyle w:val="884"/>
+        <w:suppressLineNumbers w:val="false"/>
+        <w:pBdr/>
+        <w:bidi w:val="false"/>
+        <w:spacing w:after="160" w:afterAutospacing="0" w:before="0" w:beforeAutospacing="0" w:line="279" w:lineRule="auto"/>
+        <w:ind w:right="0" w:left="0"/>
+        <w:jc w:val="left"/>
+        <w:rPr/>
+      </w:pPr>
+      <w:r>
+        <w:rPr>
+          <w:rFonts w:ascii="Aptos" w:hAnsi="Aptos" w:eastAsia="Aptos" w:cs="Aptos" w:asciiTheme="minorAscii" w:hAnsiTheme="minorAscii" w:eastAsiaTheme="minorAscii" w:cstheme="minorAscii"/>
+          <w:b w:val="0"/>
+          <w:bCs w:val="0"/>
+          <w:i w:val="0"/>
+          <w:iCs w:val="0"/>
+          <w:caps w:val="0"/>
+          <w:smallCaps w:val="0"/>
+          <w:color w:val="000000" w:themeColor="text1" w:themeTint="FF" w:themeShade="FF"/>
+          <w:sz w:val="24"/>
+          <w:szCs w:val="24"/>
+          <w:lang w:val="en-US"/>
+        </w:rPr>
+        <w:t xml:space="preserve">)</w:t>
+      </w:r>
+      <w:r/>
+    </w:p>
+    <w:p>
+      <w:pPr>
+        <w:pStyle w:val="884"/>
+        <w:suppressLineNumbers w:val="false"/>
+        <w:pBdr/>
+        <w:bidi w:val="false"/>
+        <w:spacing w:after="160" w:afterAutospacing="0" w:before="0" w:beforeAutospacing="0" w:line="279" w:lineRule="auto"/>
+        <w:ind w:right="0" w:left="0"/>
+        <w:jc w:val="left"/>
+        <w:rPr>
+          <w:rFonts w:asciiTheme="minorAscii" w:hAnsiTheme="minorAscii" w:eastAsiaTheme="minorAscii" w:cstheme="minorAscii"/>
+          <w:b w:val="0"/>
+          <w:bCs w:val="0"/>
+          <w:i w:val="0"/>
+          <w:caps w:val="0"/>
+          <w:smallCaps w:val="0"/>
+          <w:color w:val="000000" w:themeColor="text1" w:themeTint="FF" w:themeShade="FF"/>
+          <w:sz w:val="24"/>
+          <w:szCs w:val="24"/>
+          <w:lang w:val="en-US"/>
+        </w:rPr>
+      </w:pPr>
+      <w:r>
+        <w:rPr>
+          <w:rFonts w:ascii="Aptos" w:hAnsi="Aptos" w:eastAsia="Aptos" w:cs="Aptos" w:asciiTheme="minorAscii" w:hAnsiTheme="minorAscii" w:eastAsiaTheme="minorAscii" w:cstheme="minorAscii"/>
+          <w:b w:val="0"/>
+          <w:bCs w:val="0"/>
+          <w:i w:val="0"/>
+          <w:iCs w:val="0"/>
+          <w:caps w:val="0"/>
+          <w:smallCaps w:val="0"/>
+          <w:color w:val="000000" w:themeColor="text1" w:themeTint="FF" w:themeShade="FF"/>
+          <w:sz w:val="24"/>
+          <w:szCs w:val="24"/>
+          <w:lang w:val="en-US"/>
+        </w:rPr>
+      </w:r>
+      <w:r>
+        <w:rPr>
+          <w:rFonts w:ascii="Aptos" w:hAnsi="Aptos" w:eastAsia="Aptos" w:cs="Aptos" w:asciiTheme="minorAscii" w:hAnsiTheme="minorAscii" w:eastAsiaTheme="minorAscii" w:cstheme="minorAscii"/>
+          <w:b w:val="0"/>
+          <w:bCs w:val="0"/>
+          <w:i w:val="0"/>
+          <w:iCs w:val="0"/>
+          <w:caps w:val="0"/>
+          <w:smallCaps w:val="0"/>
+          <w:color w:val="000000" w:themeColor="text1" w:themeTint="FF" w:themeShade="FF"/>
+          <w:sz w:val="24"/>
+          <w:szCs w:val="24"/>
+          <w:lang w:val="en-US"/>
+        </w:rPr>
+      </w:r>
+      <w:r>
+        <w:rPr>
+          <w:rFonts w:ascii="Aptos" w:hAnsi="Aptos" w:eastAsia="Aptos" w:cs="Aptos" w:asciiTheme="minorAscii" w:hAnsiTheme="minorAscii" w:eastAsiaTheme="minorAscii" w:cstheme="minorAscii"/>
+          <w:b w:val="0"/>
+          <w:bCs w:val="0"/>
+          <w:i w:val="0"/>
+          <w:iCs w:val="0"/>
+          <w:caps w:val="0"/>
+          <w:smallCaps w:val="0"/>
+          <w:color w:val="000000" w:themeColor="text1" w:themeTint="FF" w:themeShade="FF"/>
+          <w:sz w:val="24"/>
+          <w:szCs w:val="24"/>
+          <w:lang w:val="en-US"/>
+        </w:rPr>
+      </w:r>
+    </w:p>
+    <w:p>
+      <w:pPr>
+        <w:pStyle w:val="884"/>
+        <w:suppressLineNumbers w:val="false"/>
+        <w:pBdr/>
+        <w:bidi w:val="false"/>
+        <w:spacing w:after="160" w:afterAutospacing="0" w:before="0" w:beforeAutospacing="0" w:line="279" w:lineRule="auto"/>
+        <w:ind w:right="0" w:left="0"/>
+        <w:jc w:val="left"/>
+        <w:rPr>
+          <w:rFonts w:asciiTheme="minorAscii" w:hAnsiTheme="minorAscii" w:eastAsiaTheme="minorAscii" w:cstheme="minorAscii"/>
+          <w:b w:val="0"/>
+          <w:bCs w:val="0"/>
+          <w:i w:val="0"/>
+          <w:caps w:val="0"/>
+          <w:smallCaps w:val="0"/>
+          <w:color w:val="000000" w:themeColor="text1" w:themeTint="FF" w:themeShade="FF"/>
+          <w:sz w:val="24"/>
+          <w:szCs w:val="24"/>
+          <w:lang w:val="en-US"/>
+        </w:rPr>
+      </w:pPr>
+      <w:r>
+        <w:rPr>
+          <w:rFonts w:asciiTheme="minorAscii" w:hAnsiTheme="minorAscii" w:eastAsiaTheme="minorAscii" w:cstheme="minorAscii"/>
+          <w:b w:val="0"/>
+          <w:bCs w:val="0"/>
+          <w:i w:val="0"/>
+          <w:iCs w:val="0"/>
+          <w:caps w:val="0"/>
+          <w:smallCaps w:val="0"/>
+          <w:color w:val="000000" w:themeColor="text1" w:themeTint="FF" w:themeShade="FF"/>
+          <w:sz w:val="24"/>
+          <w:szCs w:val="24"/>
+          <w:lang w:val="en-US"/>
+        </w:rPr>
+      </w:r>
+      <w:r>
+        <w:rPr>
+          <w:rFonts w:asciiTheme="minorAscii" w:hAnsiTheme="minorAscii" w:eastAsiaTheme="minorAscii" w:cstheme="minorAscii"/>
+          <w:b w:val="0"/>
+          <w:bCs w:val="0"/>
+          <w:i w:val="0"/>
+          <w:iCs w:val="0"/>
+          <w:caps w:val="0"/>
+          <w:smallCaps w:val="0"/>
+          <w:color w:val="000000" w:themeColor="text1" w:themeTint="FF" w:themeShade="FF"/>
+          <w:sz w:val="24"/>
+          <w:szCs w:val="24"/>
+          <w:lang w:val="en-US"/>
+        </w:rPr>
+      </w:r>
+      <w:r>
+        <w:rPr>
+          <w:rFonts w:asciiTheme="minorAscii" w:hAnsiTheme="minorAscii" w:eastAsiaTheme="minorAscii" w:cstheme="minorAscii"/>
+          <w:b w:val="0"/>
+          <w:bCs w:val="0"/>
+          <w:i w:val="0"/>
+          <w:iCs w:val="0"/>
+          <w:caps w:val="0"/>
+          <w:smallCaps w:val="0"/>
+          <w:color w:val="000000" w:themeColor="text1" w:themeTint="FF" w:themeShade="FF"/>
+          <w:sz w:val="24"/>
+          <w:szCs w:val="24"/>
+          <w:lang w:val="en-US"/>
+        </w:rPr>
+      </w:r>
+    </w:p>
+    <w:p>
+      <w:pPr>
+        <w:pStyle w:val="884"/>
+        <w:suppressLineNumbers w:val="false"/>
+        <w:pBdr/>
+        <w:bidi w:val="false"/>
+        <w:spacing w:after="160" w:afterAutospacing="0" w:before="0" w:beforeAutospacing="0" w:line="279" w:lineRule="auto"/>
+        <w:ind w:right="0" w:left="0"/>
+        <w:jc w:val="left"/>
+        <w:rPr>
+          <w:b w:val="0"/>
+          <w:bCs w:val="0"/>
+          <w:i w:val="0"/>
+          <w:caps w:val="0"/>
+          <w:smallCaps w:val="0"/>
+          <w:color w:val="000000" w:themeColor="text1" w:themeTint="FF" w:themeShade="FF"/>
+          <w:sz w:val="24"/>
+          <w:szCs w:val="24"/>
+          <w:lang w:val="en-US"/>
+        </w:rPr>
+      </w:pPr>
+      <w:r>
+        <w:rPr>
+          <w:rFonts w:ascii="Aptos" w:hAnsi="Aptos" w:eastAsia="Aptos" w:cs="Aptos" w:asciiTheme="minorAscii" w:hAnsiTheme="minorAscii" w:eastAsiaTheme="minorAscii" w:cstheme="minorAscii"/>
+          <w:b w:val="0"/>
+          <w:bCs w:val="0"/>
+          <w:i w:val="0"/>
+          <w:iCs w:val="0"/>
+          <w:caps w:val="0"/>
+          <w:smallCaps w:val="0"/>
+          <w:color w:val="000000" w:themeColor="text1" w:themeTint="FF" w:themeShade="FF"/>
+          <w:sz w:val="24"/>
+          <w:szCs w:val="24"/>
+          <w:lang w:val="en-US"/>
+        </w:rPr>
+      </w:r>
+      <w:r/>
+    </w:p>
+    <w:p>
+      <w:pPr>
+        <w:pStyle w:val="884"/>
+        <w:suppressLineNumbers w:val="false"/>
+        <w:pBdr/>
+        <w:bidi w:val="false"/>
+        <w:spacing w:after="160" w:afterAutospacing="0" w:before="0" w:beforeAutospacing="0" w:line="279" w:lineRule="auto"/>
+        <w:ind w:right="0" w:left="0"/>
+        <w:jc w:val="left"/>
+        <w:rPr/>
+      </w:pPr>
+      <w:r>
+        <w:rPr>
+          <w:rFonts w:ascii="Aptos" w:hAnsi="Aptos" w:eastAsia="Aptos" w:cs="Aptos" w:asciiTheme="minorAscii" w:hAnsiTheme="minorAscii" w:eastAsiaTheme="minorAscii" w:cstheme="minorAscii"/>
+          <w:b w:val="0"/>
+          <w:bCs w:val="0"/>
+          <w:i w:val="0"/>
+          <w:iCs w:val="0"/>
+          <w:caps w:val="0"/>
+          <w:smallCaps w:val="0"/>
+          <w:color w:val="000000" w:themeColor="text1" w:themeTint="FF" w:themeShade="FF"/>
+          <w:sz w:val="24"/>
+          <w:szCs w:val="24"/>
+          <w:lang w:val="en-US"/>
+        </w:rPr>
+        <w:t xml:space="preserve">Ticket_Parts(</w:t>
+      </w:r>
+      <w:r/>
+    </w:p>
+    <w:p>
+      <w:pPr>
+        <w:pStyle w:val="884"/>
+        <w:suppressLineNumbers w:val="false"/>
+        <w:pBdr/>
+        <w:bidi w:val="false"/>
+        <w:spacing w:after="160" w:afterAutospacing="0" w:before="0" w:beforeAutospacing="0" w:line="279" w:lineRule="auto"/>
+        <w:ind w:right="0" w:left="0"/>
+        <w:jc w:val="left"/>
+        <w:rPr/>
+      </w:pPr>
+      <w:r>
+        <w:rPr>
+          <w:rFonts w:ascii="Aptos" w:hAnsi="Aptos" w:eastAsia="Aptos" w:cs="Aptos" w:asciiTheme="minorAscii" w:hAnsiTheme="minorAscii" w:eastAsiaTheme="minorAscii" w:cstheme="minorAscii"/>
+          <w:b w:val="0"/>
+          <w:bCs w:val="0"/>
+          <w:i w:val="0"/>
+          <w:iCs w:val="0"/>
+          <w:caps w:val="0"/>
+          <w:smallCaps w:val="0"/>
+          <w:color w:val="000000" w:themeColor="text1" w:themeTint="FF" w:themeShade="FF"/>
+          <w:sz w:val="24"/>
+          <w:szCs w:val="24"/>
+          <w:lang w:val="en-US"/>
+        </w:rPr>
+        <w:t xml:space="preserve">    ticket_part_id: int </w:t>
+      </w:r>
+      <w:r>
+        <w:rPr>
+          <w:rFonts w:ascii="Aptos" w:hAnsi="Aptos" w:eastAsia="Aptos" w:cs="Aptos" w:asciiTheme="minorAscii" w:hAnsiTheme="minorAscii" w:eastAsiaTheme="minorAscii" w:cstheme="minorAscii"/>
+          <w:b w:val="0"/>
+          <w:bCs w:val="0"/>
+          <w:i w:val="0"/>
+          <w:iCs w:val="0"/>
+          <w:caps w:val="0"/>
+          <w:smallCaps w:val="0"/>
+          <w:color w:val="ff0000"/>
+          <w:sz w:val="24"/>
+          <w:szCs w:val="24"/>
+          <w:lang w:val="en-US"/>
+        </w:rPr>
+        <w:t xml:space="preserve">[PK]</w:t>
+      </w:r>
+      <w:r>
+        <w:rPr>
+          <w:rFonts w:ascii="Aptos" w:hAnsi="Aptos" w:eastAsia="Aptos" w:cs="Aptos" w:asciiTheme="minorAscii" w:hAnsiTheme="minorAscii" w:eastAsiaTheme="minorAscii" w:cstheme="minorAscii"/>
+          <w:b w:val="0"/>
+          <w:bCs w:val="0"/>
+          <w:i w:val="0"/>
+          <w:iCs w:val="0"/>
+          <w:caps w:val="0"/>
+          <w:smallCaps w:val="0"/>
+          <w:color w:val="000000" w:themeColor="text1" w:themeTint="FF" w:themeShade="FF"/>
+          <w:sz w:val="24"/>
+          <w:szCs w:val="24"/>
+          <w:lang w:val="en-US"/>
+        </w:rPr>
+        <w:t xml:space="preserve">,</w:t>
+      </w:r>
+      <w:r/>
+    </w:p>
+    <w:p>
+      <w:pPr>
+        <w:pStyle w:val="884"/>
+        <w:suppressLineNumbers w:val="false"/>
+        <w:pBdr/>
+        <w:bidi w:val="false"/>
+        <w:spacing w:after="160" w:afterAutospacing="0" w:before="0" w:beforeAutospacing="0" w:line="279" w:lineRule="auto"/>
+        <w:ind w:right="0" w:left="0"/>
+        <w:jc w:val="left"/>
+        <w:rPr/>
+      </w:pPr>
+      <w:r>
+        <w:rPr>
+          <w:rFonts w:ascii="Aptos" w:hAnsi="Aptos" w:eastAsia="Aptos" w:cs="Aptos" w:asciiTheme="minorAscii" w:hAnsiTheme="minorAscii" w:eastAsiaTheme="minorAscii" w:cstheme="minorAscii"/>
+          <w:b w:val="0"/>
+          <w:bCs w:val="0"/>
+          <w:i w:val="0"/>
+          <w:iCs w:val="0"/>
+          <w:caps w:val="0"/>
+          <w:smallCaps w:val="0"/>
+          <w:color w:val="000000" w:themeColor="text1" w:themeTint="FF" w:themeShade="FF"/>
+          <w:sz w:val="24"/>
+          <w:szCs w:val="24"/>
+          <w:lang w:val="en-US"/>
+        </w:rPr>
+        <w:t xml:space="preserve">    ticket_id: int </w:t>
+      </w:r>
+      <w:r>
+        <w:rPr>
+          <w:rFonts w:ascii="Aptos" w:hAnsi="Aptos" w:eastAsia="Aptos" w:cs="Aptos" w:asciiTheme="minorAscii" w:hAnsiTheme="minorAscii" w:eastAsiaTheme="minorAscii" w:cstheme="minorAscii"/>
+          <w:b w:val="0"/>
+          <w:bCs w:val="0"/>
+          <w:i w:val="0"/>
+          <w:iCs w:val="0"/>
+          <w:caps w:val="0"/>
+          <w:smallCaps w:val="0"/>
+          <w:color w:val="ff0000"/>
+          <w:sz w:val="24"/>
+          <w:szCs w:val="24"/>
+          <w:lang w:val="en-US"/>
+        </w:rPr>
+        <w:t xml:space="preserve">[FK]</w:t>
+      </w:r>
+      <w:r>
+        <w:rPr>
+          <w:rFonts w:ascii="Aptos" w:hAnsi="Aptos" w:eastAsia="Aptos" w:cs="Aptos" w:asciiTheme="minorAscii" w:hAnsiTheme="minorAscii" w:eastAsiaTheme="minorAscii" w:cstheme="minorAscii"/>
+          <w:b w:val="0"/>
+          <w:bCs w:val="0"/>
+          <w:i w:val="0"/>
+          <w:iCs w:val="0"/>
+          <w:caps w:val="0"/>
+          <w:smallCaps w:val="0"/>
+          <w:color w:val="000000" w:themeColor="text1" w:themeTint="FF" w:themeShade="FF"/>
+          <w:sz w:val="24"/>
+          <w:szCs w:val="24"/>
+          <w:lang w:val="en-US"/>
+        </w:rPr>
+        <w:t xml:space="preserve">,</w:t>
+      </w:r>
+      <w:r/>
+    </w:p>
+    <w:p>
+      <w:pPr>
+        <w:pStyle w:val="884"/>
+        <w:suppressLineNumbers w:val="false"/>
+        <w:pBdr/>
+        <w:bidi w:val="false"/>
+        <w:spacing w:after="160" w:afterAutospacing="0" w:before="0" w:beforeAutospacing="0" w:line="279" w:lineRule="auto"/>
+        <w:ind w:right="0" w:left="0"/>
+        <w:jc w:val="left"/>
+        <w:rPr/>
+      </w:pPr>
+      <w:r>
+        <w:rPr>
+          <w:rFonts w:ascii="Aptos" w:hAnsi="Aptos" w:eastAsia="Aptos" w:cs="Aptos" w:asciiTheme="minorAscii" w:hAnsiTheme="minorAscii" w:eastAsiaTheme="minorAscii" w:cstheme="minorAscii"/>
+          <w:b w:val="0"/>
+          <w:bCs w:val="0"/>
+          <w:i w:val="0"/>
+          <w:iCs w:val="0"/>
+          <w:caps w:val="0"/>
+          <w:smallCaps w:val="0"/>
+          <w:color w:val="000000" w:themeColor="text1" w:themeTint="FF" w:themeShade="FF"/>
+          <w:sz w:val="24"/>
+          <w:szCs w:val="24"/>
+          <w:lang w:val="en-US"/>
+        </w:rPr>
+        <w:t xml:space="preserve">    product_id: int </w:t>
+      </w:r>
+      <w:r>
+        <w:rPr>
+          <w:rFonts w:ascii="Aptos" w:hAnsi="Aptos" w:eastAsia="Aptos" w:cs="Aptos" w:asciiTheme="minorAscii" w:hAnsiTheme="minorAscii" w:eastAsiaTheme="minorAscii" w:cstheme="minorAscii"/>
+          <w:b w:val="0"/>
+          <w:bCs w:val="0"/>
+          <w:i w:val="0"/>
+          <w:iCs w:val="0"/>
+          <w:caps w:val="0"/>
+          <w:smallCaps w:val="0"/>
+          <w:color w:val="ff0000"/>
+          <w:sz w:val="24"/>
+          <w:szCs w:val="24"/>
+          <w:lang w:val="en-US"/>
+        </w:rPr>
+        <w:t xml:space="preserve">[FK]</w:t>
+      </w:r>
+      <w:r>
+        <w:rPr>
+          <w:rFonts w:ascii="Aptos" w:hAnsi="Aptos" w:eastAsia="Aptos" w:cs="Aptos" w:asciiTheme="minorAscii" w:hAnsiTheme="minorAscii" w:eastAsiaTheme="minorAscii" w:cstheme="minorAscii"/>
+          <w:b w:val="0"/>
+          <w:bCs w:val="0"/>
+          <w:i w:val="0"/>
+          <w:iCs w:val="0"/>
+          <w:caps w:val="0"/>
+          <w:smallCaps w:val="0"/>
+          <w:color w:val="000000" w:themeColor="text1" w:themeTint="FF" w:themeShade="FF"/>
+          <w:sz w:val="24"/>
+          <w:szCs w:val="24"/>
+          <w:lang w:val="en-US"/>
+        </w:rPr>
+        <w:t xml:space="preserve">,</w:t>
+      </w:r>
+      <w:r/>
+    </w:p>
+    <w:p>
+      <w:pPr>
+        <w:pStyle w:val="884"/>
+        <w:suppressLineNumbers w:val="false"/>
+        <w:pBdr/>
+        <w:bidi w:val="false"/>
+        <w:spacing w:after="160" w:afterAutospacing="0" w:before="0" w:beforeAutospacing="0" w:line="279" w:lineRule="auto"/>
+        <w:ind w:right="0" w:left="0"/>
+        <w:jc w:val="left"/>
+        <w:rPr/>
+      </w:pPr>
+      <w:r>
+        <w:rPr>
+          <w:rFonts w:ascii="Aptos" w:hAnsi="Aptos" w:eastAsia="Aptos" w:cs="Aptos" w:asciiTheme="minorAscii" w:hAnsiTheme="minorAscii" w:eastAsiaTheme="minorAscii" w:cstheme="minorAscii"/>
+          <w:b w:val="0"/>
+          <w:bCs w:val="0"/>
+          <w:i w:val="0"/>
+          <w:iCs w:val="0"/>
+          <w:caps w:val="0"/>
+          <w:smallCaps w:val="0"/>
+          <w:color w:val="000000" w:themeColor="text1" w:themeTint="FF" w:themeShade="FF"/>
+          <w:sz w:val="24"/>
+          <w:szCs w:val="24"/>
+          <w:lang w:val="en-US"/>
+        </w:rPr>
+        <w:t xml:space="preserve">    quantity: int,</w:t>
+      </w:r>
+      <w:r/>
+    </w:p>
+    <w:p>
+      <w:pPr>
+        <w:pStyle w:val="884"/>
+        <w:suppressLineNumbers w:val="false"/>
+        <w:pBdr/>
+        <w:bidi w:val="false"/>
+        <w:spacing w:after="160" w:afterAutospacing="0" w:before="0" w:beforeAutospacing="0" w:line="279" w:lineRule="auto"/>
+        <w:ind w:right="0" w:left="0"/>
+        <w:jc w:val="left"/>
+        <w:rPr/>
+      </w:pPr>
+      <w:r>
+        <w:rPr>
+          <w:rFonts w:ascii="Aptos" w:hAnsi="Aptos" w:eastAsia="Aptos" w:cs="Aptos" w:asciiTheme="minorAscii" w:hAnsiTheme="minorAscii" w:eastAsiaTheme="minorAscii" w:cstheme="minorAscii"/>
+          <w:b w:val="0"/>
+          <w:bCs w:val="0"/>
+          <w:i w:val="0"/>
+          <w:iCs w:val="0"/>
+          <w:caps w:val="0"/>
+          <w:smallCaps w:val="0"/>
+          <w:color w:val="000000" w:themeColor="text1" w:themeTint="FF" w:themeShade="FF"/>
+          <w:sz w:val="24"/>
+          <w:szCs w:val="24"/>
+          <w:lang w:val="en-US"/>
+        </w:rPr>
+        <w:t xml:space="preserve">    unit_price: decimal(10,2)</w:t>
+      </w:r>
+      <w:r/>
+    </w:p>
+    <w:p>
+      <w:pPr>
+        <w:pStyle w:val="884"/>
+        <w:suppressLineNumbers w:val="false"/>
+        <w:pBdr/>
+        <w:bidi w:val="false"/>
+        <w:spacing w:after="160" w:afterAutospacing="0" w:before="0" w:beforeAutospacing="0" w:line="279" w:lineRule="auto"/>
+        <w:ind w:right="0" w:left="0"/>
+        <w:jc w:val="left"/>
+        <w:rPr>
+          <w:rFonts w:asciiTheme="minorAscii" w:hAnsiTheme="minorAscii" w:eastAsiaTheme="minorAscii" w:cstheme="minorAscii"/>
+          <w:b w:val="0"/>
+          <w:bCs w:val="0"/>
+          <w:i w:val="0"/>
+          <w:caps w:val="0"/>
+          <w:smallCaps w:val="0"/>
+          <w:color w:val="000000" w:themeColor="text1" w:themeTint="FF" w:themeShade="FF"/>
+          <w:sz w:val="24"/>
+          <w:szCs w:val="24"/>
+          <w:highlight w:val="none"/>
+          <w:lang w:val="en-US"/>
+        </w:rPr>
+      </w:pPr>
+      <w:r>
+        <w:rPr>
+          <w:rFonts w:ascii="Aptos" w:hAnsi="Aptos" w:eastAsia="Aptos" w:cs="Aptos" w:asciiTheme="minorAscii" w:hAnsiTheme="minorAscii" w:eastAsiaTheme="minorAscii" w:cstheme="minorAscii"/>
+          <w:b w:val="0"/>
+          <w:bCs w:val="0"/>
+          <w:i w:val="0"/>
+          <w:iCs w:val="0"/>
+          <w:caps w:val="0"/>
+          <w:smallCaps w:val="0"/>
+          <w:color w:val="000000" w:themeColor="text1" w:themeTint="FF" w:themeShade="FF"/>
+          <w:sz w:val="24"/>
+          <w:szCs w:val="24"/>
+          <w:lang w:val="en-US"/>
+        </w:rPr>
+        <w:t xml:space="preserve">)</w:t>
       </w:r>
       <w:r/>
       <w:r>
@@ -1417,28 +4913,107 @@
           <w:lang w:val="en-US"/>
         </w:rPr>
       </w:r>
-    </w:p>
-    <w:p>
-      <w:pPr>
-        <w:pStyle w:val="664"/>
-        <w:suppressLineNumbers w:val="false"/>
-        <w:pBdr/>
-        <w:bidi w:val="false"/>
-        <w:spacing w:after="160" w:afterAutospacing="0" w:before="0" w:beforeAutospacing="0" w:line="279" w:lineRule="auto"/>
-        <w:ind w:right="0" w:left="0"/>
-        <w:jc w:val="left"/>
+      <w:r>
         <w:rPr>
-          <w:rFonts w:ascii="Aptos" w:hAnsi="Aptos" w:eastAsia="Aptos" w:cs="Aptos" w:asciiTheme="minorAscii" w:hAnsiTheme="minorAscii" w:eastAsiaTheme="minorAscii" w:cstheme="minorAscii"/>
+          <w:rFonts w:asciiTheme="minorAscii" w:hAnsiTheme="minorAscii" w:eastAsiaTheme="minorAscii" w:cstheme="minorAscii"/>
           <w:b w:val="0"/>
           <w:bCs w:val="0"/>
           <w:i w:val="0"/>
-          <w:iCs w:val="0"/>
           <w:caps w:val="0"/>
           <w:smallCaps w:val="0"/>
           <w:color w:val="000000" w:themeColor="text1" w:themeTint="FF" w:themeShade="FF"/>
           <w:sz w:val="24"/>
           <w:szCs w:val="24"/>
           <w:lang w:val="en-US"/>
+        </w:rPr>
+      </w:r>
+    </w:p>
+    <w:p>
+      <w:pPr>
+        <w:pStyle w:val="884"/>
+        <w:suppressLineNumbers w:val="false"/>
+        <w:pBdr/>
+        <w:bidi w:val="false"/>
+        <w:spacing w:after="160" w:afterAutospacing="0" w:before="0" w:beforeAutospacing="0" w:line="279" w:lineRule="auto"/>
+        <w:ind w:right="0" w:left="0"/>
+        <w:jc w:val="left"/>
+        <w:rPr>
+          <w:rFonts w:asciiTheme="minorAscii" w:hAnsiTheme="minorAscii" w:eastAsiaTheme="minorAscii" w:cstheme="minorAscii"/>
+          <w:b w:val="0"/>
+          <w:bCs w:val="0"/>
+          <w:i w:val="0"/>
+          <w:caps w:val="0"/>
+          <w:smallCaps w:val="0"/>
+          <w:color w:val="000000" w:themeColor="text1" w:themeTint="FF" w:themeShade="FF"/>
+          <w:sz w:val="24"/>
+          <w:szCs w:val="24"/>
+          <w:lang w:val="en-US"/>
+        </w:rPr>
+      </w:pPr>
+      <w:r>
+        <w:rPr>
+          <w:rFonts w:asciiTheme="minorAscii" w:hAnsiTheme="minorAscii" w:eastAsiaTheme="minorAscii" w:cstheme="minorAscii"/>
+          <w:b w:val="0"/>
+          <w:bCs w:val="0"/>
+          <w:i w:val="0"/>
+          <w:caps w:val="0"/>
+          <w:smallCaps w:val="0"/>
+          <w:color w:val="000000" w:themeColor="text1" w:themeTint="FF" w:themeShade="FF"/>
+          <w:sz w:val="24"/>
+          <w:szCs w:val="24"/>
+          <w:lang w:val="en-US"/>
+        </w:rPr>
+      </w:r>
+      <w:r>
+        <w:rPr>
+          <w:rFonts w:asciiTheme="minorAscii" w:hAnsiTheme="minorAscii" w:eastAsiaTheme="minorAscii" w:cstheme="minorAscii"/>
+          <w:b w:val="0"/>
+          <w:bCs w:val="0"/>
+          <w:i w:val="0"/>
+          <w:caps w:val="0"/>
+          <w:smallCaps w:val="0"/>
+          <w:color w:val="000000" w:themeColor="text1" w:themeTint="FF" w:themeShade="FF"/>
+          <w:sz w:val="24"/>
+          <w:szCs w:val="24"/>
+          <w:lang w:val="en-US"/>
+        </w:rPr>
+      </w:r>
+      <w:r>
+        <w:rPr>
+          <w:rFonts w:asciiTheme="minorAscii" w:hAnsiTheme="minorAscii" w:eastAsiaTheme="minorAscii" w:cstheme="minorAscii"/>
+          <w:b w:val="0"/>
+          <w:bCs w:val="0"/>
+          <w:i w:val="0"/>
+          <w:caps w:val="0"/>
+          <w:smallCaps w:val="0"/>
+          <w:color w:val="000000" w:themeColor="text1" w:themeTint="FF" w:themeShade="FF"/>
+          <w:sz w:val="24"/>
+          <w:szCs w:val="24"/>
+          <w:lang w:val="en-US"/>
+        </w:rPr>
+      </w:r>
+    </w:p>
+    <w:p>
+      <w:pPr>
+        <w:pStyle w:val="884"/>
+        <w:suppressLineNumbers w:val="false"/>
+        <w:pBdr/>
+        <w:bidi w:val="false"/>
+        <w:spacing w:after="160" w:afterAutospacing="0" w:before="0" w:beforeAutospacing="0" w:line="279" w:lineRule="auto"/>
+        <w:ind w:right="0" w:left="0"/>
+        <w:jc w:val="left"/>
+        <w:rPr>
+          <w:rFonts w:asciiTheme="minorAscii" w:hAnsiTheme="minorAscii" w:eastAsiaTheme="minorAscii" w:cstheme="minorAscii"/>
+          <w:b w:val="0"/>
+          <w:bCs w:val="0"/>
+          <w:i w:val="0"/>
+          <w:caps w:val="0"/>
+          <w:smallCaps w:val="0"/>
+          <w:color w:val="000000" w:themeColor="text1" w:themeTint="FF" w:themeShade="FF"/>
+          <w:sz w:val="24"/>
+          <w:szCs w:val="24"/>
+          <w:highlight w:val="none"/>
+          <w:lang w:val="en-US" w:bidi="en-US"/>
         </w:rPr>
       </w:pPr>
       <w:r>
@@ -1453,7 +5028,247 @@
           <w:color w:val="000000" w:themeColor="text1" w:themeTint="FF" w:themeShade="FF"/>
           <w:sz w:val="24"/>
           <w:szCs w:val="24"/>
+          <w:highlight w:val="none"/>
+          <w:lang w:val="en-US" w:bidi="en-US"/>
+        </w:rPr>
+      </w:r>
+      <w:r>
+        <w:rPr>
+          <w:rFonts w:asciiTheme="minorAscii" w:hAnsiTheme="minorAscii" w:eastAsiaTheme="minorAscii" w:cstheme="minorAscii"/>
+          <w:b w:val="0"/>
+          <w:bCs w:val="0"/>
+          <w:i w:val="0"/>
+          <w:caps w:val="0"/>
+          <w:smallCaps w:val="0"/>
+          <w:color w:val="000000" w:themeColor="text1" w:themeTint="FF" w:themeShade="FF"/>
+          <w:sz w:val="24"/>
+          <w:szCs w:val="24"/>
+          <w:highlight w:val="none"/>
+          <w:lang w:val="en-US" w:bidi="en-US"/>
+        </w:rPr>
+      </w:r>
+    </w:p>
+    <w:p>
+      <w:pPr>
+        <w:pStyle w:val="884"/>
+        <w:suppressLineNumbers w:val="false"/>
+        <w:pBdr/>
+        <w:bidi w:val="false"/>
+        <w:spacing w:after="160" w:afterAutospacing="0" w:before="0" w:beforeAutospacing="0" w:line="279" w:lineRule="auto"/>
+        <w:ind w:right="0" w:left="0"/>
+        <w:jc w:val="left"/>
+        <w:rPr>
+          <w:rFonts w:asciiTheme="minorAscii" w:hAnsiTheme="minorAscii" w:eastAsiaTheme="minorAscii" w:cstheme="minorAscii"/>
+          <w:b w:val="0"/>
+          <w:bCs w:val="0"/>
+          <w:i w:val="0"/>
+          <w:caps w:val="0"/>
+          <w:smallCaps w:val="0"/>
+          <w:color w:val="000000" w:themeColor="text1" w:themeTint="FF" w:themeShade="FF"/>
+          <w:sz w:val="24"/>
+          <w:szCs w:val="24"/>
+          <w:highlight w:val="none"/>
+          <w:lang w:val="en-US" w:bidi="en-US"/>
+        </w:rPr>
+      </w:pPr>
+      <w:r>
+        <w:rPr>
+          <w:rFonts w:ascii="Aptos" w:hAnsi="Aptos" w:eastAsia="Aptos" w:cs="Aptos" w:asciiTheme="minorAscii" w:hAnsiTheme="minorAscii" w:eastAsiaTheme="minorAscii" w:cstheme="minorAscii"/>
+          <w:b w:val="0"/>
+          <w:bCs w:val="0"/>
+          <w:i w:val="0"/>
+          <w:iCs w:val="0"/>
+          <w:caps w:val="0"/>
+          <w:smallCaps w:val="0"/>
+          <w:color w:val="000000" w:themeColor="text1" w:themeTint="FF" w:themeShade="FF"/>
+          <w:sz w:val="24"/>
+          <w:szCs w:val="24"/>
+          <w:highlight w:val="none"/>
+          <w:lang w:val="en-US" w:bidi="en-US"/>
+        </w:rPr>
+        <w:br w:type="page" w:clear="all"/>
+      </w:r>
+      <w:r>
+        <w:rPr>
+          <w:rFonts w:asciiTheme="minorAscii" w:hAnsiTheme="minorAscii" w:eastAsiaTheme="minorAscii" w:cstheme="minorAscii"/>
+          <w:b w:val="0"/>
+          <w:bCs w:val="0"/>
+          <w:i w:val="0"/>
+          <w:caps w:val="0"/>
+          <w:smallCaps w:val="0"/>
+          <w:color w:val="000000" w:themeColor="text1" w:themeTint="FF" w:themeShade="FF"/>
+          <w:sz w:val="24"/>
+          <w:szCs w:val="24"/>
           <w:lang w:val="en-US"/>
+        </w:rPr>
+      </w:r>
+      <w:r/>
+    </w:p>
+    <w:p>
+      <w:pPr>
+        <w:pStyle w:val="889"/>
+        <w:suppressLineNumbers w:val="false"/>
+        <w:pBdr/>
+        <w:bidi w:val="false"/>
+        <w:spacing/>
+        <w:ind/>
+        <w:jc w:val="center"/>
+        <w:rPr>
+          <w:b/>
+          <w:bCs/>
+          <w14:ligatures w14:val="none"/>
+        </w:rPr>
+      </w:pPr>
+      <w:r/>
+      <w:bookmarkStart w:id="6" w:name="_Toc6"/>
+      <w:r>
+        <w:rPr>
+          <w:b/>
+          <w:bCs/>
+          <w:lang w:val="en-US"/>
+        </w:rPr>
+        <w:t xml:space="preserve">Database Relationship Diagram</w:t>
+      </w:r>
+      <w:bookmarkEnd w:id="6"/>
+      <w:r/>
+      <w:r>
+        <w:rPr>
+          <w:b/>
+          <w:bCs/>
+          <w14:ligatures w14:val="none"/>
+        </w:rPr>
+      </w:r>
+    </w:p>
+    <w:p>
+      <w:pPr>
+        <w:pStyle w:val="884"/>
+        <w:suppressLineNumbers w:val="false"/>
+        <w:pBdr/>
+        <w:bidi w:val="false"/>
+        <w:spacing w:after="160" w:afterAutospacing="0" w:before="0" w:beforeAutospacing="0" w:line="279" w:lineRule="auto"/>
+        <w:ind w:right="0" w:left="0"/>
+        <w:jc w:val="left"/>
+        <w:rPr>
+          <w:rFonts w:asciiTheme="minorAscii" w:hAnsiTheme="minorAscii" w:eastAsiaTheme="minorAscii" w:cstheme="minorAscii"/>
+          <w:b w:val="0"/>
+          <w:bCs w:val="0"/>
+          <w:i w:val="0"/>
+          <w:caps w:val="0"/>
+          <w:smallCaps w:val="0"/>
+          <w:color w:val="000000" w:themeColor="text1" w:themeTint="FF" w:themeShade="FF"/>
+          <w:sz w:val="24"/>
+          <w:szCs w:val="24"/>
+          <w:highlight w:val="none"/>
+          <w:lang w:val="en-US" w:bidi="en-US"/>
+        </w:rPr>
+      </w:pPr>
+      <w:r>
+        <w:rPr>
+          <w:rFonts w:ascii="Aptos" w:hAnsi="Aptos" w:eastAsia="Aptos" w:cs="Aptos" w:asciiTheme="minorAscii" w:hAnsiTheme="minorAscii" w:eastAsiaTheme="minorAscii" w:cstheme="minorAscii"/>
+          <w:b w:val="0"/>
+          <w:bCs w:val="0"/>
+          <w:i w:val="0"/>
+          <w:iCs w:val="0"/>
+          <w:caps w:val="0"/>
+          <w:smallCaps w:val="0"/>
+          <w:color w:val="000000" w:themeColor="text1" w:themeTint="FF" w:themeShade="FF"/>
+          <w:sz w:val="24"/>
+          <w:szCs w:val="24"/>
+          <w:highlight w:val="none"/>
+          <w:lang w:val="en-US" w:bidi="en-US"/>
+        </w:rPr>
+      </w:r>
+      <w:r>
+        <mc:AlternateContent>
+          <mc:Choice Requires="wpg">
+            <w:drawing>
+              <wp:anchor xmlns:wp="http://schemas.openxmlformats.org/drawingml/2006/wordprocessingDrawing" xmlns:wp14="http://schemas.microsoft.com/office/word/2010/wordprocessingDrawing" distT="0" distB="0" distL="115200" distR="115200" simplePos="0" relativeHeight="54272" behindDoc="0" locked="0" layoutInCell="1" allowOverlap="1">
+                <wp:simplePos x="0" y="0"/>
+                <wp:positionH relativeFrom="column">
+                  <wp:posOffset>566737</wp:posOffset>
+                </wp:positionH>
+                <wp:positionV relativeFrom="paragraph">
+                  <wp:posOffset>300037</wp:posOffset>
+                </wp:positionV>
+                <wp:extent cx="4810125" cy="7000875"/>
+                <wp:effectExtent l="0" t="0" r="0" b="0"/>
+                <wp:wrapNone/>
+                <wp:docPr id="3" name=""/>
+                <wp:cNvGraphicFramePr>
+                  <a:graphicFrameLocks xmlns:a="http://schemas.openxmlformats.org/drawingml/2006/main" noChangeAspect="1"/>
+                </wp:cNvGraphicFramePr>
+                <a:graphic xmlns:a="http://schemas.openxmlformats.org/drawingml/2006/main">
+                  <a:graphicData uri="http://schemas.openxmlformats.org/drawingml/2006/picture">
+                    <pic:pic xmlns:pic="http://schemas.openxmlformats.org/drawingml/2006/picture">
+                      <pic:nvPicPr>
+                        <pic:cNvPr id="2052916866" name=""/>
+                        <pic:cNvPicPr>
+                          <a:picLocks noChangeAspect="1"/>
+                        </pic:cNvPicPr>
+                        <pic:nvPr/>
+                      </pic:nvPicPr>
+                      <pic:blipFill rotWithShape="1">
+                        <a:blip r:embed="rId10"/>
+                        <a:stretch/>
+                      </pic:blipFill>
+                      <pic:spPr bwMode="auto">
+                        <a:xfrm>
+                          <a:off x="0" y="0"/>
+                          <a:ext cx="4810124" cy="7000875"/>
+                        </a:xfrm>
+                        <a:prstGeom prst="rect">
+                          <a:avLst/>
+                        </a:prstGeom>
+                      </pic:spPr>
+                    </pic:pic>
+                  </a:graphicData>
+                </a:graphic>
+              </wp:anchor>
+            </w:drawing>
+          </mc:Choice>
+          <mc:Fallback>
+            <w:pict>
+              <v:shapetype id="_x0000_t75" coordsize="21600,21600" o:spt="75" o:preferrelative="t" path="m@4@5l@4@11@9@11@9@5xe" filled="f" stroked="f">
+                <v:stroke joinstyle="miter"/>
+                <v:formulas>
+                  <v:f eqn="if lineDrawn pixelLineWidth 0"/>
+                  <v:f eqn="sum @0 1 0"/>
+                  <v:f eqn="sum 0 0 @1"/>
+                  <v:f eqn="prod @2 1 2"/>
+                  <v:f eqn="prod @3 21600 pixelWidth"/>
+                  <v:f eqn="prod @3 21600 pixelHeight"/>
+                  <v:f eqn="sum @0 0 1"/>
+                  <v:f eqn="prod @6 1 2"/>
+                  <v:f eqn="prod @7 21600 pixelWidth"/>
+                  <v:f eqn="sum @8 21600 0"/>
+                  <v:f eqn="prod @7 21600 pixelHeight"/>
+                  <v:f eqn="sum @10 21600 0"/>
+                </v:formulas>
+                <v:path o:extrusionok="f" gradientshapeok="t" o:connecttype="rect"/>
+                <o:lock v:ext="edit" aspectratio="t"/>
+              </v:shapetype>
+              <v:shape id="_x0000_i2" o:spid="_x0000_s2" type="#_x0000_t75" style="position:absolute;z-index:54272;o:allowoverlap:true;o:allowincell:true;mso-position-horizontal-relative:text;margin-left:44.62pt;mso-position-horizontal:absolute;mso-position-vertical-relative:text;margin-top:23.62pt;mso-position-vertical:absolute;width:378.75pt;height:551.25pt;mso-wrap-distance-left:9.07pt;mso-wrap-distance-top:0.00pt;mso-wrap-distance-right:9.07pt;mso-wrap-distance-bottom:0.00pt;z-index:1;" stroked="false">
+                <v:imagedata r:id="rId10" o:title=""/>
+                <o:lock v:ext="edit" rotation="t"/>
+              </v:shape>
+            </w:pict>
+          </mc:Fallback>
+        </mc:AlternateContent>
+      </w:r>
+      <w:r>
+        <w:rPr>
+          <w:rFonts w:ascii="Aptos" w:hAnsi="Aptos" w:eastAsia="Aptos" w:cs="Aptos" w:asciiTheme="minorAscii" w:hAnsiTheme="minorAscii" w:eastAsiaTheme="minorAscii" w:cstheme="minorAscii"/>
+          <w:b w:val="0"/>
+          <w:bCs w:val="0"/>
+          <w:i w:val="0"/>
+          <w:iCs w:val="0"/>
+          <w:caps w:val="0"/>
+          <w:smallCaps w:val="0"/>
+          <w:color w:val="000000" w:themeColor="text1" w:themeTint="FF" w:themeShade="FF"/>
+          <w:sz w:val="24"/>
+          <w:szCs w:val="24"/>
+          <w:highlight w:val="none"/>
+          <w:lang w:val="en-US" w:bidi="en-US"/>
         </w:rPr>
       </w:r>
       <w:r>
@@ -1468,62 +5283,8 @@
           <w:color w:val="000000" w:themeColor="text1" w:themeTint="FF" w:themeShade="FF"/>
           <w:sz w:val="24"/>
           <w:szCs w:val="24"/>
-          <w:lang w:val="en-US"/>
-        </w:rPr>
-      </w:r>
-    </w:p>
-    <w:p>
-      <w:pPr>
-        <w:pStyle w:val="664"/>
-        <w:suppressLineNumbers w:val="false"/>
-        <w:pBdr/>
-        <w:bidi w:val="false"/>
-        <w:spacing w:after="160" w:afterAutospacing="0" w:before="0" w:beforeAutospacing="0" w:line="279" w:lineRule="auto"/>
-        <w:ind w:right="0" w:left="0"/>
-        <w:jc w:val="left"/>
-        <w:rPr>
-          <w:rFonts w:ascii="Aptos" w:hAnsi="Aptos" w:eastAsia="Aptos" w:cs="Aptos" w:asciiTheme="minorAscii" w:hAnsiTheme="minorAscii" w:eastAsiaTheme="minorAscii" w:cstheme="minorAscii"/>
-          <w:b w:val="0"/>
-          <w:bCs w:val="0"/>
-          <w:i w:val="0"/>
-          <w:iCs w:val="0"/>
-          <w:caps w:val="0"/>
-          <w:smallCaps w:val="0"/>
-          <w:color w:val="000000" w:themeColor="text1" w:themeTint="FF" w:themeShade="FF"/>
-          <w:sz w:val="24"/>
-          <w:szCs w:val="24"/>
-          <w:lang w:val="en-US"/>
-        </w:rPr>
-      </w:pPr>
-      <w:r>
-        <w:rPr>
-          <w:rFonts w:ascii="Aptos" w:hAnsi="Aptos" w:eastAsia="Aptos" w:cs="Aptos" w:asciiTheme="minorAscii" w:hAnsiTheme="minorAscii" w:eastAsiaTheme="minorAscii" w:cstheme="minorAscii"/>
-          <w:b w:val="0"/>
-          <w:bCs w:val="0"/>
-          <w:i w:val="0"/>
-          <w:iCs w:val="0"/>
-          <w:caps w:val="0"/>
-          <w:smallCaps w:val="0"/>
-          <w:color w:val="000000" w:themeColor="text1" w:themeTint="FF" w:themeShade="FF"/>
-          <w:sz w:val="24"/>
-          <w:szCs w:val="24"/>
-          <w:lang w:val="en-US"/>
-        </w:rPr>
-      </w:r>
-      <w:r/>
-      <w:r>
-        <w:rPr>
-          <w:rFonts w:ascii="Aptos" w:hAnsi="Aptos" w:eastAsia="Aptos" w:cs="Aptos" w:asciiTheme="minorAscii" w:hAnsiTheme="minorAscii" w:eastAsiaTheme="minorAscii" w:cstheme="minorAscii"/>
-          <w:b w:val="0"/>
-          <w:bCs w:val="0"/>
-          <w:i w:val="0"/>
-          <w:iCs w:val="0"/>
-          <w:caps w:val="0"/>
-          <w:smallCaps w:val="0"/>
-          <w:color w:val="000000" w:themeColor="text1" w:themeTint="FF" w:themeShade="FF"/>
-          <w:sz w:val="24"/>
-          <w:szCs w:val="24"/>
-          <w:lang w:val="en-US"/>
+          <w:highlight w:val="none"/>
+          <w:lang w:val="en-US" w:bidi="en-US"/>
         </w:rPr>
       </w:r>
       <w:r>
@@ -1538,19 +5299,53 @@
           <w:color w:val="000000" w:themeColor="text1" w:themeTint="FF" w:themeShade="FF"/>
           <w:sz w:val="24"/>
           <w:szCs w:val="24"/>
-          <w:lang w:val="en-US"/>
+          <w:highlight w:val="none"/>
+          <w:lang w:val="en-US" w:bidi="en-US"/>
         </w:rPr>
       </w:r>
+      <w:r>
+        <w:rPr>
+          <w:rFonts w:asciiTheme="minorAscii" w:hAnsiTheme="minorAscii" w:eastAsiaTheme="minorAscii" w:cstheme="minorAscii"/>
+          <w:b w:val="0"/>
+          <w:bCs w:val="0"/>
+          <w:i w:val="0"/>
+          <w:caps w:val="0"/>
+          <w:smallCaps w:val="0"/>
+          <w:color w:val="000000" w:themeColor="text1" w:themeTint="FF" w:themeShade="FF"/>
+          <w:sz w:val="24"/>
+          <w:szCs w:val="24"/>
+          <w:highlight w:val="none"/>
+          <w:lang w:val="en-US" w:bidi="en-US"/>
+        </w:rPr>
+      </w:r>
+      <w:r/>
     </w:p>
     <w:p>
       <w:pPr>
-        <w:pStyle w:val="664"/>
-        <w:pBdr/>
-        <w:spacing/>
-        <w:ind/>
+        <w:pStyle w:val="884"/>
+        <w:suppressLineNumbers w:val="false"/>
+        <w:pBdr/>
+        <w:bidi w:val="false"/>
+        <w:spacing w:after="160" w:afterAutospacing="0" w:before="0" w:beforeAutospacing="0" w:line="279" w:lineRule="auto"/>
+        <w:ind w:right="0" w:left="0"/>
         <w:jc w:val="left"/>
         <w:rPr>
-          <w:rFonts w:ascii="system-ui" w:hAnsi="system-ui" w:eastAsia="system-ui" w:cs="system-ui"/>
+          <w:rFonts w:asciiTheme="minorAscii" w:hAnsiTheme="minorAscii" w:eastAsiaTheme="minorAscii" w:cstheme="minorAscii"/>
+          <w:b w:val="0"/>
+          <w:bCs w:val="0"/>
+          <w:i w:val="0"/>
+          <w:caps w:val="0"/>
+          <w:smallCaps w:val="0"/>
+          <w:color w:val="000000" w:themeColor="text1" w:themeTint="FF" w:themeShade="FF"/>
+          <w:sz w:val="24"/>
+          <w:szCs w:val="24"/>
+          <w:highlight w:val="none"/>
+          <w:lang w:val="en-US" w:bidi="en-US"/>
+        </w:rPr>
+      </w:pPr>
+      <w:r>
+        <w:rPr>
+          <w:rFonts w:ascii="Aptos" w:hAnsi="Aptos" w:eastAsia="Aptos" w:cs="Aptos" w:asciiTheme="minorAscii" w:hAnsiTheme="minorAscii" w:eastAsiaTheme="minorAscii" w:cstheme="minorAscii"/>
           <w:b w:val="0"/>
           <w:bCs w:val="0"/>
           <w:i w:val="0"/>
@@ -1560,9 +5355,26 @@
           <w:color w:val="000000" w:themeColor="text1" w:themeTint="FF" w:themeShade="FF"/>
           <w:sz w:val="24"/>
           <w:szCs w:val="24"/>
-          <w:lang w:val="en-US"/>
+          <w:highlight w:val="none"/>
+          <w:lang w:val="en-US" w:bidi="en-US"/>
         </w:rPr>
-      </w:pPr>
+      </w:r>
+      <w:r/>
+      <w:r>
+        <w:rPr>
+          <w:rFonts w:asciiTheme="minorAscii" w:hAnsiTheme="minorAscii" w:eastAsiaTheme="minorAscii" w:cstheme="minorAscii"/>
+          <w:b w:val="0"/>
+          <w:bCs w:val="0"/>
+          <w:i w:val="0"/>
+          <w:caps w:val="0"/>
+          <w:smallCaps w:val="0"/>
+          <w:color w:val="000000" w:themeColor="text1" w:themeTint="FF" w:themeShade="FF"/>
+          <w:sz w:val="24"/>
+          <w:szCs w:val="24"/>
+          <w:highlight w:val="none"/>
+          <w:lang w:val="en-US" w:bidi="en-US"/>
+        </w:rPr>
+      </w:r>
       <w:r>
         <w:rPr>
           <w:rFonts w:ascii="system-ui" w:hAnsi="system-ui" w:eastAsia="system-ui" w:cs="system-ui"/>
@@ -1593,28 +5405,6 @@
           <w:lang w:val="en-US"/>
         </w:rPr>
       </w:r>
-    </w:p>
-    <w:p>
-      <w:pPr>
-        <w:pStyle w:val="664"/>
-        <w:pBdr/>
-        <w:spacing/>
-        <w:ind/>
-        <w:jc w:val="left"/>
-        <w:rPr>
-          <w:rFonts w:ascii="system-ui" w:hAnsi="system-ui" w:eastAsia="system-ui" w:cs="system-ui"/>
-          <w:b w:val="0"/>
-          <w:bCs w:val="0"/>
-          <w:i w:val="0"/>
-          <w:iCs w:val="0"/>
-          <w:caps w:val="0"/>
-          <w:smallCaps w:val="0"/>
-          <w:color w:val="000000" w:themeColor="text1" w:themeTint="FF" w:themeShade="FF"/>
-          <w:sz w:val="24"/>
-          <w:szCs w:val="24"/>
-          <w:lang w:val="en-US"/>
-        </w:rPr>
-      </w:pPr>
       <w:r>
         <w:rPr>
           <w:rFonts w:ascii="system-ui" w:hAnsi="system-ui" w:eastAsia="system-ui" w:cs="system-ui"/>
@@ -1632,85 +5422,17 @@
       </w:r>
       <w:r>
         <w:rPr>
-          <w:rFonts w:ascii="system-ui" w:hAnsi="system-ui" w:eastAsia="system-ui" w:cs="system-ui"/>
+          <w:rFonts w:asciiTheme="minorAscii" w:hAnsiTheme="minorAscii" w:eastAsiaTheme="minorAscii" w:cstheme="minorAscii"/>
           <w:b w:val="0"/>
           <w:bCs w:val="0"/>
           <w:i w:val="0"/>
-          <w:iCs w:val="0"/>
           <w:caps w:val="0"/>
           <w:smallCaps w:val="0"/>
           <w:color w:val="000000" w:themeColor="text1" w:themeTint="FF" w:themeShade="FF"/>
           <w:sz w:val="24"/>
           <w:szCs w:val="24"/>
-          <w:lang w:val="en-US"/>
-        </w:rPr>
-      </w:r>
-    </w:p>
-    <w:p>
-      <w:pPr>
-        <w:pStyle w:val="664"/>
-        <w:pBdr/>
-        <w:spacing/>
-        <w:ind/>
-        <w:jc w:val="center"/>
-        <w:rPr>
-          <w:rFonts w:ascii="system-ui" w:hAnsi="system-ui" w:eastAsia="system-ui" w:cs="system-ui"/>
-          <w:b w:val="0"/>
-          <w:bCs w:val="0"/>
-          <w:i w:val="0"/>
-          <w:iCs w:val="0"/>
-          <w:caps w:val="0"/>
-          <w:smallCaps w:val="0"/>
-          <w:color w:val="000000" w:themeColor="text1" w:themeTint="FF" w:themeShade="FF"/>
-          <w:sz w:val="24"/>
-          <w:szCs w:val="24"/>
-          <w:lang w:val="en-US"/>
-        </w:rPr>
-      </w:pPr>
-      <w:r>
-        <w:rPr>
-          <w:rFonts w:ascii="system-ui" w:hAnsi="system-ui" w:eastAsia="system-ui" w:cs="system-ui"/>
-          <w:b w:val="0"/>
-          <w:bCs w:val="0"/>
-          <w:i w:val="0"/>
-          <w:iCs w:val="0"/>
-          <w:caps w:val="0"/>
-          <w:smallCaps w:val="0"/>
-          <w:color w:val="000000" w:themeColor="text1" w:themeTint="FF" w:themeShade="FF"/>
-          <w:sz w:val="24"/>
-          <w:szCs w:val="24"/>
-          <w:lang w:val="en-US"/>
-        </w:rPr>
-      </w:r>
-      <w:r/>
-      <w:r>
-        <w:rPr>
-          <w:rFonts w:ascii="system-ui" w:hAnsi="system-ui" w:eastAsia="system-ui" w:cs="system-ui"/>
-          <w:b w:val="0"/>
-          <w:bCs w:val="0"/>
-          <w:i w:val="0"/>
-          <w:iCs w:val="0"/>
-          <w:caps w:val="0"/>
-          <w:smallCaps w:val="0"/>
-          <w:color w:val="000000" w:themeColor="text1" w:themeTint="FF" w:themeShade="FF"/>
-          <w:sz w:val="24"/>
-          <w:szCs w:val="24"/>
-          <w:lang w:val="en-US"/>
-        </w:rPr>
-      </w:r>
-      <w:r>
-        <w:rPr>
-          <w:rFonts w:ascii="system-ui" w:hAnsi="system-ui" w:eastAsia="system-ui" w:cs="system-ui"/>
-          <w:b w:val="0"/>
-          <w:bCs w:val="0"/>
-          <w:i w:val="0"/>
-          <w:iCs w:val="0"/>
-          <w:caps w:val="0"/>
-          <w:smallCaps w:val="0"/>
-          <w:color w:val="000000" w:themeColor="text1" w:themeTint="FF" w:themeShade="FF"/>
-          <w:sz w:val="24"/>
-          <w:szCs w:val="24"/>
-          <w:lang w:val="en-US"/>
+          <w:highlight w:val="none"/>
+          <w:lang w:val="en-US" w:bidi="en-US"/>
         </w:rPr>
       </w:r>
     </w:p>
@@ -1736,7 +5458,6 @@
         <w:ind/>
         <w:rPr/>
       </w:pPr>
-      <w:r/>
       <w:r>
         <w:separator/>
       </w:r>
@@ -1751,7 +5472,6 @@
         <w:ind/>
         <w:rPr/>
       </w:pPr>
-      <w:r/>
       <w:r>
         <w:continuationSeparator/>
       </w:r>
@@ -1771,7 +5491,6 @@
         <w:ind/>
         <w:rPr/>
       </w:pPr>
-      <w:r/>
       <w:r>
         <w:separator/>
       </w:r>
@@ -1786,7 +5505,6 @@
         <w:ind/>
         <w:rPr/>
       </w:pPr>
-      <w:r/>
       <w:r>
         <w:continuationSeparator/>
       </w:r>
@@ -1954,9 +5672,9 @@
     <w:lsdException w:name="Bibliography" w:uiPriority="37"/>
     <w:lsdException w:name="TOC Heading" w:uiPriority="39" w:qFormat="1"/>
   </w:latentStyles>
-  <w:style w:type="table" w:styleId="12">
+  <w:style w:type="table" w:styleId="701">
     <w:name w:val="Table Grid"/>
-    <w:basedOn w:val="666"/>
+    <w:basedOn w:val="886"/>
     <w:uiPriority w:val="59"/>
     <w:pPr>
       <w:pBdr/>
@@ -2153,9 +5871,9 @@
       </w:tcPr>
     </w:tblStylePr>
   </w:style>
-  <w:style w:type="table" w:styleId="13">
+  <w:style w:type="table" w:styleId="702">
     <w:name w:val="Table Grid Light"/>
-    <w:basedOn w:val="666"/>
+    <w:basedOn w:val="886"/>
     <w:uiPriority w:val="59"/>
     <w:pPr>
       <w:pBdr/>
@@ -2352,9 +6070,9 @@
       </w:tcPr>
     </w:tblStylePr>
   </w:style>
-  <w:style w:type="table" w:styleId="14">
+  <w:style w:type="table" w:styleId="703">
     <w:name w:val="Plain Table 1"/>
-    <w:basedOn w:val="666"/>
+    <w:basedOn w:val="886"/>
     <w:uiPriority w:val="59"/>
     <w:pPr>
       <w:pBdr/>
@@ -2577,9 +6295,9 @@
       </w:tcPr>
     </w:tblStylePr>
   </w:style>
-  <w:style w:type="table" w:styleId="15">
+  <w:style w:type="table" w:styleId="704">
     <w:name w:val="Plain Table 2"/>
-    <w:basedOn w:val="666"/>
+    <w:basedOn w:val="886"/>
     <w:uiPriority w:val="59"/>
     <w:pPr>
       <w:pBdr/>
@@ -2810,9 +6528,9 @@
       </w:tcPr>
     </w:tblStylePr>
   </w:style>
-  <w:style w:type="table" w:styleId="16">
+  <w:style w:type="table" w:styleId="705">
     <w:name w:val="Plain Table 3"/>
-    <w:basedOn w:val="666"/>
+    <w:basedOn w:val="886"/>
     <w:uiPriority w:val="99"/>
     <w:pPr>
       <w:pBdr/>
@@ -3040,9 +6758,9 @@
       </w:tcPr>
     </w:tblStylePr>
   </w:style>
-  <w:style w:type="table" w:styleId="17">
+  <w:style w:type="table" w:styleId="706">
     <w:name w:val="Plain Table 4"/>
-    <w:basedOn w:val="666"/>
+    <w:basedOn w:val="886"/>
     <w:uiPriority w:val="99"/>
     <w:pPr>
       <w:pBdr/>
@@ -3256,9 +6974,9 @@
       </w:tcPr>
     </w:tblStylePr>
   </w:style>
-  <w:style w:type="table" w:styleId="18">
+  <w:style w:type="table" w:styleId="707">
     <w:name w:val="Plain Table 5"/>
-    <w:basedOn w:val="666"/>
+    <w:basedOn w:val="886"/>
     <w:uiPriority w:val="99"/>
     <w:pPr>
       <w:pBdr/>
@@ -3489,9 +7207,9 @@
       </w:tcPr>
     </w:tblStylePr>
   </w:style>
-  <w:style w:type="table" w:styleId="19">
+  <w:style w:type="table" w:styleId="708">
     <w:name w:val="Grid Table 1 Light"/>
-    <w:basedOn w:val="666"/>
+    <w:basedOn w:val="886"/>
     <w:uiPriority w:val="99"/>
     <w:pPr>
       <w:pBdr/>
@@ -3712,9 +7430,9 @@
       </w:tcPr>
     </w:tblStylePr>
   </w:style>
-  <w:style w:type="table" w:styleId="20">
+  <w:style w:type="table" w:styleId="709">
     <w:name w:val="Grid Table 1 Light - Accent 1"/>
-    <w:basedOn w:val="666"/>
+    <w:basedOn w:val="886"/>
     <w:uiPriority w:val="99"/>
     <w:pPr>
       <w:pBdr/>
@@ -3935,9 +7653,9 @@
       </w:tcPr>
     </w:tblStylePr>
   </w:style>
-  <w:style w:type="table" w:styleId="21">
+  <w:style w:type="table" w:styleId="710">
     <w:name w:val="Grid Table 1 Light - Accent 2"/>
-    <w:basedOn w:val="666"/>
+    <w:basedOn w:val="886"/>
     <w:uiPriority w:val="99"/>
     <w:pPr>
       <w:pBdr/>
@@ -4158,9 +7876,9 @@
       </w:tcPr>
     </w:tblStylePr>
   </w:style>
-  <w:style w:type="table" w:styleId="22">
+  <w:style w:type="table" w:styleId="711">
     <w:name w:val="Grid Table 1 Light - Accent 3"/>
-    <w:basedOn w:val="666"/>
+    <w:basedOn w:val="886"/>
     <w:uiPriority w:val="99"/>
     <w:pPr>
       <w:pBdr/>
@@ -4381,9 +8099,9 @@
       </w:tcPr>
     </w:tblStylePr>
   </w:style>
-  <w:style w:type="table" w:styleId="23">
+  <w:style w:type="table" w:styleId="712">
     <w:name w:val="Grid Table 1 Light - Accent 4"/>
-    <w:basedOn w:val="666"/>
+    <w:basedOn w:val="886"/>
     <w:uiPriority w:val="99"/>
     <w:pPr>
       <w:pBdr/>
@@ -4604,9 +8322,9 @@
       </w:tcPr>
     </w:tblStylePr>
   </w:style>
-  <w:style w:type="table" w:styleId="24">
+  <w:style w:type="table" w:styleId="713">
     <w:name w:val="Grid Table 1 Light - Accent 5"/>
-    <w:basedOn w:val="666"/>
+    <w:basedOn w:val="886"/>
     <w:uiPriority w:val="99"/>
     <w:pPr>
       <w:pBdr/>
@@ -4827,9 +8545,9 @@
       </w:tcPr>
     </w:tblStylePr>
   </w:style>
-  <w:style w:type="table" w:styleId="25">
+  <w:style w:type="table" w:styleId="714">
     <w:name w:val="Grid Table 1 Light - Accent 6"/>
-    <w:basedOn w:val="666"/>
+    <w:basedOn w:val="886"/>
     <w:uiPriority w:val="99"/>
     <w:pPr>
       <w:pBdr/>
@@ -5050,9 +8768,9 @@
       </w:tcPr>
     </w:tblStylePr>
   </w:style>
-  <w:style w:type="table" w:styleId="26">
+  <w:style w:type="table" w:styleId="715">
     <w:name w:val="Grid Table 2"/>
-    <w:basedOn w:val="666"/>
+    <w:basedOn w:val="886"/>
     <w:uiPriority w:val="99"/>
     <w:pPr>
       <w:pBdr/>
@@ -5282,9 +9000,9 @@
       </w:tcPr>
     </w:tblStylePr>
   </w:style>
-  <w:style w:type="table" w:styleId="27">
+  <w:style w:type="table" w:styleId="716">
     <w:name w:val="Grid Table 2 - Accent 1"/>
-    <w:basedOn w:val="666"/>
+    <w:basedOn w:val="886"/>
     <w:uiPriority w:val="99"/>
     <w:pPr>
       <w:pBdr/>
@@ -5514,9 +9232,9 @@
       </w:tcPr>
     </w:tblStylePr>
   </w:style>
-  <w:style w:type="table" w:styleId="28">
+  <w:style w:type="table" w:styleId="717">
     <w:name w:val="Grid Table 2 - Accent 2"/>
-    <w:basedOn w:val="666"/>
+    <w:basedOn w:val="886"/>
     <w:uiPriority w:val="99"/>
     <w:pPr>
       <w:pBdr/>
@@ -5746,9 +9464,9 @@
       </w:tcPr>
     </w:tblStylePr>
   </w:style>
-  <w:style w:type="table" w:styleId="29">
+  <w:style w:type="table" w:styleId="718">
     <w:name w:val="Grid Table 2 - Accent 3"/>
-    <w:basedOn w:val="666"/>
+    <w:basedOn w:val="886"/>
     <w:uiPriority w:val="99"/>
     <w:pPr>
       <w:pBdr/>
@@ -5978,9 +9696,9 @@
       </w:tcPr>
     </w:tblStylePr>
   </w:style>
-  <w:style w:type="table" w:styleId="30">
+  <w:style w:type="table" w:styleId="719">
     <w:name w:val="Grid Table 2 - Accent 4"/>
-    <w:basedOn w:val="666"/>
+    <w:basedOn w:val="886"/>
     <w:uiPriority w:val="99"/>
     <w:pPr>
       <w:pBdr/>
@@ -6210,9 +9928,9 @@
       </w:tcPr>
     </w:tblStylePr>
   </w:style>
-  <w:style w:type="table" w:styleId="31">
+  <w:style w:type="table" w:styleId="720">
     <w:name w:val="Grid Table 2 - Accent 5"/>
-    <w:basedOn w:val="666"/>
+    <w:basedOn w:val="886"/>
     <w:uiPriority w:val="99"/>
     <w:pPr>
       <w:pBdr/>
@@ -6442,9 +10160,9 @@
       </w:tcPr>
     </w:tblStylePr>
   </w:style>
-  <w:style w:type="table" w:styleId="32">
+  <w:style w:type="table" w:styleId="721">
     <w:name w:val="Grid Table 2 - Accent 6"/>
-    <w:basedOn w:val="666"/>
+    <w:basedOn w:val="886"/>
     <w:uiPriority w:val="99"/>
     <w:pPr>
       <w:pBdr/>
@@ -6674,9 +10392,9 @@
       </w:tcPr>
     </w:tblStylePr>
   </w:style>
-  <w:style w:type="table" w:styleId="33">
+  <w:style w:type="table" w:styleId="722">
     <w:name w:val="Grid Table 3"/>
-    <w:basedOn w:val="666"/>
+    <w:basedOn w:val="886"/>
     <w:uiPriority w:val="99"/>
     <w:pPr>
       <w:pBdr/>
@@ -6775,29 +10493,6 @@
         <w:tblBorders/>
       </w:tblPr>
       <w:tcPr>
-        <w:shd w:color="ffffff"/>
-        <w:tcBorders>
-          <w:top w:val="none" w:color="000000" w:sz="4" w:space="0"/>
-          <w:left w:val="none" w:color="000000" w:sz="4" w:space="0"/>
-          <w:bottom w:val="none" w:color="000000" w:sz="4" w:space="0"/>
-          <w:right w:val="none" w:color="000000" w:sz="4" w:space="0"/>
-        </w:tcBorders>
-      </w:tcPr>
-    </w:tblStylePr>
-    <w:tblStylePr w:type="firstRow">
-      <w:rPr>
-        <w:b/>
-        <w:color w:val="404040"/>
-      </w:rPr>
-      <w:pPr>
-        <w:pBdr/>
-        <w:spacing/>
-        <w:ind/>
-      </w:pPr>
-      <w:tblPr>
-        <w:tblBorders/>
-      </w:tblPr>
-      <w:tcPr>
         <w:shd w:val="clear" w:color="ffffff"/>
         <w:tcBorders>
           <w:top w:val="none" w:color="000000" w:sz="4" w:space="0"/>
@@ -6807,30 +10502,7 @@
         </w:tcBorders>
       </w:tcPr>
     </w:tblStylePr>
-    <w:tblStylePr w:type="lastCol">
-      <w:rPr>
-        <w:i/>
-        <w:color w:val="404040"/>
-      </w:rPr>
-      <w:pPr>
-        <w:pBdr/>
-        <w:spacing/>
-        <w:ind/>
-      </w:pPr>
-      <w:tblPr>
-        <w:tblBorders/>
-      </w:tblPr>
-      <w:tcPr>
-        <w:shd w:color="ffffff"/>
-        <w:tcBorders>
-          <w:top w:val="none" w:color="000000" w:sz="4" w:space="0"/>
-          <w:left w:val="none" w:color="000000" w:sz="4" w:space="0"/>
-          <w:bottom w:val="none" w:color="000000" w:sz="4" w:space="0"/>
-          <w:right w:val="none" w:color="000000" w:sz="4" w:space="0"/>
-        </w:tcBorders>
-      </w:tcPr>
-    </w:tblStylePr>
-    <w:tblStylePr w:type="lastRow">
+    <w:tblStylePr w:type="firstRow">
       <w:rPr>
         <w:b/>
         <w:color w:val="404040"/>
@@ -6853,6 +10525,52 @@
         </w:tcBorders>
       </w:tcPr>
     </w:tblStylePr>
+    <w:tblStylePr w:type="lastCol">
+      <w:rPr>
+        <w:i/>
+        <w:color w:val="404040"/>
+      </w:rPr>
+      <w:pPr>
+        <w:pBdr/>
+        <w:spacing/>
+        <w:ind/>
+      </w:pPr>
+      <w:tblPr>
+        <w:tblBorders/>
+      </w:tblPr>
+      <w:tcPr>
+        <w:shd w:val="clear" w:color="ffffff"/>
+        <w:tcBorders>
+          <w:top w:val="none" w:color="000000" w:sz="4" w:space="0"/>
+          <w:left w:val="none" w:color="000000" w:sz="4" w:space="0"/>
+          <w:bottom w:val="none" w:color="000000" w:sz="4" w:space="0"/>
+          <w:right w:val="none" w:color="000000" w:sz="4" w:space="0"/>
+        </w:tcBorders>
+      </w:tcPr>
+    </w:tblStylePr>
+    <w:tblStylePr w:type="lastRow">
+      <w:rPr>
+        <w:b/>
+        <w:color w:val="404040"/>
+      </w:rPr>
+      <w:pPr>
+        <w:pBdr/>
+        <w:spacing/>
+        <w:ind/>
+      </w:pPr>
+      <w:tblPr>
+        <w:tblBorders/>
+      </w:tblPr>
+      <w:tcPr>
+        <w:shd w:val="clear" w:color="ffffff"/>
+        <w:tcBorders>
+          <w:top w:val="none" w:color="000000" w:sz="4" w:space="0"/>
+          <w:left w:val="none" w:color="000000" w:sz="4" w:space="0"/>
+          <w:bottom w:val="none" w:color="000000" w:sz="4" w:space="0"/>
+          <w:right w:val="none" w:color="000000" w:sz="4" w:space="0"/>
+        </w:tcBorders>
+      </w:tcPr>
+    </w:tblStylePr>
     <w:tblStylePr w:type="nwCell">
       <w:pPr>
         <w:pBdr/>
@@ -6919,9 +10637,9 @@
       </w:tcPr>
     </w:tblStylePr>
   </w:style>
-  <w:style w:type="table" w:styleId="34">
+  <w:style w:type="table" w:styleId="723">
     <w:name w:val="Grid Table 3 - Accent 1"/>
-    <w:basedOn w:val="666"/>
+    <w:basedOn w:val="886"/>
     <w:uiPriority w:val="99"/>
     <w:pPr>
       <w:pBdr/>
@@ -7020,29 +10738,6 @@
         <w:tblBorders/>
       </w:tblPr>
       <w:tcPr>
-        <w:shd w:color="ffffff"/>
-        <w:tcBorders>
-          <w:top w:val="none" w:color="000000" w:sz="4" w:space="0"/>
-          <w:left w:val="none" w:color="000000" w:sz="4" w:space="0"/>
-          <w:bottom w:val="none" w:color="000000" w:sz="4" w:space="0"/>
-          <w:right w:val="none" w:color="000000" w:sz="4" w:space="0"/>
-        </w:tcBorders>
-      </w:tcPr>
-    </w:tblStylePr>
-    <w:tblStylePr w:type="firstRow">
-      <w:rPr>
-        <w:b/>
-        <w:color w:val="404040"/>
-      </w:rPr>
-      <w:pPr>
-        <w:pBdr/>
-        <w:spacing/>
-        <w:ind/>
-      </w:pPr>
-      <w:tblPr>
-        <w:tblBorders/>
-      </w:tblPr>
-      <w:tcPr>
         <w:shd w:val="clear" w:color="ffffff"/>
         <w:tcBorders>
           <w:top w:val="none" w:color="000000" w:sz="4" w:space="0"/>
@@ -7052,30 +10747,7 @@
         </w:tcBorders>
       </w:tcPr>
     </w:tblStylePr>
-    <w:tblStylePr w:type="lastCol">
-      <w:rPr>
-        <w:i/>
-        <w:color w:val="404040"/>
-      </w:rPr>
-      <w:pPr>
-        <w:pBdr/>
-        <w:spacing/>
-        <w:ind/>
-      </w:pPr>
-      <w:tblPr>
-        <w:tblBorders/>
-      </w:tblPr>
-      <w:tcPr>
-        <w:shd w:color="ffffff"/>
-        <w:tcBorders>
-          <w:top w:val="none" w:color="000000" w:sz="4" w:space="0"/>
-          <w:left w:val="none" w:color="000000" w:sz="4" w:space="0"/>
-          <w:bottom w:val="none" w:color="000000" w:sz="4" w:space="0"/>
-          <w:right w:val="none" w:color="000000" w:sz="4" w:space="0"/>
-        </w:tcBorders>
-      </w:tcPr>
-    </w:tblStylePr>
-    <w:tblStylePr w:type="lastRow">
+    <w:tblStylePr w:type="firstRow">
       <w:rPr>
         <w:b/>
         <w:color w:val="404040"/>
@@ -7098,6 +10770,52 @@
         </w:tcBorders>
       </w:tcPr>
     </w:tblStylePr>
+    <w:tblStylePr w:type="lastCol">
+      <w:rPr>
+        <w:i/>
+        <w:color w:val="404040"/>
+      </w:rPr>
+      <w:pPr>
+        <w:pBdr/>
+        <w:spacing/>
+        <w:ind/>
+      </w:pPr>
+      <w:tblPr>
+        <w:tblBorders/>
+      </w:tblPr>
+      <w:tcPr>
+        <w:shd w:val="clear" w:color="ffffff"/>
+        <w:tcBorders>
+          <w:top w:val="none" w:color="000000" w:sz="4" w:space="0"/>
+          <w:left w:val="none" w:color="000000" w:sz="4" w:space="0"/>
+          <w:bottom w:val="none" w:color="000000" w:sz="4" w:space="0"/>
+          <w:right w:val="none" w:color="000000" w:sz="4" w:space="0"/>
+        </w:tcBorders>
+      </w:tcPr>
+    </w:tblStylePr>
+    <w:tblStylePr w:type="lastRow">
+      <w:rPr>
+        <w:b/>
+        <w:color w:val="404040"/>
+      </w:rPr>
+      <w:pPr>
+        <w:pBdr/>
+        <w:spacing/>
+        <w:ind/>
+      </w:pPr>
+      <w:tblPr>
+        <w:tblBorders/>
+      </w:tblPr>
+      <w:tcPr>
+        <w:shd w:val="clear" w:color="ffffff"/>
+        <w:tcBorders>
+          <w:top w:val="none" w:color="000000" w:sz="4" w:space="0"/>
+          <w:left w:val="none" w:color="000000" w:sz="4" w:space="0"/>
+          <w:bottom w:val="none" w:color="000000" w:sz="4" w:space="0"/>
+          <w:right w:val="none" w:color="000000" w:sz="4" w:space="0"/>
+        </w:tcBorders>
+      </w:tcPr>
+    </w:tblStylePr>
     <w:tblStylePr w:type="nwCell">
       <w:pPr>
         <w:pBdr/>
@@ -7164,9 +10882,9 @@
       </w:tcPr>
     </w:tblStylePr>
   </w:style>
-  <w:style w:type="table" w:styleId="35">
+  <w:style w:type="table" w:styleId="724">
     <w:name w:val="Grid Table 3 - Accent 2"/>
-    <w:basedOn w:val="666"/>
+    <w:basedOn w:val="886"/>
     <w:uiPriority w:val="99"/>
     <w:pPr>
       <w:pBdr/>
@@ -7265,29 +10983,6 @@
         <w:tblBorders/>
       </w:tblPr>
       <w:tcPr>
-        <w:shd w:color="ffffff"/>
-        <w:tcBorders>
-          <w:top w:val="none" w:color="000000" w:sz="4" w:space="0"/>
-          <w:left w:val="none" w:color="000000" w:sz="4" w:space="0"/>
-          <w:bottom w:val="none" w:color="000000" w:sz="4" w:space="0"/>
-          <w:right w:val="none" w:color="000000" w:sz="4" w:space="0"/>
-        </w:tcBorders>
-      </w:tcPr>
-    </w:tblStylePr>
-    <w:tblStylePr w:type="firstRow">
-      <w:rPr>
-        <w:b/>
-        <w:color w:val="404040"/>
-      </w:rPr>
-      <w:pPr>
-        <w:pBdr/>
-        <w:spacing/>
-        <w:ind/>
-      </w:pPr>
-      <w:tblPr>
-        <w:tblBorders/>
-      </w:tblPr>
-      <w:tcPr>
         <w:shd w:val="clear" w:color="ffffff"/>
         <w:tcBorders>
           <w:top w:val="none" w:color="000000" w:sz="4" w:space="0"/>
@@ -7297,30 +10992,7 @@
         </w:tcBorders>
       </w:tcPr>
     </w:tblStylePr>
-    <w:tblStylePr w:type="lastCol">
-      <w:rPr>
-        <w:i/>
-        <w:color w:val="404040"/>
-      </w:rPr>
-      <w:pPr>
-        <w:pBdr/>
-        <w:spacing/>
-        <w:ind/>
-      </w:pPr>
-      <w:tblPr>
-        <w:tblBorders/>
-      </w:tblPr>
-      <w:tcPr>
-        <w:shd w:color="ffffff"/>
-        <w:tcBorders>
-          <w:top w:val="none" w:color="000000" w:sz="4" w:space="0"/>
-          <w:left w:val="none" w:color="000000" w:sz="4" w:space="0"/>
-          <w:bottom w:val="none" w:color="000000" w:sz="4" w:space="0"/>
-          <w:right w:val="none" w:color="000000" w:sz="4" w:space="0"/>
-        </w:tcBorders>
-      </w:tcPr>
-    </w:tblStylePr>
-    <w:tblStylePr w:type="lastRow">
+    <w:tblStylePr w:type="firstRow">
       <w:rPr>
         <w:b/>
         <w:color w:val="404040"/>
@@ -7343,6 +11015,52 @@
         </w:tcBorders>
       </w:tcPr>
     </w:tblStylePr>
+    <w:tblStylePr w:type="lastCol">
+      <w:rPr>
+        <w:i/>
+        <w:color w:val="404040"/>
+      </w:rPr>
+      <w:pPr>
+        <w:pBdr/>
+        <w:spacing/>
+        <w:ind/>
+      </w:pPr>
+      <w:tblPr>
+        <w:tblBorders/>
+      </w:tblPr>
+      <w:tcPr>
+        <w:shd w:val="clear" w:color="ffffff"/>
+        <w:tcBorders>
+          <w:top w:val="none" w:color="000000" w:sz="4" w:space="0"/>
+          <w:left w:val="none" w:color="000000" w:sz="4" w:space="0"/>
+          <w:bottom w:val="none" w:color="000000" w:sz="4" w:space="0"/>
+          <w:right w:val="none" w:color="000000" w:sz="4" w:space="0"/>
+        </w:tcBorders>
+      </w:tcPr>
+    </w:tblStylePr>
+    <w:tblStylePr w:type="lastRow">
+      <w:rPr>
+        <w:b/>
+        <w:color w:val="404040"/>
+      </w:rPr>
+      <w:pPr>
+        <w:pBdr/>
+        <w:spacing/>
+        <w:ind/>
+      </w:pPr>
+      <w:tblPr>
+        <w:tblBorders/>
+      </w:tblPr>
+      <w:tcPr>
+        <w:shd w:val="clear" w:color="ffffff"/>
+        <w:tcBorders>
+          <w:top w:val="none" w:color="000000" w:sz="4" w:space="0"/>
+          <w:left w:val="none" w:color="000000" w:sz="4" w:space="0"/>
+          <w:bottom w:val="none" w:color="000000" w:sz="4" w:space="0"/>
+          <w:right w:val="none" w:color="000000" w:sz="4" w:space="0"/>
+        </w:tcBorders>
+      </w:tcPr>
+    </w:tblStylePr>
     <w:tblStylePr w:type="nwCell">
       <w:pPr>
         <w:pBdr/>
@@ -7409,9 +11127,9 @@
       </w:tcPr>
     </w:tblStylePr>
   </w:style>
-  <w:style w:type="table" w:styleId="36">
+  <w:style w:type="table" w:styleId="725">
     <w:name w:val="Grid Table 3 - Accent 3"/>
-    <w:basedOn w:val="666"/>
+    <w:basedOn w:val="886"/>
     <w:uiPriority w:val="99"/>
     <w:pPr>
       <w:pBdr/>
@@ -7510,29 +11228,6 @@
         <w:tblBorders/>
       </w:tblPr>
       <w:tcPr>
-        <w:shd w:color="ffffff"/>
-        <w:tcBorders>
-          <w:top w:val="none" w:color="000000" w:sz="4" w:space="0"/>
-          <w:left w:val="none" w:color="000000" w:sz="4" w:space="0"/>
-          <w:bottom w:val="none" w:color="000000" w:sz="4" w:space="0"/>
-          <w:right w:val="none" w:color="000000" w:sz="4" w:space="0"/>
-        </w:tcBorders>
-      </w:tcPr>
-    </w:tblStylePr>
-    <w:tblStylePr w:type="firstRow">
-      <w:rPr>
-        <w:b/>
-        <w:color w:val="404040"/>
-      </w:rPr>
-      <w:pPr>
-        <w:pBdr/>
-        <w:spacing/>
-        <w:ind/>
-      </w:pPr>
-      <w:tblPr>
-        <w:tblBorders/>
-      </w:tblPr>
-      <w:tcPr>
         <w:shd w:val="clear" w:color="ffffff"/>
         <w:tcBorders>
           <w:top w:val="none" w:color="000000" w:sz="4" w:space="0"/>
@@ -7542,30 +11237,7 @@
         </w:tcBorders>
       </w:tcPr>
     </w:tblStylePr>
-    <w:tblStylePr w:type="lastCol">
-      <w:rPr>
-        <w:i/>
-        <w:color w:val="404040"/>
-      </w:rPr>
-      <w:pPr>
-        <w:pBdr/>
-        <w:spacing/>
-        <w:ind/>
-      </w:pPr>
-      <w:tblPr>
-        <w:tblBorders/>
-      </w:tblPr>
-      <w:tcPr>
-        <w:shd w:color="ffffff"/>
-        <w:tcBorders>
-          <w:top w:val="none" w:color="000000" w:sz="4" w:space="0"/>
-          <w:left w:val="none" w:color="000000" w:sz="4" w:space="0"/>
-          <w:bottom w:val="none" w:color="000000" w:sz="4" w:space="0"/>
-          <w:right w:val="none" w:color="000000" w:sz="4" w:space="0"/>
-        </w:tcBorders>
-      </w:tcPr>
-    </w:tblStylePr>
-    <w:tblStylePr w:type="lastRow">
+    <w:tblStylePr w:type="firstRow">
       <w:rPr>
         <w:b/>
         <w:color w:val="404040"/>
@@ -7588,6 +11260,52 @@
         </w:tcBorders>
       </w:tcPr>
     </w:tblStylePr>
+    <w:tblStylePr w:type="lastCol">
+      <w:rPr>
+        <w:i/>
+        <w:color w:val="404040"/>
+      </w:rPr>
+      <w:pPr>
+        <w:pBdr/>
+        <w:spacing/>
+        <w:ind/>
+      </w:pPr>
+      <w:tblPr>
+        <w:tblBorders/>
+      </w:tblPr>
+      <w:tcPr>
+        <w:shd w:val="clear" w:color="ffffff"/>
+        <w:tcBorders>
+          <w:top w:val="none" w:color="000000" w:sz="4" w:space="0"/>
+          <w:left w:val="none" w:color="000000" w:sz="4" w:space="0"/>
+          <w:bottom w:val="none" w:color="000000" w:sz="4" w:space="0"/>
+          <w:right w:val="none" w:color="000000" w:sz="4" w:space="0"/>
+        </w:tcBorders>
+      </w:tcPr>
+    </w:tblStylePr>
+    <w:tblStylePr w:type="lastRow">
+      <w:rPr>
+        <w:b/>
+        <w:color w:val="404040"/>
+      </w:rPr>
+      <w:pPr>
+        <w:pBdr/>
+        <w:spacing/>
+        <w:ind/>
+      </w:pPr>
+      <w:tblPr>
+        <w:tblBorders/>
+      </w:tblPr>
+      <w:tcPr>
+        <w:shd w:val="clear" w:color="ffffff"/>
+        <w:tcBorders>
+          <w:top w:val="none" w:color="000000" w:sz="4" w:space="0"/>
+          <w:left w:val="none" w:color="000000" w:sz="4" w:space="0"/>
+          <w:bottom w:val="none" w:color="000000" w:sz="4" w:space="0"/>
+          <w:right w:val="none" w:color="000000" w:sz="4" w:space="0"/>
+        </w:tcBorders>
+      </w:tcPr>
+    </w:tblStylePr>
     <w:tblStylePr w:type="nwCell">
       <w:pPr>
         <w:pBdr/>
@@ -7654,9 +11372,9 @@
       </w:tcPr>
     </w:tblStylePr>
   </w:style>
-  <w:style w:type="table" w:styleId="37">
+  <w:style w:type="table" w:styleId="726">
     <w:name w:val="Grid Table 3 - Accent 4"/>
-    <w:basedOn w:val="666"/>
+    <w:basedOn w:val="886"/>
     <w:uiPriority w:val="99"/>
     <w:pPr>
       <w:pBdr/>
@@ -7755,29 +11473,6 @@
         <w:tblBorders/>
       </w:tblPr>
       <w:tcPr>
-        <w:shd w:color="ffffff"/>
-        <w:tcBorders>
-          <w:top w:val="none" w:color="000000" w:sz="4" w:space="0"/>
-          <w:left w:val="none" w:color="000000" w:sz="4" w:space="0"/>
-          <w:bottom w:val="none" w:color="000000" w:sz="4" w:space="0"/>
-          <w:right w:val="none" w:color="000000" w:sz="4" w:space="0"/>
-        </w:tcBorders>
-      </w:tcPr>
-    </w:tblStylePr>
-    <w:tblStylePr w:type="firstRow">
-      <w:rPr>
-        <w:b/>
-        <w:color w:val="404040"/>
-      </w:rPr>
-      <w:pPr>
-        <w:pBdr/>
-        <w:spacing/>
-        <w:ind/>
-      </w:pPr>
-      <w:tblPr>
-        <w:tblBorders/>
-      </w:tblPr>
-      <w:tcPr>
         <w:shd w:val="clear" w:color="ffffff"/>
         <w:tcBorders>
           <w:top w:val="none" w:color="000000" w:sz="4" w:space="0"/>
@@ -7787,30 +11482,7 @@
         </w:tcBorders>
       </w:tcPr>
     </w:tblStylePr>
-    <w:tblStylePr w:type="lastCol">
-      <w:rPr>
-        <w:i/>
-        <w:color w:val="404040"/>
-      </w:rPr>
-      <w:pPr>
-        <w:pBdr/>
-        <w:spacing/>
-        <w:ind/>
-      </w:pPr>
-      <w:tblPr>
-        <w:tblBorders/>
-      </w:tblPr>
-      <w:tcPr>
-        <w:shd w:color="ffffff"/>
-        <w:tcBorders>
-          <w:top w:val="none" w:color="000000" w:sz="4" w:space="0"/>
-          <w:left w:val="none" w:color="000000" w:sz="4" w:space="0"/>
-          <w:bottom w:val="none" w:color="000000" w:sz="4" w:space="0"/>
-          <w:right w:val="none" w:color="000000" w:sz="4" w:space="0"/>
-        </w:tcBorders>
-      </w:tcPr>
-    </w:tblStylePr>
-    <w:tblStylePr w:type="lastRow">
+    <w:tblStylePr w:type="firstRow">
       <w:rPr>
         <w:b/>
         <w:color w:val="404040"/>
@@ -7833,6 +11505,52 @@
         </w:tcBorders>
       </w:tcPr>
     </w:tblStylePr>
+    <w:tblStylePr w:type="lastCol">
+      <w:rPr>
+        <w:i/>
+        <w:color w:val="404040"/>
+      </w:rPr>
+      <w:pPr>
+        <w:pBdr/>
+        <w:spacing/>
+        <w:ind/>
+      </w:pPr>
+      <w:tblPr>
+        <w:tblBorders/>
+      </w:tblPr>
+      <w:tcPr>
+        <w:shd w:val="clear" w:color="ffffff"/>
+        <w:tcBorders>
+          <w:top w:val="none" w:color="000000" w:sz="4" w:space="0"/>
+          <w:left w:val="none" w:color="000000" w:sz="4" w:space="0"/>
+          <w:bottom w:val="none" w:color="000000" w:sz="4" w:space="0"/>
+          <w:right w:val="none" w:color="000000" w:sz="4" w:space="0"/>
+        </w:tcBorders>
+      </w:tcPr>
+    </w:tblStylePr>
+    <w:tblStylePr w:type="lastRow">
+      <w:rPr>
+        <w:b/>
+        <w:color w:val="404040"/>
+      </w:rPr>
+      <w:pPr>
+        <w:pBdr/>
+        <w:spacing/>
+        <w:ind/>
+      </w:pPr>
+      <w:tblPr>
+        <w:tblBorders/>
+      </w:tblPr>
+      <w:tcPr>
+        <w:shd w:val="clear" w:color="ffffff"/>
+        <w:tcBorders>
+          <w:top w:val="none" w:color="000000" w:sz="4" w:space="0"/>
+          <w:left w:val="none" w:color="000000" w:sz="4" w:space="0"/>
+          <w:bottom w:val="none" w:color="000000" w:sz="4" w:space="0"/>
+          <w:right w:val="none" w:color="000000" w:sz="4" w:space="0"/>
+        </w:tcBorders>
+      </w:tcPr>
+    </w:tblStylePr>
     <w:tblStylePr w:type="nwCell">
       <w:pPr>
         <w:pBdr/>
@@ -7899,9 +11617,9 @@
       </w:tcPr>
     </w:tblStylePr>
   </w:style>
-  <w:style w:type="table" w:styleId="38">
+  <w:style w:type="table" w:styleId="727">
     <w:name w:val="Grid Table 3 - Accent 5"/>
-    <w:basedOn w:val="666"/>
+    <w:basedOn w:val="886"/>
     <w:uiPriority w:val="99"/>
     <w:pPr>
       <w:pBdr/>
@@ -8000,29 +11718,6 @@
         <w:tblBorders/>
       </w:tblPr>
       <w:tcPr>
-        <w:shd w:color="ffffff"/>
-        <w:tcBorders>
-          <w:top w:val="none" w:color="000000" w:sz="4" w:space="0"/>
-          <w:left w:val="none" w:color="000000" w:sz="4" w:space="0"/>
-          <w:bottom w:val="none" w:color="000000" w:sz="4" w:space="0"/>
-          <w:right w:val="none" w:color="000000" w:sz="4" w:space="0"/>
-        </w:tcBorders>
-      </w:tcPr>
-    </w:tblStylePr>
-    <w:tblStylePr w:type="firstRow">
-      <w:rPr>
-        <w:b/>
-        <w:color w:val="404040"/>
-      </w:rPr>
-      <w:pPr>
-        <w:pBdr/>
-        <w:spacing/>
-        <w:ind/>
-      </w:pPr>
-      <w:tblPr>
-        <w:tblBorders/>
-      </w:tblPr>
-      <w:tcPr>
         <w:shd w:val="clear" w:color="ffffff"/>
         <w:tcBorders>
           <w:top w:val="none" w:color="000000" w:sz="4" w:space="0"/>
@@ -8032,30 +11727,7 @@
         </w:tcBorders>
       </w:tcPr>
     </w:tblStylePr>
-    <w:tblStylePr w:type="lastCol">
-      <w:rPr>
-        <w:i/>
-        <w:color w:val="404040"/>
-      </w:rPr>
-      <w:pPr>
-        <w:pBdr/>
-        <w:spacing/>
-        <w:ind/>
-      </w:pPr>
-      <w:tblPr>
-        <w:tblBorders/>
-      </w:tblPr>
-      <w:tcPr>
-        <w:shd w:color="ffffff"/>
-        <w:tcBorders>
-          <w:top w:val="none" w:color="000000" w:sz="4" w:space="0"/>
-          <w:left w:val="none" w:color="000000" w:sz="4" w:space="0"/>
-          <w:bottom w:val="none" w:color="000000" w:sz="4" w:space="0"/>
-          <w:right w:val="none" w:color="000000" w:sz="4" w:space="0"/>
-        </w:tcBorders>
-      </w:tcPr>
-    </w:tblStylePr>
-    <w:tblStylePr w:type="lastRow">
+    <w:tblStylePr w:type="firstRow">
       <w:rPr>
         <w:b/>
         <w:color w:val="404040"/>
@@ -8078,6 +11750,52 @@
         </w:tcBorders>
       </w:tcPr>
     </w:tblStylePr>
+    <w:tblStylePr w:type="lastCol">
+      <w:rPr>
+        <w:i/>
+        <w:color w:val="404040"/>
+      </w:rPr>
+      <w:pPr>
+        <w:pBdr/>
+        <w:spacing/>
+        <w:ind/>
+      </w:pPr>
+      <w:tblPr>
+        <w:tblBorders/>
+      </w:tblPr>
+      <w:tcPr>
+        <w:shd w:val="clear" w:color="ffffff"/>
+        <w:tcBorders>
+          <w:top w:val="none" w:color="000000" w:sz="4" w:space="0"/>
+          <w:left w:val="none" w:color="000000" w:sz="4" w:space="0"/>
+          <w:bottom w:val="none" w:color="000000" w:sz="4" w:space="0"/>
+          <w:right w:val="none" w:color="000000" w:sz="4" w:space="0"/>
+        </w:tcBorders>
+      </w:tcPr>
+    </w:tblStylePr>
+    <w:tblStylePr w:type="lastRow">
+      <w:rPr>
+        <w:b/>
+        <w:color w:val="404040"/>
+      </w:rPr>
+      <w:pPr>
+        <w:pBdr/>
+        <w:spacing/>
+        <w:ind/>
+      </w:pPr>
+      <w:tblPr>
+        <w:tblBorders/>
+      </w:tblPr>
+      <w:tcPr>
+        <w:shd w:val="clear" w:color="ffffff"/>
+        <w:tcBorders>
+          <w:top w:val="none" w:color="000000" w:sz="4" w:space="0"/>
+          <w:left w:val="none" w:color="000000" w:sz="4" w:space="0"/>
+          <w:bottom w:val="none" w:color="000000" w:sz="4" w:space="0"/>
+          <w:right w:val="none" w:color="000000" w:sz="4" w:space="0"/>
+        </w:tcBorders>
+      </w:tcPr>
+    </w:tblStylePr>
     <w:tblStylePr w:type="nwCell">
       <w:pPr>
         <w:pBdr/>
@@ -8144,9 +11862,9 @@
       </w:tcPr>
     </w:tblStylePr>
   </w:style>
-  <w:style w:type="table" w:styleId="39">
+  <w:style w:type="table" w:styleId="728">
     <w:name w:val="Grid Table 3 - Accent 6"/>
-    <w:basedOn w:val="666"/>
+    <w:basedOn w:val="886"/>
     <w:uiPriority w:val="99"/>
     <w:pPr>
       <w:pBdr/>
@@ -8245,29 +11963,6 @@
         <w:tblBorders/>
       </w:tblPr>
       <w:tcPr>
-        <w:shd w:color="ffffff"/>
-        <w:tcBorders>
-          <w:top w:val="none" w:color="000000" w:sz="4" w:space="0"/>
-          <w:left w:val="none" w:color="000000" w:sz="4" w:space="0"/>
-          <w:bottom w:val="none" w:color="000000" w:sz="4" w:space="0"/>
-          <w:right w:val="none" w:color="000000" w:sz="4" w:space="0"/>
-        </w:tcBorders>
-      </w:tcPr>
-    </w:tblStylePr>
-    <w:tblStylePr w:type="firstRow">
-      <w:rPr>
-        <w:b/>
-        <w:color w:val="404040"/>
-      </w:rPr>
-      <w:pPr>
-        <w:pBdr/>
-        <w:spacing/>
-        <w:ind/>
-      </w:pPr>
-      <w:tblPr>
-        <w:tblBorders/>
-      </w:tblPr>
-      <w:tcPr>
         <w:shd w:val="clear" w:color="ffffff"/>
         <w:tcBorders>
           <w:top w:val="none" w:color="000000" w:sz="4" w:space="0"/>
@@ -8277,30 +11972,7 @@
         </w:tcBorders>
       </w:tcPr>
     </w:tblStylePr>
-    <w:tblStylePr w:type="lastCol">
-      <w:rPr>
-        <w:i/>
-        <w:color w:val="404040"/>
-      </w:rPr>
-      <w:pPr>
-        <w:pBdr/>
-        <w:spacing/>
-        <w:ind/>
-      </w:pPr>
-      <w:tblPr>
-        <w:tblBorders/>
-      </w:tblPr>
-      <w:tcPr>
-        <w:shd w:color="ffffff"/>
-        <w:tcBorders>
-          <w:top w:val="none" w:color="000000" w:sz="4" w:space="0"/>
-          <w:left w:val="none" w:color="000000" w:sz="4" w:space="0"/>
-          <w:bottom w:val="none" w:color="000000" w:sz="4" w:space="0"/>
-          <w:right w:val="none" w:color="000000" w:sz="4" w:space="0"/>
-        </w:tcBorders>
-      </w:tcPr>
-    </w:tblStylePr>
-    <w:tblStylePr w:type="lastRow">
+    <w:tblStylePr w:type="firstRow">
       <w:rPr>
         <w:b/>
         <w:color w:val="404040"/>
@@ -8323,6 +11995,52 @@
         </w:tcBorders>
       </w:tcPr>
     </w:tblStylePr>
+    <w:tblStylePr w:type="lastCol">
+      <w:rPr>
+        <w:i/>
+        <w:color w:val="404040"/>
+      </w:rPr>
+      <w:pPr>
+        <w:pBdr/>
+        <w:spacing/>
+        <w:ind/>
+      </w:pPr>
+      <w:tblPr>
+        <w:tblBorders/>
+      </w:tblPr>
+      <w:tcPr>
+        <w:shd w:val="clear" w:color="ffffff"/>
+        <w:tcBorders>
+          <w:top w:val="none" w:color="000000" w:sz="4" w:space="0"/>
+          <w:left w:val="none" w:color="000000" w:sz="4" w:space="0"/>
+          <w:bottom w:val="none" w:color="000000" w:sz="4" w:space="0"/>
+          <w:right w:val="none" w:color="000000" w:sz="4" w:space="0"/>
+        </w:tcBorders>
+      </w:tcPr>
+    </w:tblStylePr>
+    <w:tblStylePr w:type="lastRow">
+      <w:rPr>
+        <w:b/>
+        <w:color w:val="404040"/>
+      </w:rPr>
+      <w:pPr>
+        <w:pBdr/>
+        <w:spacing/>
+        <w:ind/>
+      </w:pPr>
+      <w:tblPr>
+        <w:tblBorders/>
+      </w:tblPr>
+      <w:tcPr>
+        <w:shd w:val="clear" w:color="ffffff"/>
+        <w:tcBorders>
+          <w:top w:val="none" w:color="000000" w:sz="4" w:space="0"/>
+          <w:left w:val="none" w:color="000000" w:sz="4" w:space="0"/>
+          <w:bottom w:val="none" w:color="000000" w:sz="4" w:space="0"/>
+          <w:right w:val="none" w:color="000000" w:sz="4" w:space="0"/>
+        </w:tcBorders>
+      </w:tcPr>
+    </w:tblStylePr>
     <w:tblStylePr w:type="nwCell">
       <w:pPr>
         <w:pBdr/>
@@ -8389,9 +12107,9 @@
       </w:tcPr>
     </w:tblStylePr>
   </w:style>
-  <w:style w:type="table" w:styleId="40">
+  <w:style w:type="table" w:styleId="729">
     <w:name w:val="Grid Table 4"/>
-    <w:basedOn w:val="666"/>
+    <w:basedOn w:val="886"/>
     <w:uiPriority w:val="59"/>
     <w:pPr>
       <w:pBdr/>
@@ -8622,9 +12340,9 @@
       </w:tcPr>
     </w:tblStylePr>
   </w:style>
-  <w:style w:type="table" w:styleId="41">
+  <w:style w:type="table" w:styleId="730">
     <w:name w:val="Grid Table 4 - Accent 1"/>
-    <w:basedOn w:val="666"/>
+    <w:basedOn w:val="886"/>
     <w:uiPriority w:val="59"/>
     <w:pPr>
       <w:pBdr/>
@@ -8855,9 +12573,9 @@
       </w:tcPr>
     </w:tblStylePr>
   </w:style>
-  <w:style w:type="table" w:styleId="42">
+  <w:style w:type="table" w:styleId="731">
     <w:name w:val="Grid Table 4 - Accent 2"/>
-    <w:basedOn w:val="666"/>
+    <w:basedOn w:val="886"/>
     <w:uiPriority w:val="59"/>
     <w:pPr>
       <w:pBdr/>
@@ -9088,9 +12806,9 @@
       </w:tcPr>
     </w:tblStylePr>
   </w:style>
-  <w:style w:type="table" w:styleId="43">
+  <w:style w:type="table" w:styleId="732">
     <w:name w:val="Grid Table 4 - Accent 3"/>
-    <w:basedOn w:val="666"/>
+    <w:basedOn w:val="886"/>
     <w:uiPriority w:val="59"/>
     <w:pPr>
       <w:pBdr/>
@@ -9321,9 +13039,9 @@
       </w:tcPr>
     </w:tblStylePr>
   </w:style>
-  <w:style w:type="table" w:styleId="44">
+  <w:style w:type="table" w:styleId="733">
     <w:name w:val="Grid Table 4 - Accent 4"/>
-    <w:basedOn w:val="666"/>
+    <w:basedOn w:val="886"/>
     <w:uiPriority w:val="59"/>
     <w:pPr>
       <w:pBdr/>
@@ -9554,9 +13272,9 @@
       </w:tcPr>
     </w:tblStylePr>
   </w:style>
-  <w:style w:type="table" w:styleId="45">
+  <w:style w:type="table" w:styleId="734">
     <w:name w:val="Grid Table 4 - Accent 5"/>
-    <w:basedOn w:val="666"/>
+    <w:basedOn w:val="886"/>
     <w:uiPriority w:val="59"/>
     <w:pPr>
       <w:pBdr/>
@@ -9787,9 +13505,9 @@
       </w:tcPr>
     </w:tblStylePr>
   </w:style>
-  <w:style w:type="table" w:styleId="46">
+  <w:style w:type="table" w:styleId="735">
     <w:name w:val="Grid Table 4 - Accent 6"/>
-    <w:basedOn w:val="666"/>
+    <w:basedOn w:val="886"/>
     <w:uiPriority w:val="59"/>
     <w:pPr>
       <w:pBdr/>
@@ -10020,9 +13738,9 @@
       </w:tcPr>
     </w:tblStylePr>
   </w:style>
-  <w:style w:type="table" w:styleId="47">
+  <w:style w:type="table" w:styleId="736">
     <w:name w:val="Grid Table 5 Dark"/>
-    <w:basedOn w:val="666"/>
+    <w:basedOn w:val="886"/>
     <w:uiPriority w:val="99"/>
     <w:pPr>
       <w:pBdr/>
@@ -10248,9 +13966,9 @@
       </w:tcPr>
     </w:tblStylePr>
   </w:style>
-  <w:style w:type="table" w:styleId="48">
+  <w:style w:type="table" w:styleId="737">
     <w:name w:val="Grid Table 5 Dark- Accent 1"/>
-    <w:basedOn w:val="666"/>
+    <w:basedOn w:val="886"/>
     <w:uiPriority w:val="99"/>
     <w:pPr>
       <w:pBdr/>
@@ -10476,9 +14194,9 @@
       </w:tcPr>
     </w:tblStylePr>
   </w:style>
-  <w:style w:type="table" w:styleId="49">
+  <w:style w:type="table" w:styleId="738">
     <w:name w:val="Grid Table 5 Dark - Accent 2"/>
-    <w:basedOn w:val="666"/>
+    <w:basedOn w:val="886"/>
     <w:uiPriority w:val="99"/>
     <w:pPr>
       <w:pBdr/>
@@ -10704,9 +14422,9 @@
       </w:tcPr>
     </w:tblStylePr>
   </w:style>
-  <w:style w:type="table" w:styleId="50">
+  <w:style w:type="table" w:styleId="739">
     <w:name w:val="Grid Table 5 Dark - Accent 3"/>
-    <w:basedOn w:val="666"/>
+    <w:basedOn w:val="886"/>
     <w:uiPriority w:val="99"/>
     <w:pPr>
       <w:pBdr/>
@@ -10932,9 +14650,9 @@
       </w:tcPr>
     </w:tblStylePr>
   </w:style>
-  <w:style w:type="table" w:styleId="51">
+  <w:style w:type="table" w:styleId="740">
     <w:name w:val="Grid Table 5 Dark- Accent 4"/>
-    <w:basedOn w:val="666"/>
+    <w:basedOn w:val="886"/>
     <w:uiPriority w:val="99"/>
     <w:pPr>
       <w:pBdr/>
@@ -11160,9 +14878,9 @@
       </w:tcPr>
     </w:tblStylePr>
   </w:style>
-  <w:style w:type="table" w:styleId="52">
+  <w:style w:type="table" w:styleId="741">
     <w:name w:val="Grid Table 5 Dark - Accent 5"/>
-    <w:basedOn w:val="666"/>
+    <w:basedOn w:val="886"/>
     <w:uiPriority w:val="99"/>
     <w:pPr>
       <w:pBdr/>
@@ -11388,9 +15106,9 @@
       </w:tcPr>
     </w:tblStylePr>
   </w:style>
-  <w:style w:type="table" w:styleId="53">
+  <w:style w:type="table" w:styleId="742">
     <w:name w:val="Grid Table 5 Dark - Accent 6"/>
-    <w:basedOn w:val="666"/>
+    <w:basedOn w:val="886"/>
     <w:uiPriority w:val="99"/>
     <w:pPr>
       <w:pBdr/>
@@ -11616,9 +15334,9 @@
       </w:tcPr>
     </w:tblStylePr>
   </w:style>
-  <w:style w:type="table" w:styleId="54">
+  <w:style w:type="table" w:styleId="743">
     <w:name w:val="Grid Table 6 Colorful"/>
-    <w:basedOn w:val="666"/>
+    <w:basedOn w:val="886"/>
     <w:uiPriority w:val="99"/>
     <w:pPr>
       <w:pBdr/>
@@ -11846,9 +15564,9 @@
       </w:tcPr>
     </w:tblStylePr>
   </w:style>
-  <w:style w:type="table" w:styleId="55">
+  <w:style w:type="table" w:styleId="744">
     <w:name w:val="Grid Table 6 Colorful - Accent 1"/>
-    <w:basedOn w:val="666"/>
+    <w:basedOn w:val="886"/>
     <w:uiPriority w:val="99"/>
     <w:pPr>
       <w:pBdr/>
@@ -12076,9 +15794,9 @@
       </w:tcPr>
     </w:tblStylePr>
   </w:style>
-  <w:style w:type="table" w:styleId="56">
+  <w:style w:type="table" w:styleId="745">
     <w:name w:val="Grid Table 6 Colorful - Accent 2"/>
-    <w:basedOn w:val="666"/>
+    <w:basedOn w:val="886"/>
     <w:uiPriority w:val="99"/>
     <w:pPr>
       <w:pBdr/>
@@ -12306,9 +16024,9 @@
       </w:tcPr>
     </w:tblStylePr>
   </w:style>
-  <w:style w:type="table" w:styleId="57">
+  <w:style w:type="table" w:styleId="746">
     <w:name w:val="Grid Table 6 Colorful - Accent 3"/>
-    <w:basedOn w:val="666"/>
+    <w:basedOn w:val="886"/>
     <w:uiPriority w:val="99"/>
     <w:pPr>
       <w:pBdr/>
@@ -12536,9 +16254,9 @@
       </w:tcPr>
     </w:tblStylePr>
   </w:style>
-  <w:style w:type="table" w:styleId="58">
+  <w:style w:type="table" w:styleId="747">
     <w:name w:val="Grid Table 6 Colorful - Accent 4"/>
-    <w:basedOn w:val="666"/>
+    <w:basedOn w:val="886"/>
     <w:uiPriority w:val="99"/>
     <w:pPr>
       <w:pBdr/>
@@ -12766,9 +16484,9 @@
       </w:tcPr>
     </w:tblStylePr>
   </w:style>
-  <w:style w:type="table" w:styleId="59">
+  <w:style w:type="table" w:styleId="748">
     <w:name w:val="Grid Table 6 Colorful - Accent 5"/>
-    <w:basedOn w:val="666"/>
+    <w:basedOn w:val="886"/>
     <w:uiPriority w:val="99"/>
     <w:pPr>
       <w:pBdr/>
@@ -12996,9 +16714,9 @@
       </w:tcPr>
     </w:tblStylePr>
   </w:style>
-  <w:style w:type="table" w:styleId="60">
+  <w:style w:type="table" w:styleId="749">
     <w:name w:val="Grid Table 6 Colorful - Accent 6"/>
-    <w:basedOn w:val="666"/>
+    <w:basedOn w:val="886"/>
     <w:uiPriority w:val="99"/>
     <w:pPr>
       <w:pBdr/>
@@ -13226,9 +16944,9 @@
       </w:tcPr>
     </w:tblStylePr>
   </w:style>
-  <w:style w:type="table" w:styleId="61">
+  <w:style w:type="table" w:styleId="750">
     <w:name w:val="Grid Table 7 Colorful"/>
-    <w:basedOn w:val="666"/>
+    <w:basedOn w:val="886"/>
     <w:uiPriority w:val="99"/>
     <w:pPr>
       <w:pBdr/>
@@ -13330,11 +17048,11 @@
         <w:tblBorders/>
       </w:tblPr>
       <w:tcPr>
-        <w:shd w:color="ffffff"/>
+        <w:shd w:val="clear" w:color="ffffff"/>
         <w:tcBorders>
-          <w:top w:val="none"/>
-          <w:left w:val="none"/>
-          <w:bottom w:val="none"/>
+          <w:top w:val="none" w:color="000000" w:sz="4" w:space="0"/>
+          <w:left w:val="none" w:color="000000" w:sz="4" w:space="0"/>
+          <w:bottom w:val="none" w:color="000000" w:sz="4" w:space="0"/>
           <w:right w:val="single" w:color="000000" w:themeColor="text1" w:themeTint="80" w:sz="4" w:space="0"/>
         </w:tcBorders>
       </w:tcPr>
@@ -13357,10 +17075,10 @@
       <w:tcPr>
         <w:shd w:val="clear" w:color="ffffff" w:themeColor="light1" w:fill="ffffff" w:themeFill="light1"/>
         <w:tcBorders>
-          <w:top w:val="none"/>
-          <w:left w:val="none"/>
+          <w:top w:val="none" w:color="000000" w:sz="4" w:space="0"/>
+          <w:left w:val="none" w:color="000000" w:sz="4" w:space="0"/>
           <w:bottom w:val="single" w:color="000000" w:themeColor="text1" w:themeTint="80" w:sz="4" w:space="0"/>
-          <w:right w:val="none"/>
+          <w:right w:val="none" w:color="000000" w:sz="4" w:space="0"/>
         </w:tcBorders>
       </w:tcPr>
     </w:tblStylePr>
@@ -13380,12 +17098,12 @@
         <w:tblBorders/>
       </w:tblPr>
       <w:tcPr>
-        <w:shd w:color="ffffff"/>
+        <w:shd w:val="clear" w:color="ffffff"/>
         <w:tcBorders>
-          <w:top w:val="none"/>
+          <w:top w:val="none" w:color="000000" w:sz="4" w:space="0"/>
           <w:left w:val="single" w:color="000000" w:themeColor="text1" w:themeTint="80" w:sz="4" w:space="0"/>
-          <w:bottom w:val="none"/>
-          <w:right w:val="none"/>
+          <w:bottom w:val="none" w:color="000000" w:sz="4" w:space="0"/>
+          <w:right w:val="none" w:color="000000" w:sz="4" w:space="0"/>
         </w:tcBorders>
       </w:tcPr>
     </w:tblStylePr>
@@ -13408,9 +17126,9 @@
         <w:shd w:val="clear" w:color="ffffff" w:themeColor="light1" w:fill="ffffff" w:themeFill="light1"/>
         <w:tcBorders>
           <w:top w:val="single" w:color="000000" w:themeColor="text1" w:themeTint="80" w:sz="4" w:space="0"/>
-          <w:left w:val="none"/>
-          <w:bottom w:val="none"/>
-          <w:right w:val="none"/>
+          <w:left w:val="none" w:color="000000" w:sz="4" w:space="0"/>
+          <w:bottom w:val="none" w:color="000000" w:sz="4" w:space="0"/>
+          <w:right w:val="none" w:color="000000" w:sz="4" w:space="0"/>
         </w:tcBorders>
       </w:tcPr>
     </w:tblStylePr>
@@ -13480,9 +17198,9 @@
       </w:tcPr>
     </w:tblStylePr>
   </w:style>
-  <w:style w:type="table" w:styleId="62">
+  <w:style w:type="table" w:styleId="751">
     <w:name w:val="Grid Table 7 Colorful - Accent 1"/>
-    <w:basedOn w:val="666"/>
+    <w:basedOn w:val="886"/>
     <w:uiPriority w:val="99"/>
     <w:pPr>
       <w:pBdr/>
@@ -13584,11 +17302,11 @@
         <w:tblBorders/>
       </w:tblPr>
       <w:tcPr>
-        <w:shd w:color="ffffff"/>
+        <w:shd w:val="clear" w:color="ffffff"/>
         <w:tcBorders>
-          <w:top w:val="none"/>
-          <w:left w:val="none"/>
-          <w:bottom w:val="none"/>
+          <w:top w:val="none" w:color="000000" w:sz="4" w:space="0"/>
+          <w:left w:val="none" w:color="000000" w:sz="4" w:space="0"/>
+          <w:bottom w:val="none" w:color="000000" w:sz="4" w:space="0"/>
           <w:right w:val="single" w:color="000000" w:themeColor="accent1" w:themeTint="80" w:sz="4" w:space="0"/>
         </w:tcBorders>
       </w:tcPr>
@@ -13611,10 +17329,10 @@
       <w:tcPr>
         <w:shd w:val="clear" w:color="ffffff" w:themeColor="light1" w:fill="ffffff" w:themeFill="light1"/>
         <w:tcBorders>
-          <w:top w:val="none"/>
-          <w:left w:val="none"/>
+          <w:top w:val="none" w:color="000000" w:sz="4" w:space="0"/>
+          <w:left w:val="none" w:color="000000" w:sz="4" w:space="0"/>
           <w:bottom w:val="single" w:color="000000" w:themeColor="accent1" w:themeTint="80" w:sz="4" w:space="0"/>
-          <w:right w:val="none"/>
+          <w:right w:val="none" w:color="000000" w:sz="4" w:space="0"/>
         </w:tcBorders>
       </w:tcPr>
     </w:tblStylePr>
@@ -13634,12 +17352,12 @@
         <w:tblBorders/>
       </w:tblPr>
       <w:tcPr>
-        <w:shd w:color="ffffff"/>
+        <w:shd w:val="clear" w:color="ffffff"/>
         <w:tcBorders>
-          <w:top w:val="none"/>
+          <w:top w:val="none" w:color="000000" w:sz="4" w:space="0"/>
           <w:left w:val="single" w:color="000000" w:themeColor="accent1" w:themeTint="80" w:sz="4" w:space="0"/>
-          <w:bottom w:val="none"/>
-          <w:right w:val="none"/>
+          <w:bottom w:val="none" w:color="000000" w:sz="4" w:space="0"/>
+          <w:right w:val="none" w:color="000000" w:sz="4" w:space="0"/>
         </w:tcBorders>
       </w:tcPr>
     </w:tblStylePr>
@@ -13662,9 +17380,9 @@
         <w:shd w:val="clear" w:color="ffffff" w:themeColor="light1" w:fill="ffffff" w:themeFill="light1"/>
         <w:tcBorders>
           <w:top w:val="single" w:color="000000" w:themeColor="accent1" w:themeTint="80" w:sz="4" w:space="0"/>
-          <w:left w:val="none"/>
-          <w:bottom w:val="none"/>
-          <w:right w:val="none"/>
+          <w:left w:val="none" w:color="000000" w:sz="4" w:space="0"/>
+          <w:bottom w:val="none" w:color="000000" w:sz="4" w:space="0"/>
+          <w:right w:val="none" w:color="000000" w:sz="4" w:space="0"/>
         </w:tcBorders>
       </w:tcPr>
     </w:tblStylePr>
@@ -13734,9 +17452,9 @@
       </w:tcPr>
     </w:tblStylePr>
   </w:style>
-  <w:style w:type="table" w:styleId="63">
+  <w:style w:type="table" w:styleId="752">
     <w:name w:val="Grid Table 7 Colorful - Accent 2"/>
-    <w:basedOn w:val="666"/>
+    <w:basedOn w:val="886"/>
     <w:uiPriority w:val="99"/>
     <w:pPr>
       <w:pBdr/>
@@ -13838,11 +17556,11 @@
         <w:tblBorders/>
       </w:tblPr>
       <w:tcPr>
-        <w:shd w:color="ffffff"/>
+        <w:shd w:val="clear" w:color="ffffff"/>
         <w:tcBorders>
-          <w:top w:val="none"/>
-          <w:left w:val="none"/>
-          <w:bottom w:val="none"/>
+          <w:top w:val="none" w:color="000000" w:sz="4" w:space="0"/>
+          <w:left w:val="none" w:color="000000" w:sz="4" w:space="0"/>
+          <w:bottom w:val="none" w:color="000000" w:sz="4" w:space="0"/>
           <w:right w:val="single" w:color="000000" w:themeColor="accent2" w:themeTint="97" w:sz="4" w:space="0"/>
         </w:tcBorders>
       </w:tcPr>
@@ -13865,10 +17583,10 @@
       <w:tcPr>
         <w:shd w:val="clear" w:color="ffffff" w:themeColor="light1" w:fill="ffffff" w:themeFill="light1"/>
         <w:tcBorders>
-          <w:top w:val="none"/>
-          <w:left w:val="none"/>
+          <w:top w:val="none" w:color="000000" w:sz="4" w:space="0"/>
+          <w:left w:val="none" w:color="000000" w:sz="4" w:space="0"/>
           <w:bottom w:val="single" w:color="000000" w:themeColor="accent2" w:themeTint="97" w:sz="4" w:space="0"/>
-          <w:right w:val="none"/>
+          <w:right w:val="none" w:color="000000" w:sz="4" w:space="0"/>
         </w:tcBorders>
       </w:tcPr>
     </w:tblStylePr>
@@ -13888,12 +17606,12 @@
         <w:tblBorders/>
       </w:tblPr>
       <w:tcPr>
-        <w:shd w:color="ffffff"/>
+        <w:shd w:val="clear" w:color="ffffff"/>
         <w:tcBorders>
-          <w:top w:val="none"/>
+          <w:top w:val="none" w:color="000000" w:sz="4" w:space="0"/>
           <w:left w:val="single" w:color="000000" w:themeColor="accent2" w:themeTint="97" w:sz="4" w:space="0"/>
-          <w:bottom w:val="none"/>
-          <w:right w:val="none"/>
+          <w:bottom w:val="none" w:color="000000" w:sz="4" w:space="0"/>
+          <w:right w:val="none" w:color="000000" w:sz="4" w:space="0"/>
         </w:tcBorders>
       </w:tcPr>
     </w:tblStylePr>
@@ -13916,9 +17634,9 @@
         <w:shd w:val="clear" w:color="ffffff" w:themeColor="light1" w:fill="ffffff" w:themeFill="light1"/>
         <w:tcBorders>
           <w:top w:val="single" w:color="000000" w:themeColor="accent2" w:themeTint="97" w:sz="4" w:space="0"/>
-          <w:left w:val="none"/>
-          <w:bottom w:val="none"/>
-          <w:right w:val="none"/>
+          <w:left w:val="none" w:color="000000" w:sz="4" w:space="0"/>
+          <w:bottom w:val="none" w:color="000000" w:sz="4" w:space="0"/>
+          <w:right w:val="none" w:color="000000" w:sz="4" w:space="0"/>
         </w:tcBorders>
       </w:tcPr>
     </w:tblStylePr>
@@ -13988,9 +17706,9 @@
       </w:tcPr>
     </w:tblStylePr>
   </w:style>
-  <w:style w:type="table" w:styleId="64">
+  <w:style w:type="table" w:styleId="753">
     <w:name w:val="Grid Table 7 Colorful - Accent 3"/>
-    <w:basedOn w:val="666"/>
+    <w:basedOn w:val="886"/>
     <w:uiPriority w:val="99"/>
     <w:pPr>
       <w:pBdr/>
@@ -14092,11 +17810,11 @@
         <w:tblBorders/>
       </w:tblPr>
       <w:tcPr>
-        <w:shd w:color="ffffff"/>
+        <w:shd w:val="clear" w:color="ffffff"/>
         <w:tcBorders>
-          <w:top w:val="none"/>
-          <w:left w:val="none"/>
-          <w:bottom w:val="none"/>
+          <w:top w:val="none" w:color="000000" w:sz="4" w:space="0"/>
+          <w:left w:val="none" w:color="000000" w:sz="4" w:space="0"/>
+          <w:bottom w:val="none" w:color="000000" w:sz="4" w:space="0"/>
           <w:right w:val="single" w:color="000000" w:themeColor="accent3" w:themeTint="FE" w:sz="4" w:space="0"/>
         </w:tcBorders>
       </w:tcPr>
@@ -14119,10 +17837,10 @@
       <w:tcPr>
         <w:shd w:val="clear" w:color="ffffff" w:themeColor="light1" w:fill="ffffff" w:themeFill="light1"/>
         <w:tcBorders>
-          <w:top w:val="none"/>
-          <w:left w:val="none"/>
+          <w:top w:val="none" w:color="000000" w:sz="4" w:space="0"/>
+          <w:left w:val="none" w:color="000000" w:sz="4" w:space="0"/>
           <w:bottom w:val="single" w:color="000000" w:themeColor="accent3" w:themeTint="FE" w:sz="4" w:space="0"/>
-          <w:right w:val="none"/>
+          <w:right w:val="none" w:color="000000" w:sz="4" w:space="0"/>
         </w:tcBorders>
       </w:tcPr>
     </w:tblStylePr>
@@ -14142,12 +17860,12 @@
         <w:tblBorders/>
       </w:tblPr>
       <w:tcPr>
-        <w:shd w:color="ffffff"/>
+        <w:shd w:val="clear" w:color="ffffff"/>
         <w:tcBorders>
-          <w:top w:val="none"/>
+          <w:top w:val="none" w:color="000000" w:sz="4" w:space="0"/>
           <w:left w:val="single" w:color="000000" w:themeColor="accent3" w:themeTint="FE" w:sz="4" w:space="0"/>
-          <w:bottom w:val="none"/>
-          <w:right w:val="none"/>
+          <w:bottom w:val="none" w:color="000000" w:sz="4" w:space="0"/>
+          <w:right w:val="none" w:color="000000" w:sz="4" w:space="0"/>
         </w:tcBorders>
       </w:tcPr>
     </w:tblStylePr>
@@ -14170,9 +17888,9 @@
         <w:shd w:val="clear" w:color="ffffff" w:themeColor="light1" w:fill="ffffff" w:themeFill="light1"/>
         <w:tcBorders>
           <w:top w:val="single" w:color="000000" w:themeColor="accent3" w:themeTint="FE" w:sz="4" w:space="0"/>
-          <w:left w:val="none"/>
-          <w:bottom w:val="none"/>
-          <w:right w:val="none"/>
+          <w:left w:val="none" w:color="000000" w:sz="4" w:space="0"/>
+          <w:bottom w:val="none" w:color="000000" w:sz="4" w:space="0"/>
+          <w:right w:val="none" w:color="000000" w:sz="4" w:space="0"/>
         </w:tcBorders>
       </w:tcPr>
     </w:tblStylePr>
@@ -14242,9 +17960,9 @@
       </w:tcPr>
     </w:tblStylePr>
   </w:style>
-  <w:style w:type="table" w:styleId="65">
+  <w:style w:type="table" w:styleId="754">
     <w:name w:val="Grid Table 7 Colorful - Accent 4"/>
-    <w:basedOn w:val="666"/>
+    <w:basedOn w:val="886"/>
     <w:uiPriority w:val="99"/>
     <w:pPr>
       <w:pBdr/>
@@ -14346,11 +18064,11 @@
         <w:tblBorders/>
       </w:tblPr>
       <w:tcPr>
-        <w:shd w:color="ffffff"/>
+        <w:shd w:val="clear" w:color="ffffff"/>
         <w:tcBorders>
-          <w:top w:val="none"/>
-          <w:left w:val="none"/>
-          <w:bottom w:val="none"/>
+          <w:top w:val="none" w:color="000000" w:sz="4" w:space="0"/>
+          <w:left w:val="none" w:color="000000" w:sz="4" w:space="0"/>
+          <w:bottom w:val="none" w:color="000000" w:sz="4" w:space="0"/>
           <w:right w:val="single" w:color="000000" w:themeColor="accent4" w:themeTint="9A" w:sz="4" w:space="0"/>
         </w:tcBorders>
       </w:tcPr>
@@ -14373,10 +18091,10 @@
       <w:tcPr>
         <w:shd w:val="clear" w:color="ffffff" w:themeColor="light1" w:fill="ffffff" w:themeFill="light1"/>
         <w:tcBorders>
-          <w:top w:val="none"/>
-          <w:left w:val="none"/>
+          <w:top w:val="none" w:color="000000" w:sz="4" w:space="0"/>
+          <w:left w:val="none" w:color="000000" w:sz="4" w:space="0"/>
           <w:bottom w:val="single" w:color="000000" w:themeColor="accent4" w:themeTint="9A" w:sz="4" w:space="0"/>
-          <w:right w:val="none"/>
+          <w:right w:val="none" w:color="000000" w:sz="4" w:space="0"/>
         </w:tcBorders>
       </w:tcPr>
     </w:tblStylePr>
@@ -14396,12 +18114,12 @@
         <w:tblBorders/>
       </w:tblPr>
       <w:tcPr>
-        <w:shd w:color="ffffff"/>
+        <w:shd w:val="clear" w:color="ffffff"/>
         <w:tcBorders>
-          <w:top w:val="none"/>
+          <w:top w:val="none" w:color="000000" w:sz="4" w:space="0"/>
           <w:left w:val="single" w:color="000000" w:themeColor="accent4" w:themeTint="9A" w:sz="4" w:space="0"/>
-          <w:bottom w:val="none"/>
-          <w:right w:val="none"/>
+          <w:bottom w:val="none" w:color="000000" w:sz="4" w:space="0"/>
+          <w:right w:val="none" w:color="000000" w:sz="4" w:space="0"/>
         </w:tcBorders>
       </w:tcPr>
     </w:tblStylePr>
@@ -14424,9 +18142,9 @@
         <w:shd w:val="clear" w:color="ffffff" w:themeColor="light1" w:fill="ffffff" w:themeFill="light1"/>
         <w:tcBorders>
           <w:top w:val="single" w:color="000000" w:themeColor="accent4" w:themeTint="9A" w:sz="4" w:space="0"/>
-          <w:left w:val="none"/>
-          <w:bottom w:val="none"/>
-          <w:right w:val="none"/>
+          <w:left w:val="none" w:color="000000" w:sz="4" w:space="0"/>
+          <w:bottom w:val="none" w:color="000000" w:sz="4" w:space="0"/>
+          <w:right w:val="none" w:color="000000" w:sz="4" w:space="0"/>
         </w:tcBorders>
       </w:tcPr>
     </w:tblStylePr>
@@ -14496,9 +18214,9 @@
       </w:tcPr>
     </w:tblStylePr>
   </w:style>
-  <w:style w:type="table" w:styleId="66">
+  <w:style w:type="table" w:styleId="755">
     <w:name w:val="Grid Table 7 Colorful - Accent 5"/>
-    <w:basedOn w:val="666"/>
+    <w:basedOn w:val="886"/>
     <w:uiPriority w:val="99"/>
     <w:pPr>
       <w:pBdr/>
@@ -14600,11 +18318,11 @@
         <w:tblBorders/>
       </w:tblPr>
       <w:tcPr>
-        <w:shd w:color="ffffff"/>
+        <w:shd w:val="clear" w:color="ffffff"/>
         <w:tcBorders>
-          <w:top w:val="none"/>
-          <w:left w:val="none"/>
-          <w:bottom w:val="none"/>
+          <w:top w:val="none" w:color="000000" w:sz="4" w:space="0"/>
+          <w:left w:val="none" w:color="000000" w:sz="4" w:space="0"/>
+          <w:bottom w:val="none" w:color="000000" w:sz="4" w:space="0"/>
           <w:right w:val="single" w:color="000000" w:themeColor="accent5" w:themeTint="90" w:sz="4" w:space="0"/>
         </w:tcBorders>
       </w:tcPr>
@@ -14627,10 +18345,10 @@
       <w:tcPr>
         <w:shd w:val="clear" w:color="ffffff" w:themeColor="light1" w:fill="ffffff" w:themeFill="light1"/>
         <w:tcBorders>
-          <w:top w:val="none"/>
-          <w:left w:val="none"/>
+          <w:top w:val="none" w:color="000000" w:sz="4" w:space="0"/>
+          <w:left w:val="none" w:color="000000" w:sz="4" w:space="0"/>
           <w:bottom w:val="single" w:color="000000" w:themeColor="accent5" w:themeTint="90" w:sz="4" w:space="0"/>
-          <w:right w:val="none"/>
+          <w:right w:val="none" w:color="000000" w:sz="4" w:space="0"/>
         </w:tcBorders>
       </w:tcPr>
     </w:tblStylePr>
@@ -14650,12 +18368,12 @@
         <w:tblBorders/>
       </w:tblPr>
       <w:tcPr>
-        <w:shd w:color="ffffff"/>
+        <w:shd w:val="clear" w:color="ffffff"/>
         <w:tcBorders>
-          <w:top w:val="none"/>
+          <w:top w:val="none" w:color="000000" w:sz="4" w:space="0"/>
           <w:left w:val="single" w:color="000000" w:themeColor="accent5" w:themeTint="90" w:sz="4" w:space="0"/>
-          <w:bottom w:val="none"/>
-          <w:right w:val="none"/>
+          <w:bottom w:val="none" w:color="000000" w:sz="4" w:space="0"/>
+          <w:right w:val="none" w:color="000000" w:sz="4" w:space="0"/>
         </w:tcBorders>
       </w:tcPr>
     </w:tblStylePr>
@@ -14678,9 +18396,9 @@
         <w:shd w:val="clear" w:color="ffffff" w:themeColor="light1" w:fill="ffffff" w:themeFill="light1"/>
         <w:tcBorders>
           <w:top w:val="single" w:color="000000" w:themeColor="accent5" w:themeTint="90" w:sz="4" w:space="0"/>
-          <w:left w:val="none"/>
-          <w:bottom w:val="none"/>
-          <w:right w:val="none"/>
+          <w:left w:val="none" w:color="000000" w:sz="4" w:space="0"/>
+          <w:bottom w:val="none" w:color="000000" w:sz="4" w:space="0"/>
+          <w:right w:val="none" w:color="000000" w:sz="4" w:space="0"/>
         </w:tcBorders>
       </w:tcPr>
     </w:tblStylePr>
@@ -14750,9 +18468,9 @@
       </w:tcPr>
     </w:tblStylePr>
   </w:style>
-  <w:style w:type="table" w:styleId="67">
+  <w:style w:type="table" w:styleId="756">
     <w:name w:val="Grid Table 7 Colorful - Accent 6"/>
-    <w:basedOn w:val="666"/>
+    <w:basedOn w:val="886"/>
     <w:uiPriority w:val="99"/>
     <w:pPr>
       <w:pBdr/>
@@ -14854,11 +18572,11 @@
         <w:tblBorders/>
       </w:tblPr>
       <w:tcPr>
-        <w:shd w:color="ffffff"/>
+        <w:shd w:val="clear" w:color="ffffff"/>
         <w:tcBorders>
-          <w:top w:val="none"/>
-          <w:left w:val="none"/>
-          <w:bottom w:val="none"/>
+          <w:top w:val="none" w:color="000000" w:sz="4" w:space="0"/>
+          <w:left w:val="none" w:color="000000" w:sz="4" w:space="0"/>
+          <w:bottom w:val="none" w:color="000000" w:sz="4" w:space="0"/>
           <w:right w:val="single" w:color="000000" w:themeColor="accent6" w:themeTint="90" w:sz="4" w:space="0"/>
         </w:tcBorders>
       </w:tcPr>
@@ -14881,10 +18599,10 @@
       <w:tcPr>
         <w:shd w:val="clear" w:color="ffffff" w:themeColor="light1" w:fill="ffffff" w:themeFill="light1"/>
         <w:tcBorders>
-          <w:top w:val="none"/>
-          <w:left w:val="none"/>
+          <w:top w:val="none" w:color="000000" w:sz="4" w:space="0"/>
+          <w:left w:val="none" w:color="000000" w:sz="4" w:space="0"/>
           <w:bottom w:val="single" w:color="000000" w:themeColor="accent6" w:themeTint="90" w:sz="4" w:space="0"/>
-          <w:right w:val="none"/>
+          <w:right w:val="none" w:color="000000" w:sz="4" w:space="0"/>
         </w:tcBorders>
       </w:tcPr>
     </w:tblStylePr>
@@ -14904,12 +18622,12 @@
         <w:tblBorders/>
       </w:tblPr>
       <w:tcPr>
-        <w:shd w:color="ffffff"/>
+        <w:shd w:val="clear" w:color="ffffff"/>
         <w:tcBorders>
-          <w:top w:val="none"/>
+          <w:top w:val="none" w:color="000000" w:sz="4" w:space="0"/>
           <w:left w:val="single" w:color="000000" w:themeColor="accent6" w:themeTint="90" w:sz="4" w:space="0"/>
-          <w:bottom w:val="none"/>
-          <w:right w:val="none"/>
+          <w:bottom w:val="none" w:color="000000" w:sz="4" w:space="0"/>
+          <w:right w:val="none" w:color="000000" w:sz="4" w:space="0"/>
         </w:tcBorders>
       </w:tcPr>
     </w:tblStylePr>
@@ -14932,9 +18650,9 @@
         <w:shd w:val="clear" w:color="ffffff" w:themeColor="light1" w:fill="ffffff" w:themeFill="light1"/>
         <w:tcBorders>
           <w:top w:val="single" w:color="000000" w:themeColor="accent6" w:themeTint="90" w:sz="4" w:space="0"/>
-          <w:left w:val="none"/>
-          <w:bottom w:val="none"/>
-          <w:right w:val="none"/>
+          <w:left w:val="none" w:color="000000" w:sz="4" w:space="0"/>
+          <w:bottom w:val="none" w:color="000000" w:sz="4" w:space="0"/>
+          <w:right w:val="none" w:color="000000" w:sz="4" w:space="0"/>
         </w:tcBorders>
       </w:tcPr>
     </w:tblStylePr>
@@ -15004,9 +18722,9 @@
       </w:tcPr>
     </w:tblStylePr>
   </w:style>
-  <w:style w:type="table" w:styleId="68">
+  <w:style w:type="table" w:styleId="757">
     <w:name w:val="List Table 1 Light"/>
-    <w:basedOn w:val="666"/>
+    <w:basedOn w:val="886"/>
     <w:uiPriority w:val="99"/>
     <w:pPr>
       <w:pBdr/>
@@ -15220,9 +18938,9 @@
       </w:tcPr>
     </w:tblStylePr>
   </w:style>
-  <w:style w:type="table" w:styleId="69">
+  <w:style w:type="table" w:styleId="758">
     <w:name w:val="List Table 1 Light - Accent 1"/>
-    <w:basedOn w:val="666"/>
+    <w:basedOn w:val="886"/>
     <w:uiPriority w:val="99"/>
     <w:pPr>
       <w:pBdr/>
@@ -15436,9 +19154,9 @@
       </w:tcPr>
     </w:tblStylePr>
   </w:style>
-  <w:style w:type="table" w:styleId="70">
+  <w:style w:type="table" w:styleId="759">
     <w:name w:val="List Table 1 Light - Accent 2"/>
-    <w:basedOn w:val="666"/>
+    <w:basedOn w:val="886"/>
     <w:uiPriority w:val="99"/>
     <w:pPr>
       <w:pBdr/>
@@ -15652,9 +19370,9 @@
       </w:tcPr>
     </w:tblStylePr>
   </w:style>
-  <w:style w:type="table" w:styleId="71">
+  <w:style w:type="table" w:styleId="760">
     <w:name w:val="List Table 1 Light - Accent 3"/>
-    <w:basedOn w:val="666"/>
+    <w:basedOn w:val="886"/>
     <w:uiPriority w:val="99"/>
     <w:pPr>
       <w:pBdr/>
@@ -15868,9 +19586,9 @@
       </w:tcPr>
     </w:tblStylePr>
   </w:style>
-  <w:style w:type="table" w:styleId="72">
+  <w:style w:type="table" w:styleId="761">
     <w:name w:val="List Table 1 Light - Accent 4"/>
-    <w:basedOn w:val="666"/>
+    <w:basedOn w:val="886"/>
     <w:uiPriority w:val="99"/>
     <w:pPr>
       <w:pBdr/>
@@ -16084,9 +19802,9 @@
       </w:tcPr>
     </w:tblStylePr>
   </w:style>
-  <w:style w:type="table" w:styleId="73">
+  <w:style w:type="table" w:styleId="762">
     <w:name w:val="List Table 1 Light - Accent 5"/>
-    <w:basedOn w:val="666"/>
+    <w:basedOn w:val="886"/>
     <w:uiPriority w:val="99"/>
     <w:pPr>
       <w:pBdr/>
@@ -16300,9 +20018,9 @@
       </w:tcPr>
     </w:tblStylePr>
   </w:style>
-  <w:style w:type="table" w:styleId="74">
+  <w:style w:type="table" w:styleId="763">
     <w:name w:val="List Table 1 Light - Accent 6"/>
-    <w:basedOn w:val="666"/>
+    <w:basedOn w:val="886"/>
     <w:uiPriority w:val="99"/>
     <w:pPr>
       <w:pBdr/>
@@ -16516,9 +20234,9 @@
       </w:tcPr>
     </w:tblStylePr>
   </w:style>
-  <w:style w:type="table" w:styleId="75">
+  <w:style w:type="table" w:styleId="764">
     <w:name w:val="List Table 2"/>
-    <w:basedOn w:val="666"/>
+    <w:basedOn w:val="886"/>
     <w:uiPriority w:val="99"/>
     <w:pPr>
       <w:pBdr/>
@@ -16754,9 +20472,9 @@
       </w:tcPr>
     </w:tblStylePr>
   </w:style>
-  <w:style w:type="table" w:styleId="76">
+  <w:style w:type="table" w:styleId="765">
     <w:name w:val="List Table 2 - Accent 1"/>
-    <w:basedOn w:val="666"/>
+    <w:basedOn w:val="886"/>
     <w:uiPriority w:val="99"/>
     <w:pPr>
       <w:pBdr/>
@@ -16992,9 +20710,9 @@
       </w:tcPr>
     </w:tblStylePr>
   </w:style>
-  <w:style w:type="table" w:styleId="77">
+  <w:style w:type="table" w:styleId="766">
     <w:name w:val="List Table 2 - Accent 2"/>
-    <w:basedOn w:val="666"/>
+    <w:basedOn w:val="886"/>
     <w:uiPriority w:val="99"/>
     <w:pPr>
       <w:pBdr/>
@@ -17230,9 +20948,9 @@
       </w:tcPr>
     </w:tblStylePr>
   </w:style>
-  <w:style w:type="table" w:styleId="78">
+  <w:style w:type="table" w:styleId="767">
     <w:name w:val="List Table 2 - Accent 3"/>
-    <w:basedOn w:val="666"/>
+    <w:basedOn w:val="886"/>
     <w:uiPriority w:val="99"/>
     <w:pPr>
       <w:pBdr/>
@@ -17468,9 +21186,9 @@
       </w:tcPr>
     </w:tblStylePr>
   </w:style>
-  <w:style w:type="table" w:styleId="79">
+  <w:style w:type="table" w:styleId="768">
     <w:name w:val="List Table 2 - Accent 4"/>
-    <w:basedOn w:val="666"/>
+    <w:basedOn w:val="886"/>
     <w:uiPriority w:val="99"/>
     <w:pPr>
       <w:pBdr/>
@@ -17706,9 +21424,9 @@
       </w:tcPr>
     </w:tblStylePr>
   </w:style>
-  <w:style w:type="table" w:styleId="80">
+  <w:style w:type="table" w:styleId="769">
     <w:name w:val="List Table 2 - Accent 5"/>
-    <w:basedOn w:val="666"/>
+    <w:basedOn w:val="886"/>
     <w:uiPriority w:val="99"/>
     <w:pPr>
       <w:pBdr/>
@@ -17944,9 +21662,9 @@
       </w:tcPr>
     </w:tblStylePr>
   </w:style>
-  <w:style w:type="table" w:styleId="81">
+  <w:style w:type="table" w:styleId="770">
     <w:name w:val="List Table 2 - Accent 6"/>
-    <w:basedOn w:val="666"/>
+    <w:basedOn w:val="886"/>
     <w:uiPriority w:val="99"/>
     <w:pPr>
       <w:pBdr/>
@@ -18182,9 +21900,9 @@
       </w:tcPr>
     </w:tblStylePr>
   </w:style>
-  <w:style w:type="table" w:styleId="82">
+  <w:style w:type="table" w:styleId="771">
     <w:name w:val="List Table 3"/>
-    <w:basedOn w:val="666"/>
+    <w:basedOn w:val="886"/>
     <w:uiPriority w:val="99"/>
     <w:pPr>
       <w:pBdr/>
@@ -18410,9 +22128,9 @@
       </w:tcPr>
     </w:tblStylePr>
   </w:style>
-  <w:style w:type="table" w:styleId="83">
+  <w:style w:type="table" w:styleId="772">
     <w:name w:val="List Table 3 - Accent 1"/>
-    <w:basedOn w:val="666"/>
+    <w:basedOn w:val="886"/>
     <w:uiPriority w:val="99"/>
     <w:pPr>
       <w:pBdr/>
@@ -18638,9 +22356,9 @@
       </w:tcPr>
     </w:tblStylePr>
   </w:style>
-  <w:style w:type="table" w:styleId="84">
+  <w:style w:type="table" w:styleId="773">
     <w:name w:val="List Table 3 - Accent 2"/>
-    <w:basedOn w:val="666"/>
+    <w:basedOn w:val="886"/>
     <w:uiPriority w:val="99"/>
     <w:pPr>
       <w:pBdr/>
@@ -18866,9 +22584,9 @@
       </w:tcPr>
     </w:tblStylePr>
   </w:style>
-  <w:style w:type="table" w:styleId="85">
+  <w:style w:type="table" w:styleId="774">
     <w:name w:val="List Table 3 - Accent 3"/>
-    <w:basedOn w:val="666"/>
+    <w:basedOn w:val="886"/>
     <w:uiPriority w:val="99"/>
     <w:pPr>
       <w:pBdr/>
@@ -19094,9 +22812,9 @@
       </w:tcPr>
     </w:tblStylePr>
   </w:style>
-  <w:style w:type="table" w:styleId="86">
+  <w:style w:type="table" w:styleId="775">
     <w:name w:val="List Table 3 - Accent 4"/>
-    <w:basedOn w:val="666"/>
+    <w:basedOn w:val="886"/>
     <w:uiPriority w:val="99"/>
     <w:pPr>
       <w:pBdr/>
@@ -19322,9 +23040,9 @@
       </w:tcPr>
     </w:tblStylePr>
   </w:style>
-  <w:style w:type="table" w:styleId="87">
+  <w:style w:type="table" w:styleId="776">
     <w:name w:val="List Table 3 - Accent 5"/>
-    <w:basedOn w:val="666"/>
+    <w:basedOn w:val="886"/>
     <w:uiPriority w:val="99"/>
     <w:pPr>
       <w:pBdr/>
@@ -19550,9 +23268,9 @@
       </w:tcPr>
     </w:tblStylePr>
   </w:style>
-  <w:style w:type="table" w:styleId="88">
+  <w:style w:type="table" w:styleId="777">
     <w:name w:val="List Table 3 - Accent 6"/>
-    <w:basedOn w:val="666"/>
+    <w:basedOn w:val="886"/>
     <w:uiPriority w:val="99"/>
     <w:pPr>
       <w:pBdr/>
@@ -19778,9 +23496,9 @@
       </w:tcPr>
     </w:tblStylePr>
   </w:style>
-  <w:style w:type="table" w:styleId="89">
+  <w:style w:type="table" w:styleId="778">
     <w:name w:val="List Table 4"/>
-    <w:basedOn w:val="666"/>
+    <w:basedOn w:val="886"/>
     <w:uiPriority w:val="99"/>
     <w:pPr>
       <w:pBdr/>
@@ -20003,9 +23721,9 @@
       </w:tcPr>
     </w:tblStylePr>
   </w:style>
-  <w:style w:type="table" w:styleId="90">
+  <w:style w:type="table" w:styleId="779">
     <w:name w:val="List Table 4 - Accent 1"/>
-    <w:basedOn w:val="666"/>
+    <w:basedOn w:val="886"/>
     <w:uiPriority w:val="99"/>
     <w:pPr>
       <w:pBdr/>
@@ -20228,9 +23946,9 @@
       </w:tcPr>
     </w:tblStylePr>
   </w:style>
-  <w:style w:type="table" w:styleId="91">
+  <w:style w:type="table" w:styleId="780">
     <w:name w:val="List Table 4 - Accent 2"/>
-    <w:basedOn w:val="666"/>
+    <w:basedOn w:val="886"/>
     <w:uiPriority w:val="99"/>
     <w:pPr>
       <w:pBdr/>
@@ -20453,9 +24171,9 @@
       </w:tcPr>
     </w:tblStylePr>
   </w:style>
-  <w:style w:type="table" w:styleId="92">
+  <w:style w:type="table" w:styleId="781">
     <w:name w:val="List Table 4 - Accent 3"/>
-    <w:basedOn w:val="666"/>
+    <w:basedOn w:val="886"/>
     <w:uiPriority w:val="99"/>
     <w:pPr>
       <w:pBdr/>
@@ -20678,9 +24396,9 @@
       </w:tcPr>
     </w:tblStylePr>
   </w:style>
-  <w:style w:type="table" w:styleId="93">
+  <w:style w:type="table" w:styleId="782">
     <w:name w:val="List Table 4 - Accent 4"/>
-    <w:basedOn w:val="666"/>
+    <w:basedOn w:val="886"/>
     <w:uiPriority w:val="99"/>
     <w:pPr>
       <w:pBdr/>
@@ -20903,9 +24621,9 @@
       </w:tcPr>
     </w:tblStylePr>
   </w:style>
-  <w:style w:type="table" w:styleId="94">
+  <w:style w:type="table" w:styleId="783">
     <w:name w:val="List Table 4 - Accent 5"/>
-    <w:basedOn w:val="666"/>
+    <w:basedOn w:val="886"/>
     <w:uiPriority w:val="99"/>
     <w:pPr>
       <w:pBdr/>
@@ -21128,9 +24846,9 @@
       </w:tcPr>
     </w:tblStylePr>
   </w:style>
-  <w:style w:type="table" w:styleId="95">
+  <w:style w:type="table" w:styleId="784">
     <w:name w:val="List Table 4 - Accent 6"/>
-    <w:basedOn w:val="666"/>
+    <w:basedOn w:val="886"/>
     <w:uiPriority w:val="99"/>
     <w:pPr>
       <w:pBdr/>
@@ -21353,9 +25071,9 @@
       </w:tcPr>
     </w:tblStylePr>
   </w:style>
-  <w:style w:type="table" w:styleId="96">
+  <w:style w:type="table" w:styleId="785">
     <w:name w:val="List Table 5 Dark"/>
-    <w:basedOn w:val="666"/>
+    <w:basedOn w:val="886"/>
     <w:uiPriority w:val="99"/>
     <w:pPr>
       <w:pBdr/>
@@ -21595,9 +25313,9 @@
       </w:tcPr>
     </w:tblStylePr>
   </w:style>
-  <w:style w:type="table" w:styleId="97">
+  <w:style w:type="table" w:styleId="786">
     <w:name w:val="List Table 5 Dark - Accent 1"/>
-    <w:basedOn w:val="666"/>
+    <w:basedOn w:val="886"/>
     <w:uiPriority w:val="99"/>
     <w:pPr>
       <w:pBdr/>
@@ -21837,9 +25555,9 @@
       </w:tcPr>
     </w:tblStylePr>
   </w:style>
-  <w:style w:type="table" w:styleId="98">
+  <w:style w:type="table" w:styleId="787">
     <w:name w:val="List Table 5 Dark - Accent 2"/>
-    <w:basedOn w:val="666"/>
+    <w:basedOn w:val="886"/>
     <w:uiPriority w:val="99"/>
     <w:pPr>
       <w:pBdr/>
@@ -22079,9 +25797,9 @@
       </w:tcPr>
     </w:tblStylePr>
   </w:style>
-  <w:style w:type="table" w:styleId="99">
+  <w:style w:type="table" w:styleId="788">
     <w:name w:val="List Table 5 Dark - Accent 3"/>
-    <w:basedOn w:val="666"/>
+    <w:basedOn w:val="886"/>
     <w:uiPriority w:val="99"/>
     <w:pPr>
       <w:pBdr/>
@@ -22321,9 +26039,9 @@
       </w:tcPr>
     </w:tblStylePr>
   </w:style>
-  <w:style w:type="table" w:styleId="100">
+  <w:style w:type="table" w:styleId="789">
     <w:name w:val="List Table 5 Dark - Accent 4"/>
-    <w:basedOn w:val="666"/>
+    <w:basedOn w:val="886"/>
     <w:uiPriority w:val="99"/>
     <w:pPr>
       <w:pBdr/>
@@ -22563,9 +26281,9 @@
       </w:tcPr>
     </w:tblStylePr>
   </w:style>
-  <w:style w:type="table" w:styleId="101">
+  <w:style w:type="table" w:styleId="790">
     <w:name w:val="List Table 5 Dark - Accent 5"/>
-    <w:basedOn w:val="666"/>
+    <w:basedOn w:val="886"/>
     <w:uiPriority w:val="99"/>
     <w:pPr>
       <w:pBdr/>
@@ -22805,9 +26523,9 @@
       </w:tcPr>
     </w:tblStylePr>
   </w:style>
-  <w:style w:type="table" w:styleId="102">
+  <w:style w:type="table" w:styleId="791">
     <w:name w:val="List Table 5 Dark - Accent 6"/>
-    <w:basedOn w:val="666"/>
+    <w:basedOn w:val="886"/>
     <w:uiPriority w:val="99"/>
     <w:pPr>
       <w:pBdr/>
@@ -23047,9 +26765,9 @@
       </w:tcPr>
     </w:tblStylePr>
   </w:style>
-  <w:style w:type="table" w:styleId="103">
+  <w:style w:type="table" w:styleId="792">
     <w:name w:val="List Table 6 Colorful"/>
-    <w:basedOn w:val="666"/>
+    <w:basedOn w:val="886"/>
     <w:uiPriority w:val="99"/>
     <w:pPr>
       <w:pBdr/>
@@ -23270,9 +26988,9 @@
       </w:tcPr>
     </w:tblStylePr>
   </w:style>
-  <w:style w:type="table" w:styleId="104">
+  <w:style w:type="table" w:styleId="793">
     <w:name w:val="List Table 6 Colorful - Accent 1"/>
-    <w:basedOn w:val="666"/>
+    <w:basedOn w:val="886"/>
     <w:uiPriority w:val="99"/>
     <w:pPr>
       <w:pBdr/>
@@ -23493,9 +27211,9 @@
       </w:tcPr>
     </w:tblStylePr>
   </w:style>
-  <w:style w:type="table" w:styleId="105">
+  <w:style w:type="table" w:styleId="794">
     <w:name w:val="List Table 6 Colorful - Accent 2"/>
-    <w:basedOn w:val="666"/>
+    <w:basedOn w:val="886"/>
     <w:uiPriority w:val="99"/>
     <w:pPr>
       <w:pBdr/>
@@ -23716,9 +27434,9 @@
       </w:tcPr>
     </w:tblStylePr>
   </w:style>
-  <w:style w:type="table" w:styleId="106">
+  <w:style w:type="table" w:styleId="795">
     <w:name w:val="List Table 6 Colorful - Accent 3"/>
-    <w:basedOn w:val="666"/>
+    <w:basedOn w:val="886"/>
     <w:uiPriority w:val="99"/>
     <w:pPr>
       <w:pBdr/>
@@ -23939,9 +27657,9 @@
       </w:tcPr>
     </w:tblStylePr>
   </w:style>
-  <w:style w:type="table" w:styleId="107">
+  <w:style w:type="table" w:styleId="796">
     <w:name w:val="List Table 6 Colorful - Accent 4"/>
-    <w:basedOn w:val="666"/>
+    <w:basedOn w:val="886"/>
     <w:uiPriority w:val="99"/>
     <w:pPr>
       <w:pBdr/>
@@ -24162,9 +27880,9 @@
       </w:tcPr>
     </w:tblStylePr>
   </w:style>
-  <w:style w:type="table" w:styleId="108">
+  <w:style w:type="table" w:styleId="797">
     <w:name w:val="List Table 6 Colorful - Accent 5"/>
-    <w:basedOn w:val="666"/>
+    <w:basedOn w:val="886"/>
     <w:uiPriority w:val="99"/>
     <w:pPr>
       <w:pBdr/>
@@ -24385,9 +28103,9 @@
       </w:tcPr>
     </w:tblStylePr>
   </w:style>
-  <w:style w:type="table" w:styleId="109">
+  <w:style w:type="table" w:styleId="798">
     <w:name w:val="List Table 6 Colorful - Accent 6"/>
-    <w:basedOn w:val="666"/>
+    <w:basedOn w:val="886"/>
     <w:uiPriority w:val="99"/>
     <w:pPr>
       <w:pBdr/>
@@ -24608,9 +28326,9 @@
       </w:tcPr>
     </w:tblStylePr>
   </w:style>
-  <w:style w:type="table" w:styleId="110">
+  <w:style w:type="table" w:styleId="799">
     <w:name w:val="List Table 7 Colorful"/>
-    <w:basedOn w:val="666"/>
+    <w:basedOn w:val="886"/>
     <w:uiPriority w:val="99"/>
     <w:pPr>
       <w:pBdr/>
@@ -24709,11 +28427,11 @@
         <w:tblBorders/>
       </w:tblPr>
       <w:tcPr>
-        <w:shd w:color="ffffff"/>
+        <w:shd w:val="clear" w:color="ffffff"/>
         <w:tcBorders>
-          <w:top w:val="none"/>
-          <w:left w:val="none"/>
-          <w:bottom w:val="none"/>
+          <w:top w:val="none" w:color="000000" w:sz="4" w:space="0"/>
+          <w:left w:val="none" w:color="000000" w:sz="4" w:space="0"/>
+          <w:bottom w:val="none" w:color="000000" w:sz="4" w:space="0"/>
           <w:right w:val="single" w:color="000000" w:themeColor="text1" w:themeTint="80" w:sz="4" w:space="0"/>
         </w:tcBorders>
       </w:tcPr>
@@ -24736,10 +28454,10 @@
       <w:tcPr>
         <w:shd w:val="clear" w:color="ffffff" w:themeColor="light1" w:fill="ffffff" w:themeFill="light1"/>
         <w:tcBorders>
-          <w:top w:val="none"/>
-          <w:left w:val="none"/>
+          <w:top w:val="none" w:color="000000" w:sz="4" w:space="0"/>
+          <w:left w:val="none" w:color="000000" w:sz="4" w:space="0"/>
           <w:bottom w:val="single" w:color="000000" w:themeColor="text1" w:themeTint="80" w:sz="4" w:space="0"/>
-          <w:right w:val="none"/>
+          <w:right w:val="none" w:color="000000" w:sz="4" w:space="0"/>
         </w:tcBorders>
       </w:tcPr>
     </w:tblStylePr>
@@ -24759,12 +28477,12 @@
         <w:tblBorders/>
       </w:tblPr>
       <w:tcPr>
-        <w:shd w:color="ffffff"/>
+        <w:shd w:val="clear" w:color="ffffff"/>
         <w:tcBorders>
-          <w:top w:val="none"/>
+          <w:top w:val="none" w:color="000000" w:sz="4" w:space="0"/>
           <w:left w:val="single" w:color="000000" w:themeColor="text1" w:themeTint="80" w:sz="4" w:space="0"/>
-          <w:bottom w:val="none"/>
-          <w:right w:val="none"/>
+          <w:bottom w:val="none" w:color="000000" w:sz="4" w:space="0"/>
+          <w:right w:val="none" w:color="000000" w:sz="4" w:space="0"/>
         </w:tcBorders>
       </w:tcPr>
     </w:tblStylePr>
@@ -24787,9 +28505,9 @@
         <w:shd w:val="clear" w:color="ffffff" w:themeColor="light1" w:fill="ffffff" w:themeFill="light1"/>
         <w:tcBorders>
           <w:top w:val="single" w:color="000000" w:themeColor="text1" w:themeTint="80" w:sz="4" w:space="0"/>
-          <w:left w:val="none"/>
-          <w:bottom w:val="none"/>
-          <w:right w:val="none"/>
+          <w:left w:val="none" w:color="000000" w:sz="4" w:space="0"/>
+          <w:bottom w:val="none" w:color="000000" w:sz="4" w:space="0"/>
+          <w:right w:val="none" w:color="000000" w:sz="4" w:space="0"/>
         </w:tcBorders>
       </w:tcPr>
     </w:tblStylePr>
@@ -24864,9 +28582,9 @@
       </w:tcPr>
     </w:tblStylePr>
   </w:style>
-  <w:style w:type="table" w:styleId="111">
+  <w:style w:type="table" w:styleId="800">
     <w:name w:val="List Table 7 Colorful - Accent 1"/>
-    <w:basedOn w:val="666"/>
+    <w:basedOn w:val="886"/>
     <w:uiPriority w:val="99"/>
     <w:pPr>
       <w:pBdr/>
@@ -24965,11 +28683,11 @@
         <w:tblBorders/>
       </w:tblPr>
       <w:tcPr>
-        <w:shd w:color="ffffff"/>
+        <w:shd w:val="clear" w:color="ffffff"/>
         <w:tcBorders>
-          <w:top w:val="none"/>
-          <w:left w:val="none"/>
-          <w:bottom w:val="none"/>
+          <w:top w:val="none" w:color="000000" w:sz="4" w:space="0"/>
+          <w:left w:val="none" w:color="000000" w:sz="4" w:space="0"/>
+          <w:bottom w:val="none" w:color="000000" w:sz="4" w:space="0"/>
           <w:right w:val="single" w:color="000000" w:themeColor="accent1" w:sz="4" w:space="0"/>
         </w:tcBorders>
       </w:tcPr>
@@ -24992,10 +28710,10 @@
       <w:tcPr>
         <w:shd w:val="clear" w:color="ffffff" w:themeColor="light1" w:fill="ffffff" w:themeFill="light1"/>
         <w:tcBorders>
-          <w:top w:val="none"/>
-          <w:left w:val="none"/>
+          <w:top w:val="none" w:color="000000" w:sz="4" w:space="0"/>
+          <w:left w:val="none" w:color="000000" w:sz="4" w:space="0"/>
           <w:bottom w:val="single" w:color="000000" w:themeColor="accent1" w:sz="4" w:space="0"/>
-          <w:right w:val="none"/>
+          <w:right w:val="none" w:color="000000" w:sz="4" w:space="0"/>
         </w:tcBorders>
       </w:tcPr>
     </w:tblStylePr>
@@ -25015,12 +28733,12 @@
         <w:tblBorders/>
       </w:tblPr>
       <w:tcPr>
-        <w:shd w:color="ffffff"/>
+        <w:shd w:val="clear" w:color="ffffff"/>
         <w:tcBorders>
-          <w:top w:val="none"/>
+          <w:top w:val="none" w:color="000000" w:sz="4" w:space="0"/>
           <w:left w:val="single" w:color="000000" w:themeColor="accent1" w:sz="4" w:space="0"/>
-          <w:bottom w:val="none"/>
-          <w:right w:val="none"/>
+          <w:bottom w:val="none" w:color="000000" w:sz="4" w:space="0"/>
+          <w:right w:val="none" w:color="000000" w:sz="4" w:space="0"/>
         </w:tcBorders>
       </w:tcPr>
     </w:tblStylePr>
@@ -25043,9 +28761,9 @@
         <w:shd w:val="clear" w:color="ffffff" w:themeColor="light1" w:fill="ffffff" w:themeFill="light1"/>
         <w:tcBorders>
           <w:top w:val="single" w:color="000000" w:themeColor="accent1" w:sz="4" w:space="0"/>
-          <w:left w:val="none"/>
-          <w:bottom w:val="none"/>
-          <w:right w:val="none"/>
+          <w:left w:val="none" w:color="000000" w:sz="4" w:space="0"/>
+          <w:bottom w:val="none" w:color="000000" w:sz="4" w:space="0"/>
+          <w:right w:val="none" w:color="000000" w:sz="4" w:space="0"/>
         </w:tcBorders>
       </w:tcPr>
     </w:tblStylePr>
@@ -25120,9 +28838,9 @@
       </w:tcPr>
     </w:tblStylePr>
   </w:style>
-  <w:style w:type="table" w:styleId="112">
+  <w:style w:type="table" w:styleId="801">
     <w:name w:val="List Table 7 Colorful - Accent 2"/>
-    <w:basedOn w:val="666"/>
+    <w:basedOn w:val="886"/>
     <w:uiPriority w:val="99"/>
     <w:pPr>
       <w:pBdr/>
@@ -25221,11 +28939,11 @@
         <w:tblBorders/>
       </w:tblPr>
       <w:tcPr>
-        <w:shd w:color="ffffff"/>
+        <w:shd w:val="clear" w:color="ffffff"/>
         <w:tcBorders>
-          <w:top w:val="none"/>
-          <w:left w:val="none"/>
-          <w:bottom w:val="none"/>
+          <w:top w:val="none" w:color="000000" w:sz="4" w:space="0"/>
+          <w:left w:val="none" w:color="000000" w:sz="4" w:space="0"/>
+          <w:bottom w:val="none" w:color="000000" w:sz="4" w:space="0"/>
           <w:right w:val="single" w:color="000000" w:themeColor="accent2" w:themeTint="97" w:sz="4" w:space="0"/>
         </w:tcBorders>
       </w:tcPr>
@@ -25248,10 +28966,10 @@
       <w:tcPr>
         <w:shd w:val="clear" w:color="ffffff" w:themeColor="light1" w:fill="ffffff" w:themeFill="light1"/>
         <w:tcBorders>
-          <w:top w:val="none"/>
-          <w:left w:val="none"/>
+          <w:top w:val="none" w:color="000000" w:sz="4" w:space="0"/>
+          <w:left w:val="none" w:color="000000" w:sz="4" w:space="0"/>
           <w:bottom w:val="single" w:color="000000" w:themeColor="accent2" w:themeTint="97" w:sz="4" w:space="0"/>
-          <w:right w:val="none"/>
+          <w:right w:val="none" w:color="000000" w:sz="4" w:space="0"/>
         </w:tcBorders>
       </w:tcPr>
     </w:tblStylePr>
@@ -25271,12 +28989,12 @@
         <w:tblBorders/>
       </w:tblPr>
       <w:tcPr>
-        <w:shd w:color="ffffff"/>
+        <w:shd w:val="clear" w:color="ffffff"/>
         <w:tcBorders>
-          <w:top w:val="none"/>
+          <w:top w:val="none" w:color="000000" w:sz="4" w:space="0"/>
           <w:left w:val="single" w:color="000000" w:themeColor="accent2" w:themeTint="97" w:sz="4" w:space="0"/>
-          <w:bottom w:val="none"/>
-          <w:right w:val="none"/>
+          <w:bottom w:val="none" w:color="000000" w:sz="4" w:space="0"/>
+          <w:right w:val="none" w:color="000000" w:sz="4" w:space="0"/>
         </w:tcBorders>
       </w:tcPr>
     </w:tblStylePr>
@@ -25299,9 +29017,9 @@
         <w:shd w:val="clear" w:color="ffffff" w:themeColor="light1" w:fill="ffffff" w:themeFill="light1"/>
         <w:tcBorders>
           <w:top w:val="single" w:color="000000" w:themeColor="accent2" w:themeTint="97" w:sz="4" w:space="0"/>
-          <w:left w:val="none"/>
-          <w:bottom w:val="none"/>
-          <w:right w:val="none"/>
+          <w:left w:val="none" w:color="000000" w:sz="4" w:space="0"/>
+          <w:bottom w:val="none" w:color="000000" w:sz="4" w:space="0"/>
+          <w:right w:val="none" w:color="000000" w:sz="4" w:space="0"/>
         </w:tcBorders>
       </w:tcPr>
     </w:tblStylePr>
@@ -25376,9 +29094,9 @@
       </w:tcPr>
     </w:tblStylePr>
   </w:style>
-  <w:style w:type="table" w:styleId="113">
+  <w:style w:type="table" w:styleId="802">
     <w:name w:val="List Table 7 Colorful - Accent 3"/>
-    <w:basedOn w:val="666"/>
+    <w:basedOn w:val="886"/>
     <w:uiPriority w:val="99"/>
     <w:pPr>
       <w:pBdr/>
@@ -25477,11 +29195,11 @@
         <w:tblBorders/>
       </w:tblPr>
       <w:tcPr>
-        <w:shd w:color="ffffff"/>
+        <w:shd w:val="clear" w:color="ffffff"/>
         <w:tcBorders>
-          <w:top w:val="none"/>
-          <w:left w:val="none"/>
-          <w:bottom w:val="none"/>
+          <w:top w:val="none" w:color="000000" w:sz="4" w:space="0"/>
+          <w:left w:val="none" w:color="000000" w:sz="4" w:space="0"/>
+          <w:bottom w:val="none" w:color="000000" w:sz="4" w:space="0"/>
           <w:right w:val="single" w:color="000000" w:themeColor="accent3" w:themeTint="98" w:sz="4" w:space="0"/>
         </w:tcBorders>
       </w:tcPr>
@@ -25504,10 +29222,10 @@
       <w:tcPr>
         <w:shd w:val="clear" w:color="ffffff" w:themeColor="light1" w:fill="ffffff" w:themeFill="light1"/>
         <w:tcBorders>
-          <w:top w:val="none"/>
-          <w:left w:val="none"/>
+          <w:top w:val="none" w:color="000000" w:sz="4" w:space="0"/>
+          <w:left w:val="none" w:color="000000" w:sz="4" w:space="0"/>
           <w:bottom w:val="single" w:color="000000" w:themeColor="accent3" w:themeTint="98" w:sz="4" w:space="0"/>
-          <w:right w:val="none"/>
+          <w:right w:val="none" w:color="000000" w:sz="4" w:space="0"/>
         </w:tcBorders>
       </w:tcPr>
     </w:tblStylePr>
@@ -25527,12 +29245,12 @@
         <w:tblBorders/>
       </w:tblPr>
       <w:tcPr>
-        <w:shd w:color="ffffff"/>
+        <w:shd w:val="clear" w:color="ffffff"/>
         <w:tcBorders>
-          <w:top w:val="none"/>
+          <w:top w:val="none" w:color="000000" w:sz="4" w:space="0"/>
           <w:left w:val="single" w:color="000000" w:themeColor="accent3" w:themeTint="98" w:sz="4" w:space="0"/>
-          <w:bottom w:val="none"/>
-          <w:right w:val="none"/>
+          <w:bottom w:val="none" w:color="000000" w:sz="4" w:space="0"/>
+          <w:right w:val="none" w:color="000000" w:sz="4" w:space="0"/>
         </w:tcBorders>
       </w:tcPr>
     </w:tblStylePr>
@@ -25555,9 +29273,9 @@
         <w:shd w:val="clear" w:color="ffffff" w:themeColor="light1" w:fill="ffffff" w:themeFill="light1"/>
         <w:tcBorders>
           <w:top w:val="single" w:color="000000" w:themeColor="accent3" w:themeTint="98" w:sz="4" w:space="0"/>
-          <w:left w:val="none"/>
-          <w:bottom w:val="none"/>
-          <w:right w:val="none"/>
+          <w:left w:val="none" w:color="000000" w:sz="4" w:space="0"/>
+          <w:bottom w:val="none" w:color="000000" w:sz="4" w:space="0"/>
+          <w:right w:val="none" w:color="000000" w:sz="4" w:space="0"/>
         </w:tcBorders>
       </w:tcPr>
     </w:tblStylePr>
@@ -25632,9 +29350,9 @@
       </w:tcPr>
     </w:tblStylePr>
   </w:style>
-  <w:style w:type="table" w:styleId="114">
+  <w:style w:type="table" w:styleId="803">
     <w:name w:val="List Table 7 Colorful - Accent 4"/>
-    <w:basedOn w:val="666"/>
+    <w:basedOn w:val="886"/>
     <w:uiPriority w:val="99"/>
     <w:pPr>
       <w:pBdr/>
@@ -25733,11 +29451,11 @@
         <w:tblBorders/>
       </w:tblPr>
       <w:tcPr>
-        <w:shd w:color="ffffff"/>
+        <w:shd w:val="clear" w:color="ffffff"/>
         <w:tcBorders>
-          <w:top w:val="none"/>
-          <w:left w:val="none"/>
-          <w:bottom w:val="none"/>
+          <w:top w:val="none" w:color="000000" w:sz="4" w:space="0"/>
+          <w:left w:val="none" w:color="000000" w:sz="4" w:space="0"/>
+          <w:bottom w:val="none" w:color="000000" w:sz="4" w:space="0"/>
           <w:right w:val="single" w:color="000000" w:themeColor="accent4" w:themeTint="9A" w:sz="4" w:space="0"/>
         </w:tcBorders>
       </w:tcPr>
@@ -25760,10 +29478,10 @@
       <w:tcPr>
         <w:shd w:val="clear" w:color="ffffff" w:themeColor="light1" w:fill="ffffff" w:themeFill="light1"/>
         <w:tcBorders>
-          <w:top w:val="none"/>
-          <w:left w:val="none"/>
+          <w:top w:val="none" w:color="000000" w:sz="4" w:space="0"/>
+          <w:left w:val="none" w:color="000000" w:sz="4" w:space="0"/>
           <w:bottom w:val="single" w:color="000000" w:themeColor="accent4" w:themeTint="9A" w:sz="4" w:space="0"/>
-          <w:right w:val="none"/>
+          <w:right w:val="none" w:color="000000" w:sz="4" w:space="0"/>
         </w:tcBorders>
       </w:tcPr>
     </w:tblStylePr>
@@ -25783,12 +29501,12 @@
         <w:tblBorders/>
       </w:tblPr>
       <w:tcPr>
-        <w:shd w:color="ffffff"/>
+        <w:shd w:val="clear" w:color="ffffff"/>
         <w:tcBorders>
-          <w:top w:val="none"/>
+          <w:top w:val="none" w:color="000000" w:sz="4" w:space="0"/>
           <w:left w:val="single" w:color="000000" w:themeColor="accent4" w:themeTint="9A" w:sz="4" w:space="0"/>
-          <w:bottom w:val="none"/>
-          <w:right w:val="none"/>
+          <w:bottom w:val="none" w:color="000000" w:sz="4" w:space="0"/>
+          <w:right w:val="none" w:color="000000" w:sz="4" w:space="0"/>
         </w:tcBorders>
       </w:tcPr>
     </w:tblStylePr>
@@ -25811,9 +29529,9 @@
         <w:shd w:val="clear" w:color="ffffff" w:themeColor="light1" w:fill="ffffff" w:themeFill="light1"/>
         <w:tcBorders>
           <w:top w:val="single" w:color="000000" w:themeColor="accent4" w:themeTint="9A" w:sz="4" w:space="0"/>
-          <w:left w:val="none"/>
-          <w:bottom w:val="none"/>
-          <w:right w:val="none"/>
+          <w:left w:val="none" w:color="000000" w:sz="4" w:space="0"/>
+          <w:bottom w:val="none" w:color="000000" w:sz="4" w:space="0"/>
+          <w:right w:val="none" w:color="000000" w:sz="4" w:space="0"/>
         </w:tcBorders>
       </w:tcPr>
     </w:tblStylePr>
@@ -25888,9 +29606,9 @@
       </w:tcPr>
     </w:tblStylePr>
   </w:style>
-  <w:style w:type="table" w:styleId="115">
+  <w:style w:type="table" w:styleId="804">
     <w:name w:val="List Table 7 Colorful - Accent 5"/>
-    <w:basedOn w:val="666"/>
+    <w:basedOn w:val="886"/>
     <w:uiPriority w:val="99"/>
     <w:pPr>
       <w:pBdr/>
@@ -25989,11 +29707,11 @@
         <w:tblBorders/>
       </w:tblPr>
       <w:tcPr>
-        <w:shd w:color="ffffff"/>
+        <w:shd w:val="clear" w:color="ffffff"/>
         <w:tcBorders>
-          <w:top w:val="none"/>
-          <w:left w:val="none"/>
-          <w:bottom w:val="none"/>
+          <w:top w:val="none" w:color="000000" w:sz="4" w:space="0"/>
+          <w:left w:val="none" w:color="000000" w:sz="4" w:space="0"/>
+          <w:bottom w:val="none" w:color="000000" w:sz="4" w:space="0"/>
           <w:right w:val="single" w:color="000000" w:themeColor="accent5" w:themeTint="9A" w:sz="4" w:space="0"/>
         </w:tcBorders>
       </w:tcPr>
@@ -26016,10 +29734,10 @@
       <w:tcPr>
         <w:shd w:val="clear" w:color="ffffff" w:themeColor="light1" w:fill="ffffff" w:themeFill="light1"/>
         <w:tcBorders>
-          <w:top w:val="none"/>
-          <w:left w:val="none"/>
+          <w:top w:val="none" w:color="000000" w:sz="4" w:space="0"/>
+          <w:left w:val="none" w:color="000000" w:sz="4" w:space="0"/>
           <w:bottom w:val="single" w:color="000000" w:themeColor="accent5" w:themeTint="9A" w:sz="4" w:space="0"/>
-          <w:right w:val="none"/>
+          <w:right w:val="none" w:color="000000" w:sz="4" w:space="0"/>
         </w:tcBorders>
       </w:tcPr>
     </w:tblStylePr>
@@ -26039,12 +29757,12 @@
         <w:tblBorders/>
       </w:tblPr>
       <w:tcPr>
-        <w:shd w:color="ffffff"/>
+        <w:shd w:val="clear" w:color="ffffff"/>
         <w:tcBorders>
-          <w:top w:val="none"/>
+          <w:top w:val="none" w:color="000000" w:sz="4" w:space="0"/>
           <w:left w:val="single" w:color="000000" w:themeColor="accent5" w:themeTint="9A" w:sz="4" w:space="0"/>
-          <w:bottom w:val="none"/>
-          <w:right w:val="none"/>
+          <w:bottom w:val="none" w:color="000000" w:sz="4" w:space="0"/>
+          <w:right w:val="none" w:color="000000" w:sz="4" w:space="0"/>
         </w:tcBorders>
       </w:tcPr>
     </w:tblStylePr>
@@ -26067,9 +29785,9 @@
         <w:shd w:val="clear" w:color="ffffff" w:themeColor="light1" w:fill="ffffff" w:themeFill="light1"/>
         <w:tcBorders>
           <w:top w:val="single" w:color="000000" w:themeColor="accent5" w:themeTint="9A" w:sz="4" w:space="0"/>
-          <w:left w:val="none"/>
-          <w:bottom w:val="none"/>
-          <w:right w:val="none"/>
+          <w:left w:val="none" w:color="000000" w:sz="4" w:space="0"/>
+          <w:bottom w:val="none" w:color="000000" w:sz="4" w:space="0"/>
+          <w:right w:val="none" w:color="000000" w:sz="4" w:space="0"/>
         </w:tcBorders>
       </w:tcPr>
     </w:tblStylePr>
@@ -26144,9 +29862,9 @@
       </w:tcPr>
     </w:tblStylePr>
   </w:style>
-  <w:style w:type="table" w:styleId="116">
+  <w:style w:type="table" w:styleId="805">
     <w:name w:val="List Table 7 Colorful - Accent 6"/>
-    <w:basedOn w:val="666"/>
+    <w:basedOn w:val="886"/>
     <w:uiPriority w:val="99"/>
     <w:pPr>
       <w:pBdr/>
@@ -26245,11 +29963,11 @@
         <w:tblBorders/>
       </w:tblPr>
       <w:tcPr>
-        <w:shd w:color="ffffff"/>
+        <w:shd w:val="clear" w:color="ffffff"/>
         <w:tcBorders>
-          <w:top w:val="none"/>
-          <w:left w:val="none"/>
-          <w:bottom w:val="none"/>
+          <w:top w:val="none" w:color="000000" w:sz="4" w:space="0"/>
+          <w:left w:val="none" w:color="000000" w:sz="4" w:space="0"/>
+          <w:bottom w:val="none" w:color="000000" w:sz="4" w:space="0"/>
           <w:right w:val="single" w:color="000000" w:themeColor="accent6" w:themeTint="98" w:sz="4" w:space="0"/>
         </w:tcBorders>
       </w:tcPr>
@@ -26272,10 +29990,10 @@
       <w:tcPr>
         <w:shd w:val="clear" w:color="ffffff" w:themeColor="light1" w:fill="ffffff" w:themeFill="light1"/>
         <w:tcBorders>
-          <w:top w:val="none"/>
-          <w:left w:val="none"/>
+          <w:top w:val="none" w:color="000000" w:sz="4" w:space="0"/>
+          <w:left w:val="none" w:color="000000" w:sz="4" w:space="0"/>
           <w:bottom w:val="single" w:color="000000" w:themeColor="accent6" w:themeTint="98" w:sz="4" w:space="0"/>
-          <w:right w:val="none"/>
+          <w:right w:val="none" w:color="000000" w:sz="4" w:space="0"/>
         </w:tcBorders>
       </w:tcPr>
     </w:tblStylePr>
@@ -26295,12 +30013,12 @@
         <w:tblBorders/>
       </w:tblPr>
       <w:tcPr>
-        <w:shd w:color="ffffff"/>
+        <w:shd w:val="clear" w:color="ffffff"/>
         <w:tcBorders>
-          <w:top w:val="none"/>
+          <w:top w:val="none" w:color="000000" w:sz="4" w:space="0"/>
           <w:left w:val="single" w:color="000000" w:themeColor="accent6" w:themeTint="98" w:sz="4" w:space="0"/>
-          <w:bottom w:val="none"/>
-          <w:right w:val="none"/>
+          <w:bottom w:val="none" w:color="000000" w:sz="4" w:space="0"/>
+          <w:right w:val="none" w:color="000000" w:sz="4" w:space="0"/>
         </w:tcBorders>
       </w:tcPr>
     </w:tblStylePr>
@@ -26323,9 +30041,9 @@
         <w:shd w:val="clear" w:color="ffffff" w:themeColor="light1" w:fill="ffffff" w:themeFill="light1"/>
         <w:tcBorders>
           <w:top w:val="single" w:color="000000" w:themeColor="accent6" w:themeTint="98" w:sz="4" w:space="0"/>
-          <w:left w:val="none"/>
-          <w:bottom w:val="none"/>
-          <w:right w:val="none"/>
+          <w:left w:val="none" w:color="000000" w:sz="4" w:space="0"/>
+          <w:bottom w:val="none" w:color="000000" w:sz="4" w:space="0"/>
+          <w:right w:val="none" w:color="000000" w:sz="4" w:space="0"/>
         </w:tcBorders>
       </w:tcPr>
     </w:tblStylePr>
@@ -26400,9 +30118,9 @@
       </w:tcPr>
     </w:tblStylePr>
   </w:style>
-  <w:style w:type="table" w:styleId="117">
+  <w:style w:type="table" w:styleId="806">
     <w:name w:val="Lined - Accent"/>
-    <w:basedOn w:val="666"/>
+    <w:basedOn w:val="886"/>
     <w:uiPriority w:val="99"/>
     <w:pPr>
       <w:pBdr/>
@@ -26637,9 +30355,9 @@
       </w:tcPr>
     </w:tblStylePr>
   </w:style>
-  <w:style w:type="table" w:styleId="118">
+  <w:style w:type="table" w:styleId="807">
     <w:name w:val="Lined - Accent 1"/>
-    <w:basedOn w:val="666"/>
+    <w:basedOn w:val="886"/>
     <w:uiPriority w:val="99"/>
     <w:pPr>
       <w:pBdr/>
@@ -26874,9 +30592,9 @@
       </w:tcPr>
     </w:tblStylePr>
   </w:style>
-  <w:style w:type="table" w:styleId="119">
+  <w:style w:type="table" w:styleId="808">
     <w:name w:val="Lined - Accent 2"/>
-    <w:basedOn w:val="666"/>
+    <w:basedOn w:val="886"/>
     <w:uiPriority w:val="99"/>
     <w:pPr>
       <w:pBdr/>
@@ -27111,9 +30829,9 @@
       </w:tcPr>
     </w:tblStylePr>
   </w:style>
-  <w:style w:type="table" w:styleId="120">
+  <w:style w:type="table" w:styleId="809">
     <w:name w:val="Lined - Accent 3"/>
-    <w:basedOn w:val="666"/>
+    <w:basedOn w:val="886"/>
     <w:uiPriority w:val="99"/>
     <w:pPr>
       <w:pBdr/>
@@ -27348,9 +31066,9 @@
       </w:tcPr>
     </w:tblStylePr>
   </w:style>
-  <w:style w:type="table" w:styleId="121">
+  <w:style w:type="table" w:styleId="810">
     <w:name w:val="Lined - Accent 4"/>
-    <w:basedOn w:val="666"/>
+    <w:basedOn w:val="886"/>
     <w:uiPriority w:val="99"/>
     <w:pPr>
       <w:pBdr/>
@@ -27585,9 +31303,9 @@
       </w:tcPr>
     </w:tblStylePr>
   </w:style>
-  <w:style w:type="table" w:styleId="122">
+  <w:style w:type="table" w:styleId="811">
     <w:name w:val="Lined - Accent 5"/>
-    <w:basedOn w:val="666"/>
+    <w:basedOn w:val="886"/>
     <w:uiPriority w:val="99"/>
     <w:pPr>
       <w:pBdr/>
@@ -27822,9 +31540,9 @@
       </w:tcPr>
     </w:tblStylePr>
   </w:style>
-  <w:style w:type="table" w:styleId="123">
+  <w:style w:type="table" w:styleId="812">
     <w:name w:val="Lined - Accent 6"/>
-    <w:basedOn w:val="666"/>
+    <w:basedOn w:val="886"/>
     <w:uiPriority w:val="99"/>
     <w:pPr>
       <w:pBdr/>
@@ -28059,9 +31777,9 @@
       </w:tcPr>
     </w:tblStylePr>
   </w:style>
-  <w:style w:type="table" w:styleId="124">
+  <w:style w:type="table" w:styleId="813">
     <w:name w:val="Bordered &amp; Lined - Accent"/>
-    <w:basedOn w:val="666"/>
+    <w:basedOn w:val="886"/>
     <w:uiPriority w:val="99"/>
     <w:pPr>
       <w:pBdr/>
@@ -28303,9 +32021,9 @@
       </w:tcPr>
     </w:tblStylePr>
   </w:style>
-  <w:style w:type="table" w:styleId="125">
+  <w:style w:type="table" w:styleId="814">
     <w:name w:val="Bordered &amp; Lined - Accent 1"/>
-    <w:basedOn w:val="666"/>
+    <w:basedOn w:val="886"/>
     <w:uiPriority w:val="99"/>
     <w:pPr>
       <w:pBdr/>
@@ -28547,9 +32265,9 @@
       </w:tcPr>
     </w:tblStylePr>
   </w:style>
-  <w:style w:type="table" w:styleId="126">
+  <w:style w:type="table" w:styleId="815">
     <w:name w:val="Bordered &amp; Lined - Accent 2"/>
-    <w:basedOn w:val="666"/>
+    <w:basedOn w:val="886"/>
     <w:uiPriority w:val="99"/>
     <w:pPr>
       <w:pBdr/>
@@ -28791,9 +32509,9 @@
       </w:tcPr>
     </w:tblStylePr>
   </w:style>
-  <w:style w:type="table" w:styleId="127">
+  <w:style w:type="table" w:styleId="816">
     <w:name w:val="Bordered &amp; Lined - Accent 3"/>
-    <w:basedOn w:val="666"/>
+    <w:basedOn w:val="886"/>
     <w:uiPriority w:val="99"/>
     <w:pPr>
       <w:pBdr/>
@@ -29035,9 +32753,9 @@
       </w:tcPr>
     </w:tblStylePr>
   </w:style>
-  <w:style w:type="table" w:styleId="128">
+  <w:style w:type="table" w:styleId="817">
     <w:name w:val="Bordered &amp; Lined - Accent 4"/>
-    <w:basedOn w:val="666"/>
+    <w:basedOn w:val="886"/>
     <w:uiPriority w:val="99"/>
     <w:pPr>
       <w:pBdr/>
@@ -29279,9 +32997,9 @@
       </w:tcPr>
     </w:tblStylePr>
   </w:style>
-  <w:style w:type="table" w:styleId="129">
+  <w:style w:type="table" w:styleId="818">
     <w:name w:val="Bordered &amp; Lined - Accent 5"/>
-    <w:basedOn w:val="666"/>
+    <w:basedOn w:val="886"/>
     <w:uiPriority w:val="99"/>
     <w:pPr>
       <w:pBdr/>
@@ -29523,9 +33241,9 @@
       </w:tcPr>
     </w:tblStylePr>
   </w:style>
-  <w:style w:type="table" w:styleId="130">
+  <w:style w:type="table" w:styleId="819">
     <w:name w:val="Bordered &amp; Lined - Accent 6"/>
-    <w:basedOn w:val="666"/>
+    <w:basedOn w:val="886"/>
     <w:uiPriority w:val="99"/>
     <w:pPr>
       <w:pBdr/>
@@ -29767,9 +33485,9 @@
       </w:tcPr>
     </w:tblStylePr>
   </w:style>
-  <w:style w:type="table" w:styleId="131">
+  <w:style w:type="table" w:styleId="820">
     <w:name w:val="Bordered"/>
-    <w:basedOn w:val="666"/>
+    <w:basedOn w:val="886"/>
     <w:uiPriority w:val="99"/>
     <w:pPr>
       <w:pBdr/>
@@ -29998,9 +33716,9 @@
       </w:tcPr>
     </w:tblStylePr>
   </w:style>
-  <w:style w:type="table" w:styleId="132">
+  <w:style w:type="table" w:styleId="821">
     <w:name w:val="Bordered - Accent 1"/>
-    <w:basedOn w:val="666"/>
+    <w:basedOn w:val="886"/>
     <w:uiPriority w:val="99"/>
     <w:pPr>
       <w:pBdr/>
@@ -30229,9 +33947,9 @@
       </w:tcPr>
     </w:tblStylePr>
   </w:style>
-  <w:style w:type="table" w:styleId="133">
+  <w:style w:type="table" w:styleId="822">
     <w:name w:val="Bordered - Accent 2"/>
-    <w:basedOn w:val="666"/>
+    <w:basedOn w:val="886"/>
     <w:uiPriority w:val="99"/>
     <w:pPr>
       <w:pBdr/>
@@ -30460,9 +34178,9 @@
       </w:tcPr>
     </w:tblStylePr>
   </w:style>
-  <w:style w:type="table" w:styleId="134">
+  <w:style w:type="table" w:styleId="823">
     <w:name w:val="Bordered - Accent 3"/>
-    <w:basedOn w:val="666"/>
+    <w:basedOn w:val="886"/>
     <w:uiPriority w:val="99"/>
     <w:pPr>
       <w:pBdr/>
@@ -30691,9 +34409,9 @@
       </w:tcPr>
     </w:tblStylePr>
   </w:style>
-  <w:style w:type="table" w:styleId="135">
+  <w:style w:type="table" w:styleId="824">
     <w:name w:val="Bordered - Accent 4"/>
-    <w:basedOn w:val="666"/>
+    <w:basedOn w:val="886"/>
     <w:uiPriority w:val="99"/>
     <w:pPr>
       <w:pBdr/>
@@ -30922,9 +34640,9 @@
       </w:tcPr>
     </w:tblStylePr>
   </w:style>
-  <w:style w:type="table" w:styleId="136">
+  <w:style w:type="table" w:styleId="825">
     <w:name w:val="Bordered - Accent 5"/>
-    <w:basedOn w:val="666"/>
+    <w:basedOn w:val="886"/>
     <w:uiPriority w:val="99"/>
     <w:pPr>
       <w:pBdr/>
@@ -31153,9 +34871,9 @@
       </w:tcPr>
     </w:tblStylePr>
   </w:style>
-  <w:style w:type="table" w:styleId="137">
+  <w:style w:type="table" w:styleId="826">
     <w:name w:val="Bordered - Accent 6"/>
-    <w:basedOn w:val="666"/>
+    <w:basedOn w:val="886"/>
     <w:uiPriority w:val="99"/>
     <w:pPr>
       <w:pBdr/>
@@ -31384,11 +35102,11 @@
       </w:tcPr>
     </w:tblStylePr>
   </w:style>
-  <w:style w:type="paragraph" w:styleId="141">
+  <w:style w:type="paragraph" w:styleId="827">
     <w:name w:val="Heading 3"/>
-    <w:basedOn w:val="664"/>
-    <w:next w:val="664"/>
-    <w:link w:val="152"/>
+    <w:basedOn w:val="884"/>
+    <w:next w:val="884"/>
+    <w:link w:val="836"/>
     <w:uiPriority w:val="9"/>
     <w:unhideWhenUsed/>
     <w:qFormat/>
@@ -31407,11 +35125,11 @@
       <w:szCs w:val="28"/>
     </w:rPr>
   </w:style>
-  <w:style w:type="paragraph" w:styleId="142">
+  <w:style w:type="paragraph" w:styleId="828">
     <w:name w:val="Heading 4"/>
-    <w:basedOn w:val="664"/>
-    <w:next w:val="664"/>
-    <w:link w:val="153"/>
+    <w:basedOn w:val="884"/>
+    <w:next w:val="884"/>
+    <w:link w:val="837"/>
     <w:uiPriority w:val="9"/>
     <w:unhideWhenUsed/>
     <w:qFormat/>
@@ -31430,11 +35148,11 @@
       <w:color w:val="0f4761" w:themeColor="accent1" w:themeShade="BF"/>
     </w:rPr>
   </w:style>
-  <w:style w:type="paragraph" w:styleId="143">
+  <w:style w:type="paragraph" w:styleId="829">
     <w:name w:val="Heading 5"/>
-    <w:basedOn w:val="664"/>
-    <w:next w:val="664"/>
-    <w:link w:val="154"/>
+    <w:basedOn w:val="884"/>
+    <w:next w:val="884"/>
+    <w:link w:val="838"/>
     <w:uiPriority w:val="9"/>
     <w:unhideWhenUsed/>
     <w:qFormat/>
@@ -31451,11 +35169,11 @@
       <w:color w:val="0f4761" w:themeColor="accent1" w:themeShade="BF"/>
     </w:rPr>
   </w:style>
-  <w:style w:type="paragraph" w:styleId="144">
+  <w:style w:type="paragraph" w:styleId="830">
     <w:name w:val="Heading 6"/>
-    <w:basedOn w:val="664"/>
-    <w:next w:val="664"/>
-    <w:link w:val="155"/>
+    <w:basedOn w:val="884"/>
+    <w:next w:val="884"/>
+    <w:link w:val="839"/>
     <w:uiPriority w:val="9"/>
     <w:unhideWhenUsed/>
     <w:qFormat/>
@@ -31474,11 +35192,11 @@
       <w:color w:val="595959" w:themeColor="text1" w:themeTint="A6"/>
     </w:rPr>
   </w:style>
-  <w:style w:type="paragraph" w:styleId="145">
+  <w:style w:type="paragraph" w:styleId="831">
     <w:name w:val="Heading 7"/>
-    <w:basedOn w:val="664"/>
-    <w:next w:val="664"/>
-    <w:link w:val="156"/>
+    <w:basedOn w:val="884"/>
+    <w:next w:val="884"/>
+    <w:link w:val="840"/>
     <w:uiPriority w:val="9"/>
     <w:unhideWhenUsed/>
     <w:qFormat/>
@@ -31495,11 +35213,11 @@
       <w:color w:val="595959" w:themeColor="text1" w:themeTint="A6"/>
     </w:rPr>
   </w:style>
-  <w:style w:type="paragraph" w:styleId="146">
+  <w:style w:type="paragraph" w:styleId="832">
     <w:name w:val="Heading 8"/>
-    <w:basedOn w:val="664"/>
-    <w:next w:val="664"/>
-    <w:link w:val="157"/>
+    <w:basedOn w:val="884"/>
+    <w:next w:val="884"/>
+    <w:link w:val="841"/>
     <w:uiPriority w:val="9"/>
     <w:unhideWhenUsed/>
     <w:qFormat/>
@@ -31518,11 +35236,11 @@
       <w:color w:val="272727" w:themeColor="text1" w:themeTint="D8"/>
     </w:rPr>
   </w:style>
-  <w:style w:type="paragraph" w:styleId="147">
+  <w:style w:type="paragraph" w:styleId="833">
     <w:name w:val="Heading 9"/>
-    <w:basedOn w:val="664"/>
-    <w:next w:val="664"/>
-    <w:link w:val="158"/>
+    <w:basedOn w:val="884"/>
+    <w:next w:val="884"/>
+    <w:link w:val="842"/>
     <w:uiPriority w:val="9"/>
     <w:unhideWhenUsed/>
     <w:qFormat/>
@@ -31541,10 +35259,10 @@
       <w:color w:val="272727" w:themeColor="text1" w:themeTint="D8"/>
     </w:rPr>
   </w:style>
-  <w:style w:type="character" w:styleId="150">
+  <w:style w:type="character" w:styleId="834">
     <w:name w:val="Heading 1 Char"/>
-    <w:basedOn w:val="665"/>
-    <w:link w:val="669"/>
+    <w:basedOn w:val="885"/>
+    <w:link w:val="889"/>
     <w:uiPriority w:val="9"/>
     <w:pPr>
       <w:pBdr/>
@@ -31558,10 +35276,10 @@
       <w:szCs w:val="40"/>
     </w:rPr>
   </w:style>
-  <w:style w:type="character" w:styleId="151">
+  <w:style w:type="character" w:styleId="835">
     <w:name w:val="Heading 2 Char"/>
-    <w:basedOn w:val="665"/>
-    <w:link w:val="670"/>
+    <w:basedOn w:val="885"/>
+    <w:link w:val="890"/>
     <w:uiPriority w:val="9"/>
     <w:pPr>
       <w:pBdr/>
@@ -31575,10 +35293,10 @@
       <w:szCs w:val="32"/>
     </w:rPr>
   </w:style>
-  <w:style w:type="character" w:styleId="152">
+  <w:style w:type="character" w:styleId="836">
     <w:name w:val="Heading 3 Char"/>
-    <w:basedOn w:val="665"/>
-    <w:link w:val="141"/>
+    <w:basedOn w:val="885"/>
+    <w:link w:val="827"/>
     <w:uiPriority w:val="9"/>
     <w:pPr>
       <w:pBdr/>
@@ -31592,10 +35310,10 @@
       <w:szCs w:val="28"/>
     </w:rPr>
   </w:style>
-  <w:style w:type="character" w:styleId="153">
+  <w:style w:type="character" w:styleId="837">
     <w:name w:val="Heading 4 Char"/>
-    <w:basedOn w:val="665"/>
-    <w:link w:val="142"/>
+    <w:basedOn w:val="885"/>
+    <w:link w:val="828"/>
     <w:uiPriority w:val="9"/>
     <w:pPr>
       <w:pBdr/>
@@ -31609,10 +35327,10 @@
       <w:color w:val="0f4761" w:themeColor="accent1" w:themeShade="BF"/>
     </w:rPr>
   </w:style>
-  <w:style w:type="character" w:styleId="154">
+  <w:style w:type="character" w:styleId="838">
     <w:name w:val="Heading 5 Char"/>
-    <w:basedOn w:val="665"/>
-    <w:link w:val="143"/>
+    <w:basedOn w:val="885"/>
+    <w:link w:val="829"/>
     <w:uiPriority w:val="9"/>
     <w:pPr>
       <w:pBdr/>
@@ -31624,10 +35342,10 @@
       <w:color w:val="0f4761" w:themeColor="accent1" w:themeShade="BF"/>
     </w:rPr>
   </w:style>
-  <w:style w:type="character" w:styleId="155">
+  <w:style w:type="character" w:styleId="839">
     <w:name w:val="Heading 6 Char"/>
-    <w:basedOn w:val="665"/>
-    <w:link w:val="144"/>
+    <w:basedOn w:val="885"/>
+    <w:link w:val="830"/>
     <w:uiPriority w:val="9"/>
     <w:pPr>
       <w:pBdr/>
@@ -31641,10 +35359,10 @@
       <w:color w:val="595959" w:themeColor="text1" w:themeTint="A6"/>
     </w:rPr>
   </w:style>
-  <w:style w:type="character" w:styleId="156">
+  <w:style w:type="character" w:styleId="840">
     <w:name w:val="Heading 7 Char"/>
-    <w:basedOn w:val="665"/>
-    <w:link w:val="145"/>
+    <w:basedOn w:val="885"/>
+    <w:link w:val="831"/>
     <w:uiPriority w:val="9"/>
     <w:pPr>
       <w:pBdr/>
@@ -31656,10 +35374,10 @@
       <w:color w:val="595959" w:themeColor="text1" w:themeTint="A6"/>
     </w:rPr>
   </w:style>
-  <w:style w:type="character" w:styleId="157">
+  <w:style w:type="character" w:styleId="841">
     <w:name w:val="Heading 8 Char"/>
-    <w:basedOn w:val="665"/>
-    <w:link w:val="146"/>
+    <w:basedOn w:val="885"/>
+    <w:link w:val="832"/>
     <w:uiPriority w:val="9"/>
     <w:pPr>
       <w:pBdr/>
@@ -31673,10 +35391,10 @@
       <w:color w:val="272727" w:themeColor="text1" w:themeTint="D8"/>
     </w:rPr>
   </w:style>
-  <w:style w:type="character" w:styleId="158">
+  <w:style w:type="character" w:styleId="842">
     <w:name w:val="Heading 9 Char"/>
-    <w:basedOn w:val="665"/>
-    <w:link w:val="147"/>
+    <w:basedOn w:val="885"/>
+    <w:link w:val="833"/>
     <w:uiPriority w:val="9"/>
     <w:pPr>
       <w:pBdr/>
@@ -31690,11 +35408,11 @@
       <w:color w:val="272727" w:themeColor="text1" w:themeTint="D8"/>
     </w:rPr>
   </w:style>
-  <w:style w:type="paragraph" w:styleId="159">
+  <w:style w:type="paragraph" w:styleId="843">
     <w:name w:val="Title"/>
-    <w:basedOn w:val="664"/>
-    <w:next w:val="664"/>
-    <w:link w:val="160"/>
+    <w:basedOn w:val="884"/>
+    <w:next w:val="884"/>
+    <w:link w:val="844"/>
     <w:uiPriority w:val="10"/>
     <w:qFormat/>
     <w:pPr>
@@ -31710,10 +35428,10 @@
       <w:szCs w:val="56"/>
     </w:rPr>
   </w:style>
-  <w:style w:type="character" w:styleId="160">
+  <w:style w:type="character" w:styleId="844">
     <w:name w:val="Title Char"/>
-    <w:basedOn w:val="665"/>
-    <w:link w:val="159"/>
+    <w:basedOn w:val="885"/>
+    <w:link w:val="843"/>
     <w:uiPriority w:val="10"/>
     <w:pPr>
       <w:pBdr/>
@@ -31727,11 +35445,11 @@
       <w:szCs w:val="56"/>
     </w:rPr>
   </w:style>
-  <w:style w:type="paragraph" w:styleId="161">
+  <w:style w:type="paragraph" w:styleId="845">
     <w:name w:val="Subtitle"/>
-    <w:basedOn w:val="664"/>
-    <w:next w:val="664"/>
-    <w:link w:val="162"/>
+    <w:basedOn w:val="884"/>
+    <w:next w:val="884"/>
+    <w:link w:val="846"/>
     <w:uiPriority w:val="11"/>
     <w:qFormat/>
     <w:pPr>
@@ -31749,10 +35467,10 @@
       <w:szCs w:val="28"/>
     </w:rPr>
   </w:style>
-  <w:style w:type="character" w:styleId="162">
+  <w:style w:type="character" w:styleId="846">
     <w:name w:val="Subtitle Char"/>
-    <w:basedOn w:val="665"/>
-    <w:link w:val="161"/>
+    <w:basedOn w:val="885"/>
+    <w:link w:val="845"/>
     <w:uiPriority w:val="11"/>
     <w:pPr>
       <w:pBdr/>
@@ -31766,11 +35484,11 @@
       <w:szCs w:val="28"/>
     </w:rPr>
   </w:style>
-  <w:style w:type="paragraph" w:styleId="163">
+  <w:style w:type="paragraph" w:styleId="847">
     <w:name w:val="Quote"/>
-    <w:basedOn w:val="664"/>
-    <w:next w:val="664"/>
-    <w:link w:val="164"/>
+    <w:basedOn w:val="884"/>
+    <w:next w:val="884"/>
+    <w:link w:val="848"/>
     <w:uiPriority w:val="29"/>
     <w:qFormat/>
     <w:pPr>
@@ -31785,10 +35503,10 @@
       <w:color w:val="404040" w:themeColor="text1" w:themeTint="BF"/>
     </w:rPr>
   </w:style>
-  <w:style w:type="character" w:styleId="164">
+  <w:style w:type="character" w:styleId="848">
     <w:name w:val="Quote Char"/>
-    <w:basedOn w:val="665"/>
-    <w:link w:val="163"/>
+    <w:basedOn w:val="885"/>
+    <w:link w:val="847"/>
     <w:uiPriority w:val="29"/>
     <w:pPr>
       <w:pBdr/>
@@ -31801,9 +35519,9 @@
       <w:color w:val="404040" w:themeColor="text1" w:themeTint="BF"/>
     </w:rPr>
   </w:style>
-  <w:style w:type="paragraph" w:styleId="165">
+  <w:style w:type="paragraph" w:styleId="849">
     <w:name w:val="List Paragraph"/>
-    <w:basedOn w:val="664"/>
+    <w:basedOn w:val="884"/>
     <w:uiPriority w:val="34"/>
     <w:qFormat/>
     <w:pPr>
@@ -31813,9 +35531,9 @@
       <w:contextualSpacing w:val="true"/>
     </w:pPr>
   </w:style>
-  <w:style w:type="character" w:styleId="166">
+  <w:style w:type="character" w:styleId="850">
     <w:name w:val="Intense Emphasis"/>
-    <w:basedOn w:val="665"/>
+    <w:basedOn w:val="885"/>
     <w:uiPriority w:val="21"/>
     <w:qFormat/>
     <w:pPr>
@@ -31829,11 +35547,11 @@
       <w:color w:val="0f4761" w:themeColor="accent1" w:themeShade="BF"/>
     </w:rPr>
   </w:style>
-  <w:style w:type="paragraph" w:styleId="167">
+  <w:style w:type="paragraph" w:styleId="851">
     <w:name w:val="Intense Quote"/>
-    <w:basedOn w:val="664"/>
-    <w:next w:val="664"/>
-    <w:link w:val="168"/>
+    <w:basedOn w:val="884"/>
+    <w:next w:val="884"/>
+    <w:link w:val="852"/>
     <w:uiPriority w:val="30"/>
     <w:qFormat/>
     <w:pPr>
@@ -31851,10 +35569,10 @@
       <w:color w:val="0f4761" w:themeColor="accent1" w:themeShade="BF"/>
     </w:rPr>
   </w:style>
-  <w:style w:type="character" w:styleId="168">
+  <w:style w:type="character" w:styleId="852">
     <w:name w:val="Intense Quote Char"/>
-    <w:basedOn w:val="665"/>
-    <w:link w:val="167"/>
+    <w:basedOn w:val="885"/>
+    <w:link w:val="851"/>
     <w:uiPriority w:val="30"/>
     <w:pPr>
       <w:pBdr/>
@@ -31867,9 +35585,9 @@
       <w:color w:val="0f4761" w:themeColor="accent1" w:themeShade="BF"/>
     </w:rPr>
   </w:style>
-  <w:style w:type="character" w:styleId="169">
+  <w:style w:type="character" w:styleId="853">
     <w:name w:val="Intense Reference"/>
-    <w:basedOn w:val="665"/>
+    <w:basedOn w:val="885"/>
     <w:uiPriority w:val="32"/>
     <w:qFormat/>
     <w:pPr>
@@ -31885,9 +35603,9 @@
       <w:spacing w:val="5"/>
     </w:rPr>
   </w:style>
-  <w:style w:type="paragraph" w:styleId="170">
+  <w:style w:type="paragraph" w:styleId="854">
     <w:name w:val="No Spacing"/>
-    <w:basedOn w:val="664"/>
+    <w:basedOn w:val="884"/>
     <w:uiPriority w:val="1"/>
     <w:qFormat/>
     <w:pPr>
@@ -31896,9 +35614,9 @@
       <w:ind/>
     </w:pPr>
   </w:style>
-  <w:style w:type="character" w:styleId="171">
+  <w:style w:type="character" w:styleId="855">
     <w:name w:val="Subtle Emphasis"/>
-    <w:basedOn w:val="665"/>
+    <w:basedOn w:val="885"/>
     <w:uiPriority w:val="19"/>
     <w:qFormat/>
     <w:pPr>
@@ -31912,9 +35630,9 @@
       <w:color w:val="404040" w:themeColor="text1" w:themeTint="BF"/>
     </w:rPr>
   </w:style>
-  <w:style w:type="character" w:styleId="172">
+  <w:style w:type="character" w:styleId="856">
     <w:name w:val="Emphasis"/>
-    <w:basedOn w:val="665"/>
+    <w:basedOn w:val="885"/>
     <w:uiPriority w:val="20"/>
     <w:qFormat/>
     <w:pPr>
@@ -31927,9 +35645,9 @@
       <w:iCs/>
     </w:rPr>
   </w:style>
-  <w:style w:type="character" w:styleId="173">
+  <w:style w:type="character" w:styleId="857">
     <w:name w:val="Strong"/>
-    <w:basedOn w:val="665"/>
+    <w:basedOn w:val="885"/>
     <w:uiPriority w:val="22"/>
     <w:qFormat/>
     <w:pPr>
@@ -31942,9 +35660,9 @@
       <w:bCs/>
     </w:rPr>
   </w:style>
-  <w:style w:type="character" w:styleId="174">
+  <w:style w:type="character" w:styleId="858">
     <w:name w:val="Subtle Reference"/>
-    <w:basedOn w:val="665"/>
+    <w:basedOn w:val="885"/>
     <w:uiPriority w:val="31"/>
     <w:qFormat/>
     <w:pPr>
@@ -31957,9 +35675,9 @@
       <w:color w:val="5a5a5a" w:themeColor="text1" w:themeTint="A5"/>
     </w:rPr>
   </w:style>
-  <w:style w:type="character" w:styleId="175">
+  <w:style w:type="character" w:styleId="859">
     <w:name w:val="Book Title"/>
-    <w:basedOn w:val="665"/>
+    <w:basedOn w:val="885"/>
     <w:uiPriority w:val="33"/>
     <w:qFormat/>
     <w:pPr>
@@ -31975,10 +35693,10 @@
       <w:spacing w:val="5"/>
     </w:rPr>
   </w:style>
-  <w:style w:type="paragraph" w:styleId="176">
+  <w:style w:type="paragraph" w:styleId="860">
     <w:name w:val="Header"/>
-    <w:basedOn w:val="664"/>
-    <w:link w:val="177"/>
+    <w:basedOn w:val="884"/>
+    <w:link w:val="861"/>
     <w:uiPriority w:val="99"/>
     <w:unhideWhenUsed/>
     <w:pPr>
@@ -31991,10 +35709,10 @@
       <w:ind/>
     </w:pPr>
   </w:style>
-  <w:style w:type="character" w:styleId="177">
+  <w:style w:type="character" w:styleId="861">
     <w:name w:val="Header Char"/>
-    <w:basedOn w:val="665"/>
-    <w:link w:val="176"/>
+    <w:basedOn w:val="885"/>
+    <w:link w:val="860"/>
     <w:uiPriority w:val="99"/>
     <w:pPr>
       <w:pBdr/>
@@ -32002,10 +35720,10 @@
       <w:ind/>
     </w:pPr>
   </w:style>
-  <w:style w:type="paragraph" w:styleId="178">
+  <w:style w:type="paragraph" w:styleId="862">
     <w:name w:val="Footer"/>
-    <w:basedOn w:val="664"/>
-    <w:link w:val="179"/>
+    <w:basedOn w:val="884"/>
+    <w:link w:val="863"/>
     <w:uiPriority w:val="99"/>
     <w:unhideWhenUsed/>
     <w:pPr>
@@ -32018,10 +35736,10 @@
       <w:ind/>
     </w:pPr>
   </w:style>
-  <w:style w:type="character" w:styleId="179">
+  <w:style w:type="character" w:styleId="863">
     <w:name w:val="Footer Char"/>
-    <w:basedOn w:val="665"/>
-    <w:link w:val="178"/>
+    <w:basedOn w:val="885"/>
+    <w:link w:val="862"/>
     <w:uiPriority w:val="99"/>
     <w:pPr>
       <w:pBdr/>
@@ -32029,10 +35747,10 @@
       <w:ind/>
     </w:pPr>
   </w:style>
-  <w:style w:type="paragraph" w:styleId="180">
+  <w:style w:type="paragraph" w:styleId="864">
     <w:name w:val="Caption"/>
-    <w:basedOn w:val="664"/>
-    <w:next w:val="664"/>
+    <w:basedOn w:val="884"/>
+    <w:next w:val="884"/>
     <w:uiPriority w:val="35"/>
     <w:unhideWhenUsed/>
     <w:qFormat/>
@@ -32049,10 +35767,10 @@
       <w:szCs w:val="18"/>
     </w:rPr>
   </w:style>
-  <w:style w:type="paragraph" w:styleId="181">
+  <w:style w:type="paragraph" w:styleId="865">
     <w:name w:val="footnote text"/>
-    <w:basedOn w:val="664"/>
-    <w:link w:val="182"/>
+    <w:basedOn w:val="884"/>
+    <w:link w:val="866"/>
     <w:uiPriority w:val="99"/>
     <w:semiHidden/>
     <w:unhideWhenUsed/>
@@ -32066,10 +35784,10 @@
       <w:szCs w:val="20"/>
     </w:rPr>
   </w:style>
-  <w:style w:type="character" w:styleId="182">
+  <w:style w:type="character" w:styleId="866">
     <w:name w:val="Footnote Text Char"/>
-    <w:basedOn w:val="665"/>
-    <w:link w:val="181"/>
+    <w:basedOn w:val="885"/>
+    <w:link w:val="865"/>
     <w:uiPriority w:val="99"/>
     <w:semiHidden/>
     <w:pPr>
@@ -32082,9 +35800,9 @@
       <w:szCs w:val="20"/>
     </w:rPr>
   </w:style>
-  <w:style w:type="character" w:styleId="183">
+  <w:style w:type="character" w:styleId="867">
     <w:name w:val="footnote reference"/>
-    <w:basedOn w:val="665"/>
+    <w:basedOn w:val="885"/>
     <w:uiPriority w:val="99"/>
     <w:semiHidden/>
     <w:unhideWhenUsed/>
@@ -32097,10 +35815,10 @@
       <w:vertAlign w:val="superscript"/>
     </w:rPr>
   </w:style>
-  <w:style w:type="paragraph" w:styleId="184">
+  <w:style w:type="paragraph" w:styleId="868">
     <w:name w:val="endnote text"/>
-    <w:basedOn w:val="664"/>
-    <w:link w:val="185"/>
+    <w:basedOn w:val="884"/>
+    <w:link w:val="869"/>
     <w:uiPriority w:val="99"/>
     <w:semiHidden/>
     <w:unhideWhenUsed/>
@@ -32114,10 +35832,10 @@
       <w:szCs w:val="20"/>
     </w:rPr>
   </w:style>
-  <w:style w:type="character" w:styleId="185">
+  <w:style w:type="character" w:styleId="869">
     <w:name w:val="Endnote Text Char"/>
-    <w:basedOn w:val="665"/>
-    <w:link w:val="184"/>
+    <w:basedOn w:val="885"/>
+    <w:link w:val="868"/>
     <w:uiPriority w:val="99"/>
     <w:semiHidden/>
     <w:pPr>
@@ -32130,9 +35848,9 @@
       <w:szCs w:val="20"/>
     </w:rPr>
   </w:style>
-  <w:style w:type="character" w:styleId="186">
+  <w:style w:type="character" w:styleId="870">
     <w:name w:val="endnote reference"/>
-    <w:basedOn w:val="665"/>
+    <w:basedOn w:val="885"/>
     <w:uiPriority w:val="99"/>
     <w:semiHidden/>
     <w:unhideWhenUsed/>
@@ -32145,9 +35863,9 @@
       <w:vertAlign w:val="superscript"/>
     </w:rPr>
   </w:style>
-  <w:style w:type="character" w:styleId="187">
+  <w:style w:type="character" w:styleId="871">
     <w:name w:val="Hyperlink"/>
-    <w:basedOn w:val="665"/>
+    <w:basedOn w:val="885"/>
     <w:uiPriority w:val="99"/>
     <w:unhideWhenUsed/>
     <w:pPr>
@@ -32160,9 +35878,9 @@
       <w:u w:val="single"/>
     </w:rPr>
   </w:style>
-  <w:style w:type="character" w:styleId="188">
+  <w:style w:type="character" w:styleId="872">
     <w:name w:val="FollowedHyperlink"/>
-    <w:basedOn w:val="665"/>
+    <w:basedOn w:val="885"/>
     <w:uiPriority w:val="99"/>
     <w:semiHidden/>
     <w:unhideWhenUsed/>
@@ -32176,10 +35894,10 @@
       <w:u w:val="single"/>
     </w:rPr>
   </w:style>
-  <w:style w:type="paragraph" w:styleId="190">
+  <w:style w:type="paragraph" w:styleId="873">
     <w:name w:val="toc 2"/>
-    <w:basedOn w:val="664"/>
-    <w:next w:val="664"/>
+    <w:basedOn w:val="884"/>
+    <w:next w:val="884"/>
     <w:uiPriority w:val="39"/>
     <w:unhideWhenUsed/>
     <w:pPr>
@@ -32188,10 +35906,10 @@
       <w:ind w:left="220"/>
     </w:pPr>
   </w:style>
-  <w:style w:type="paragraph" w:styleId="191">
+  <w:style w:type="paragraph" w:styleId="874">
     <w:name w:val="toc 3"/>
-    <w:basedOn w:val="664"/>
-    <w:next w:val="664"/>
+    <w:basedOn w:val="884"/>
+    <w:next w:val="884"/>
     <w:uiPriority w:val="39"/>
     <w:unhideWhenUsed/>
     <w:pPr>
@@ -32200,10 +35918,10 @@
       <w:ind w:left="440"/>
     </w:pPr>
   </w:style>
-  <w:style w:type="paragraph" w:styleId="192">
+  <w:style w:type="paragraph" w:styleId="875">
     <w:name w:val="toc 4"/>
-    <w:basedOn w:val="664"/>
-    <w:next w:val="664"/>
+    <w:basedOn w:val="884"/>
+    <w:next w:val="884"/>
     <w:uiPriority w:val="39"/>
     <w:unhideWhenUsed/>
     <w:pPr>
@@ -32212,10 +35930,10 @@
       <w:ind w:left="660"/>
     </w:pPr>
   </w:style>
-  <w:style w:type="paragraph" w:styleId="193">
+  <w:style w:type="paragraph" w:styleId="876">
     <w:name w:val="toc 5"/>
-    <w:basedOn w:val="664"/>
-    <w:next w:val="664"/>
+    <w:basedOn w:val="884"/>
+    <w:next w:val="884"/>
     <w:uiPriority w:val="39"/>
     <w:unhideWhenUsed/>
     <w:pPr>
@@ -32224,10 +35942,10 @@
       <w:ind w:left="880"/>
     </w:pPr>
   </w:style>
-  <w:style w:type="paragraph" w:styleId="194">
+  <w:style w:type="paragraph" w:styleId="877">
     <w:name w:val="toc 6"/>
-    <w:basedOn w:val="664"/>
-    <w:next w:val="664"/>
+    <w:basedOn w:val="884"/>
+    <w:next w:val="884"/>
     <w:uiPriority w:val="39"/>
     <w:unhideWhenUsed/>
     <w:pPr>
@@ -32236,10 +35954,10 @@
       <w:ind w:left="1100"/>
     </w:pPr>
   </w:style>
-  <w:style w:type="paragraph" w:styleId="195">
+  <w:style w:type="paragraph" w:styleId="878">
     <w:name w:val="toc 7"/>
-    <w:basedOn w:val="664"/>
-    <w:next w:val="664"/>
+    <w:basedOn w:val="884"/>
+    <w:next w:val="884"/>
     <w:uiPriority w:val="39"/>
     <w:unhideWhenUsed/>
     <w:pPr>
@@ -32248,10 +35966,10 @@
       <w:ind w:left="1320"/>
     </w:pPr>
   </w:style>
-  <w:style w:type="paragraph" w:styleId="196">
+  <w:style w:type="paragraph" w:styleId="879">
     <w:name w:val="toc 8"/>
-    <w:basedOn w:val="664"/>
-    <w:next w:val="664"/>
+    <w:basedOn w:val="884"/>
+    <w:next w:val="884"/>
     <w:uiPriority w:val="39"/>
     <w:unhideWhenUsed/>
     <w:pPr>
@@ -32260,10 +35978,10 @@
       <w:ind w:left="1540"/>
     </w:pPr>
   </w:style>
-  <w:style w:type="paragraph" w:styleId="197">
+  <w:style w:type="paragraph" w:styleId="880">
     <w:name w:val="toc 9"/>
-    <w:basedOn w:val="664"/>
-    <w:next w:val="664"/>
+    <w:basedOn w:val="884"/>
+    <w:next w:val="884"/>
     <w:uiPriority w:val="39"/>
     <w:unhideWhenUsed/>
     <w:pPr>
@@ -32272,9 +35990,9 @@
       <w:ind w:left="1760"/>
     </w:pPr>
   </w:style>
-  <w:style w:type="character" w:styleId="198">
+  <w:style w:type="character" w:styleId="881">
     <w:name w:val="Placeholder Text"/>
-    <w:basedOn w:val="665"/>
+    <w:basedOn w:val="885"/>
     <w:uiPriority w:val="99"/>
     <w:semiHidden/>
     <w:pPr>
@@ -32286,7 +36004,7 @@
       <w:color w:val="666666"/>
     </w:rPr>
   </w:style>
-  <w:style w:type="paragraph" w:styleId="208">
+  <w:style w:type="paragraph" w:styleId="882">
     <w:name w:val="TOC Heading"/>
     <w:uiPriority w:val="39"/>
     <w:unhideWhenUsed/>
@@ -32296,10 +36014,10 @@
       <w:ind/>
     </w:pPr>
   </w:style>
-  <w:style w:type="paragraph" w:styleId="209">
+  <w:style w:type="paragraph" w:styleId="883">
     <w:name w:val="table of figures"/>
-    <w:basedOn w:val="664"/>
-    <w:next w:val="664"/>
+    <w:basedOn w:val="884"/>
+    <w:next w:val="884"/>
     <w:uiPriority w:val="99"/>
     <w:unhideWhenUsed/>
     <w:pPr>
@@ -32308,7 +36026,7 @@
       <w:ind/>
     </w:pPr>
   </w:style>
-  <w:style w:type="paragraph" w:styleId="664" w:default="1">
+  <w:style w:type="paragraph" w:styleId="884" w:default="1">
     <w:name w:val="Normal"/>
     <w:qFormat/>
     <w:pPr>
@@ -32317,7 +36035,7 @@
       <w:ind/>
     </w:pPr>
   </w:style>
-  <w:style w:type="character" w:styleId="665" w:default="1">
+  <w:style w:type="character" w:styleId="885" w:default="1">
     <w:name w:val="Default Paragraph Font"/>
     <w:uiPriority w:val="1"/>
     <w:semiHidden/>
@@ -32328,7 +36046,7 @@
       <w:ind/>
     </w:pPr>
   </w:style>
-  <w:style w:type="table" w:styleId="666" w:default="1">
+  <w:style w:type="table" w:styleId="886" w:default="1">
     <w:name w:val="Normal Table"/>
     <w:uiPriority w:val="99"/>
     <w:semiHidden/>
@@ -32521,7 +36239,7 @@
       </w:tcPr>
     </w:tblStylePr>
   </w:style>
-  <w:style w:type="numbering" w:styleId="667" w:default="1">
+  <w:style w:type="numbering" w:styleId="887" w:default="1">
     <w:name w:val="No List"/>
     <w:uiPriority w:val="99"/>
     <w:semiHidden/>
@@ -32532,10 +36250,10 @@
       <w:ind/>
     </w:pPr>
   </w:style>
-  <w:style w:type="paragraph" w:styleId="668">
+  <w:style w:type="paragraph" w:styleId="888">
     <w:name w:val="toc 1"/>
-    <w:basedOn w:val="664"/>
-    <w:next w:val="664"/>
+    <w:basedOn w:val="884"/>
+    <w:next w:val="884"/>
     <w:uiPriority w:val="39"/>
     <w:unhideWhenUsed/>
     <w:pPr>
@@ -32544,10 +36262,10 @@
       <w:ind/>
     </w:pPr>
   </w:style>
-  <w:style w:type="paragraph" w:styleId="669">
+  <w:style w:type="paragraph" w:styleId="889">
     <w:name w:val="Heading 1"/>
-    <w:basedOn w:val="664"/>
-    <w:next w:val="664"/>
+    <w:basedOn w:val="884"/>
+    <w:next w:val="884"/>
     <w:uiPriority w:val="9"/>
     <w:qFormat/>
     <w:pPr>
@@ -32565,10 +36283,10 @@
       <w:szCs w:val="40"/>
     </w:rPr>
   </w:style>
-  <w:style w:type="paragraph" w:styleId="670">
+  <w:style w:type="paragraph" w:styleId="890">
     <w:name w:val="Heading 2"/>
-    <w:basedOn w:val="664"/>
-    <w:next w:val="664"/>
+    <w:basedOn w:val="884"/>
+    <w:next w:val="884"/>
     <w:uiPriority w:val="9"/>
     <w:unhideWhenUsed/>
     <w:qFormat/>
